--- a/Documentation/Working_Documents/MMC60_Assistive_Switch_Maker_Guide.docx
+++ b/Documentation/Working_Documents/MMC60_Assistive_Switch_Maker_Guide.docx
@@ -1,14 +1,17 @@
 
 <file path=word/document.xml><?xml version="1.0" encoding="utf-8"?>
-<w:document xmlns:wpc="http://schemas.microsoft.com/office/word/2010/wordprocessingCanvas" xmlns:cx="http://schemas.microsoft.com/office/drawing/2014/chartex" xmlns:cx1="http://schemas.microsoft.com/office/drawing/2015/9/8/chartex" xmlns:cx2="http://schemas.microsoft.com/office/drawing/2015/10/21/chartex" xmlns:cx3="http://schemas.microsoft.com/office/drawing/2016/5/9/chartex" xmlns:cx4="http://schemas.microsoft.com/office/drawing/2016/5/10/chartex" xmlns:cx5="http://schemas.microsoft.com/office/drawing/2016/5/11/chartex" xmlns:cx6="http://schemas.microsoft.com/office/drawing/2016/5/12/chartex" xmlns:cx7="http://schemas.microsoft.com/office/drawing/2016/5/13/chartex" xmlns:cx8="http://schemas.microsoft.com/office/drawing/2016/5/14/chartex" xmlns:mc="http://schemas.openxmlformats.org/markup-compatibility/2006" xmlns:aink="http://schemas.microsoft.com/office/drawing/2016/ink" xmlns:am3d="http://schemas.microsoft.com/office/drawing/2017/model3d" xmlns:o="urn:schemas-microsoft-com:office:office" xmlns:oel="http://schemas.microsoft.com/office/2019/extlst" xmlns:r="http://schemas.openxmlformats.org/officeDocument/2006/relationships" xmlns:m="http://schemas.openxmlformats.org/officeDocument/2006/math" xmlns:v="urn:schemas-microsoft-com:vml" xmlns:wp14="http://schemas.microsoft.com/office/word/2010/wordprocessingDrawing" xmlns:wp="http://schemas.openxmlformats.org/drawingml/2006/wordprocessingDrawing" xmlns:w10="urn:schemas-microsoft-com:office:word" xmlns:w="http://schemas.openxmlformats.org/wordprocessingml/2006/main" xmlns:w14="http://schemas.microsoft.com/office/word/2010/wordml" xmlns:w15="http://schemas.microsoft.com/office/word/2012/wordml" xmlns:w16cex="http://schemas.microsoft.com/office/word/2018/wordml/cex" xmlns:w16cid="http://schemas.microsoft.com/office/word/2016/wordml/cid" xmlns:w16="http://schemas.microsoft.com/office/word/2018/wordml" xmlns:w16sdtdh="http://schemas.microsoft.com/office/word/2020/wordml/sdtdatahash" xmlns:w16se="http://schemas.microsoft.com/office/word/2015/wordml/symex" xmlns:wpg="http://schemas.microsoft.com/office/word/2010/wordprocessingGroup" xmlns:wpi="http://schemas.microsoft.com/office/word/2010/wordprocessingInk" xmlns:wne="http://schemas.microsoft.com/office/word/2006/wordml" xmlns:wps="http://schemas.microsoft.com/office/word/2010/wordprocessingShape" mc:Ignorable="w14 w15 w16se w16cid w16 w16cex w16sdtdh wp14">
+<w:document xmlns:wpc="http://schemas.microsoft.com/office/word/2010/wordprocessingCanvas" xmlns:cx="http://schemas.microsoft.com/office/drawing/2014/chartex" xmlns:cx1="http://schemas.microsoft.com/office/drawing/2015/9/8/chartex" xmlns:cx2="http://schemas.microsoft.com/office/drawing/2015/10/21/chartex" xmlns:cx3="http://schemas.microsoft.com/office/drawing/2016/5/9/chartex" xmlns:cx4="http://schemas.microsoft.com/office/drawing/2016/5/10/chartex" xmlns:cx5="http://schemas.microsoft.com/office/drawing/2016/5/11/chartex" xmlns:cx6="http://schemas.microsoft.com/office/drawing/2016/5/12/chartex" xmlns:cx7="http://schemas.microsoft.com/office/drawing/2016/5/13/chartex" xmlns:cx8="http://schemas.microsoft.com/office/drawing/2016/5/14/chartex" xmlns:mc="http://schemas.openxmlformats.org/markup-compatibility/2006" xmlns:aink="http://schemas.microsoft.com/office/drawing/2016/ink" xmlns:am3d="http://schemas.microsoft.com/office/drawing/2017/model3d" xmlns:o="urn:schemas-microsoft-com:office:office" xmlns:oel="http://schemas.microsoft.com/office/2019/extlst" xmlns:r="http://schemas.openxmlformats.org/officeDocument/2006/relationships" xmlns:m="http://schemas.openxmlformats.org/officeDocument/2006/math" xmlns:v="urn:schemas-microsoft-com:vml" xmlns:wp14="http://schemas.microsoft.com/office/word/2010/wordprocessingDrawing" xmlns:wp="http://schemas.openxmlformats.org/drawingml/2006/wordprocessingDrawing" xmlns:w10="urn:schemas-microsoft-com:office:word" xmlns:w="http://schemas.openxmlformats.org/wordprocessingml/2006/main" xmlns:w14="http://schemas.microsoft.com/office/word/2010/wordml" xmlns:w15="http://schemas.microsoft.com/office/word/2012/wordml" xmlns:w16cex="http://schemas.microsoft.com/office/word/2018/wordml/cex" xmlns:w16cid="http://schemas.microsoft.com/office/word/2016/wordml/cid" xmlns:w16="http://schemas.microsoft.com/office/word/2018/wordml" xmlns:w16du="http://schemas.microsoft.com/office/word/2023/wordml/word16du" xmlns:w16sdtdh="http://schemas.microsoft.com/office/word/2020/wordml/sdtdatahash" xmlns:w16sdtfl="http://schemas.microsoft.com/office/word/2024/wordml/sdtformatlock" xmlns:w16se="http://schemas.microsoft.com/office/word/2015/wordml/symex" xmlns:wpg="http://schemas.microsoft.com/office/word/2010/wordprocessingGroup" xmlns:wpi="http://schemas.microsoft.com/office/word/2010/wordprocessingInk" xmlns:wne="http://schemas.microsoft.com/office/word/2006/wordml" xmlns:wps="http://schemas.microsoft.com/office/word/2010/wordprocessingShape" mc:Ignorable="w14 w15 w16se w16cid w16 w16cex w16sdtdh w16sdtfl w16du wp14">
   <w:body>
     <w:p>
       <w:pPr>
         <w:pStyle w:val="Heading1"/>
       </w:pPr>
-      <w:bookmarkStart w:id="0" w:name="_Toc107822079"/>
-      <w:r>
-        <w:t>Overview</w:t>
+      <w:bookmarkStart w:id="0" w:name="_Toc221889200"/>
+      <w:r>
+        <w:t>O</w:t>
+      </w:r>
+      <w:r>
+        <w:t>verview</w:t>
       </w:r>
       <w:bookmarkEnd w:id="0"/>
     </w:p>
@@ -19,28 +22,97 @@
         </w:rPr>
       </w:pPr>
       <w:r>
-        <w:rPr>
-          <w:lang w:val="en-US"/>
-        </w:rPr>
         <w:t xml:space="preserve">This document contains the necessary information to build </w:t>
       </w:r>
       <w:r>
-        <w:rPr>
-          <w:lang w:val="en-US"/>
-        </w:rPr>
-        <w:t>the device.</w:t>
-      </w:r>
+        <w:t>the</w:t>
+      </w:r>
+      <w:r>
+        <w:t xml:space="preserve"> MMC60 Assistive Switch. The</w:t>
+      </w:r>
+      <w:r>
+        <w:t xml:space="preserve"> </w:t>
+      </w:r>
+      <w:r>
+        <w:rPr>
+          <w:lang w:val="en-US"/>
+        </w:rPr>
+        <w:t>MMC60 is an assistive switch with a 60 mm diameter top. It is meant to be a robust switch with an integrated ¼-20 mounting option for users who require a large, robust switch.</w:t>
+      </w:r>
+    </w:p>
+    <w:p>
+      <w:pPr>
+        <w:jc w:val="center"/>
+        <w:rPr>
+          <w:lang w:val="en-US"/>
+        </w:rPr>
+      </w:pPr>
+      <w:r>
+        <w:rPr>
+          <w:noProof/>
+          <w:lang w:val="en-US"/>
+        </w:rPr>
+        <w:drawing>
+          <wp:inline distT="0" distB="0" distL="0" distR="0" wp14:anchorId="453EFF57" wp14:editId="0B5C8182">
+            <wp:extent cx="5943600" cy="3402330"/>
+            <wp:effectExtent l="0" t="0" r="0" b="7620"/>
+            <wp:docPr id="301992869" name="Picture 1" descr="An MMC60 Assistive Switch sitting on a desk. The switch is a black cylinder with a green, circular top."/>
+            <wp:cNvGraphicFramePr>
+              <a:graphicFrameLocks xmlns:a="http://schemas.openxmlformats.org/drawingml/2006/main" noChangeAspect="1"/>
+            </wp:cNvGraphicFramePr>
+            <a:graphic xmlns:a="http://schemas.openxmlformats.org/drawingml/2006/main">
+              <a:graphicData uri="http://schemas.openxmlformats.org/drawingml/2006/picture">
+                <pic:pic xmlns:pic="http://schemas.openxmlformats.org/drawingml/2006/picture">
+                  <pic:nvPicPr>
+                    <pic:cNvPr id="301992869" name="Picture 1" descr="An MMC60 Assistive Switch sitting on a desk. The switch is a black cylinder with a green, circular top."/>
+                    <pic:cNvPicPr/>
+                  </pic:nvPicPr>
+                  <pic:blipFill>
+                    <a:blip r:embed="rId11">
+                      <a:extLst>
+                        <a:ext uri="{28A0092B-C50C-407E-A947-70E740481C1C}">
+                          <a14:useLocalDpi xmlns:a14="http://schemas.microsoft.com/office/drawing/2010/main" val="0"/>
+                        </a:ext>
+                      </a:extLst>
+                    </a:blip>
+                    <a:stretch>
+                      <a:fillRect/>
+                    </a:stretch>
+                  </pic:blipFill>
+                  <pic:spPr>
+                    <a:xfrm>
+                      <a:off x="0" y="0"/>
+                      <a:ext cx="5943600" cy="3402330"/>
+                    </a:xfrm>
+                    <a:prstGeom prst="rect">
+                      <a:avLst/>
+                    </a:prstGeom>
+                  </pic:spPr>
+                </pic:pic>
+              </a:graphicData>
+            </a:graphic>
+          </wp:inline>
+        </w:drawing>
+      </w:r>
+      <w:r>
+        <w:rPr>
+          <w:lang w:val="en-US"/>
+        </w:rPr>
+        <w:br w:type="page"/>
+      </w:r>
+    </w:p>
+    <w:p>
+      <w:pPr>
+        <w:rPr>
+          <w:lang w:val="en-US"/>
+        </w:rPr>
+      </w:pPr>
     </w:p>
     <w:sdt>
       <w:sdtPr>
         <w:rPr>
-          <w:rFonts w:eastAsiaTheme="minorEastAsia" w:cstheme="minorBidi"/>
-          <w:b w:val="0"/>
-          <w:bCs w:val="0"/>
-          <w:color w:val="auto"/>
-          <w:sz w:val="22"/>
-          <w:szCs w:val="22"/>
-          <w:lang w:val="en-CA"/>
+          <w:b/>
+          <w:bCs/>
         </w:rPr>
         <w:id w:val="521749548"/>
         <w:docPartObj>
@@ -50,15 +122,22 @@
       </w:sdtPr>
       <w:sdtEndPr>
         <w:rPr>
+          <w:b w:val="0"/>
+          <w:bCs w:val="0"/>
           <w:noProof/>
         </w:rPr>
       </w:sdtEndPr>
       <w:sdtContent>
         <w:p>
           <w:pPr>
-            <w:pStyle w:val="TOCHeading"/>
+            <w:rPr>
+              <w:rStyle w:val="Heading1Char"/>
+            </w:rPr>
           </w:pPr>
           <w:r>
+            <w:rPr>
+              <w:rStyle w:val="Heading1Char"/>
+            </w:rPr>
             <w:t>Contents</w:t>
           </w:r>
         </w:p>
@@ -70,7 +149,11 @@
             </w:tabs>
             <w:rPr>
               <w:noProof/>
+              <w:kern w:val="2"/>
+              <w:sz w:val="24"/>
+              <w:szCs w:val="24"/>
               <w:lang w:eastAsia="en-CA"/>
+              <w14:ligatures w14:val="standardContextual"/>
             </w:rPr>
           </w:pPr>
           <w:r>
@@ -82,7 +165,7 @@
           <w:r>
             <w:fldChar w:fldCharType="separate"/>
           </w:r>
-          <w:hyperlink w:anchor="_Toc107822079" w:history="1">
+          <w:hyperlink w:anchor="_Toc221889200" w:history="1">
             <w:r>
               <w:rPr>
                 <w:rStyle w:val="Hyperlink"/>
@@ -109,7 +192,7 @@
                 <w:noProof/>
                 <w:webHidden/>
               </w:rPr>
-              <w:instrText xml:space="preserve"> PAGEREF _Toc107822079 \h </w:instrText>
+              <w:instrText xml:space="preserve"> PAGEREF _Toc221889200 \h </w:instrText>
             </w:r>
             <w:r>
               <w:rPr>
@@ -148,10 +231,14 @@
             </w:tabs>
             <w:rPr>
               <w:noProof/>
+              <w:kern w:val="2"/>
+              <w:sz w:val="24"/>
+              <w:szCs w:val="24"/>
               <w:lang w:eastAsia="en-CA"/>
+              <w14:ligatures w14:val="standardContextual"/>
             </w:rPr>
           </w:pPr>
-          <w:hyperlink w:anchor="_Toc107822080" w:history="1">
+          <w:hyperlink w:anchor="_Toc221889201" w:history="1">
             <w:r>
               <w:rPr>
                 <w:rStyle w:val="Hyperlink"/>
@@ -178,7 +265,7 @@
                 <w:noProof/>
                 <w:webHidden/>
               </w:rPr>
-              <w:instrText xml:space="preserve"> PAGEREF _Toc107822080 \h </w:instrText>
+              <w:instrText xml:space="preserve"> PAGEREF _Toc221889201 \h </w:instrText>
             </w:r>
             <w:r>
               <w:rPr>
@@ -198,7 +285,7 @@
                 <w:noProof/>
                 <w:webHidden/>
               </w:rPr>
-              <w:t>2</w:t>
+              <w:t>3</w:t>
             </w:r>
             <w:r>
               <w:rPr>
@@ -217,10 +304,14 @@
             </w:tabs>
             <w:rPr>
               <w:noProof/>
+              <w:kern w:val="2"/>
+              <w:sz w:val="24"/>
+              <w:szCs w:val="24"/>
               <w:lang w:eastAsia="en-CA"/>
+              <w14:ligatures w14:val="standardContextual"/>
             </w:rPr>
           </w:pPr>
-          <w:hyperlink w:anchor="_Toc107822081" w:history="1">
+          <w:hyperlink w:anchor="_Toc221889202" w:history="1">
             <w:r>
               <w:rPr>
                 <w:rStyle w:val="Hyperlink"/>
@@ -247,7 +338,7 @@
                 <w:noProof/>
                 <w:webHidden/>
               </w:rPr>
-              <w:instrText xml:space="preserve"> PAGEREF _Toc107822081 \h </w:instrText>
+              <w:instrText xml:space="preserve"> PAGEREF _Toc221889202 \h </w:instrText>
             </w:r>
             <w:r>
               <w:rPr>
@@ -267,7 +358,7 @@
                 <w:noProof/>
                 <w:webHidden/>
               </w:rPr>
-              <w:t>2</w:t>
+              <w:t>3</w:t>
             </w:r>
             <w:r>
               <w:rPr>
@@ -286,10 +377,14 @@
             </w:tabs>
             <w:rPr>
               <w:noProof/>
+              <w:kern w:val="2"/>
+              <w:sz w:val="24"/>
+              <w:szCs w:val="24"/>
               <w:lang w:eastAsia="en-CA"/>
+              <w14:ligatures w14:val="standardContextual"/>
             </w:rPr>
           </w:pPr>
-          <w:hyperlink w:anchor="_Toc107822082" w:history="1">
+          <w:hyperlink w:anchor="_Toc221889203" w:history="1">
             <w:r>
               <w:rPr>
                 <w:rStyle w:val="Hyperlink"/>
@@ -316,7 +411,7 @@
                 <w:noProof/>
                 <w:webHidden/>
               </w:rPr>
-              <w:instrText xml:space="preserve"> PAGEREF _Toc107822082 \h </w:instrText>
+              <w:instrText xml:space="preserve"> PAGEREF _Toc221889203 \h </w:instrText>
             </w:r>
             <w:r>
               <w:rPr>
@@ -336,7 +431,7 @@
                 <w:noProof/>
                 <w:webHidden/>
               </w:rPr>
-              <w:t>2</w:t>
+              <w:t>3</w:t>
             </w:r>
             <w:r>
               <w:rPr>
@@ -355,10 +450,14 @@
             </w:tabs>
             <w:rPr>
               <w:noProof/>
+              <w:kern w:val="2"/>
+              <w:sz w:val="24"/>
+              <w:szCs w:val="24"/>
               <w:lang w:eastAsia="en-CA"/>
+              <w14:ligatures w14:val="standardContextual"/>
             </w:rPr>
           </w:pPr>
-          <w:hyperlink w:anchor="_Toc107822083" w:history="1">
+          <w:hyperlink w:anchor="_Toc221889204" w:history="1">
             <w:r>
               <w:rPr>
                 <w:rStyle w:val="Hyperlink"/>
@@ -385,7 +484,7 @@
                 <w:noProof/>
                 <w:webHidden/>
               </w:rPr>
-              <w:instrText xml:space="preserve"> PAGEREF _Toc107822083 \h </w:instrText>
+              <w:instrText xml:space="preserve"> PAGEREF _Toc221889204 \h </w:instrText>
             </w:r>
             <w:r>
               <w:rPr>
@@ -405,7 +504,229 @@
                 <w:noProof/>
                 <w:webHidden/>
               </w:rPr>
-              <w:t>3</w:t>
+              <w:t>4</w:t>
+            </w:r>
+            <w:r>
+              <w:rPr>
+                <w:noProof/>
+                <w:webHidden/>
+              </w:rPr>
+              <w:fldChar w:fldCharType="end"/>
+            </w:r>
+          </w:hyperlink>
+        </w:p>
+        <w:p>
+          <w:pPr>
+            <w:pStyle w:val="TOC2"/>
+            <w:tabs>
+              <w:tab w:val="right" w:leader="dot" w:pos="9350"/>
+            </w:tabs>
+            <w:rPr>
+              <w:noProof/>
+              <w:kern w:val="2"/>
+              <w:sz w:val="24"/>
+              <w:szCs w:val="24"/>
+              <w:lang w:eastAsia="en-CA"/>
+              <w14:ligatures w14:val="standardContextual"/>
+            </w:rPr>
+          </w:pPr>
+          <w:hyperlink w:anchor="_Toc221889205" w:history="1">
+            <w:r>
+              <w:rPr>
+                <w:rStyle w:val="Hyperlink"/>
+                <w:noProof/>
+                <w:lang w:val="en-US"/>
+              </w:rPr>
+              <w:t>Tools / Equipment</w:t>
+            </w:r>
+            <w:r>
+              <w:rPr>
+                <w:noProof/>
+                <w:webHidden/>
+              </w:rPr>
+              <w:tab/>
+            </w:r>
+            <w:r>
+              <w:rPr>
+                <w:noProof/>
+                <w:webHidden/>
+              </w:rPr>
+              <w:fldChar w:fldCharType="begin"/>
+            </w:r>
+            <w:r>
+              <w:rPr>
+                <w:noProof/>
+                <w:webHidden/>
+              </w:rPr>
+              <w:instrText xml:space="preserve"> PAGEREF _Toc221889205 \h </w:instrText>
+            </w:r>
+            <w:r>
+              <w:rPr>
+                <w:noProof/>
+                <w:webHidden/>
+              </w:rPr>
+            </w:r>
+            <w:r>
+              <w:rPr>
+                <w:noProof/>
+                <w:webHidden/>
+              </w:rPr>
+              <w:fldChar w:fldCharType="separate"/>
+            </w:r>
+            <w:r>
+              <w:rPr>
+                <w:noProof/>
+                <w:webHidden/>
+              </w:rPr>
+              <w:t>4</w:t>
+            </w:r>
+            <w:r>
+              <w:rPr>
+                <w:noProof/>
+                <w:webHidden/>
+              </w:rPr>
+              <w:fldChar w:fldCharType="end"/>
+            </w:r>
+          </w:hyperlink>
+        </w:p>
+        <w:p>
+          <w:pPr>
+            <w:pStyle w:val="TOC2"/>
+            <w:tabs>
+              <w:tab w:val="right" w:leader="dot" w:pos="9350"/>
+            </w:tabs>
+            <w:rPr>
+              <w:noProof/>
+              <w:kern w:val="2"/>
+              <w:sz w:val="24"/>
+              <w:szCs w:val="24"/>
+              <w:lang w:eastAsia="en-CA"/>
+              <w14:ligatures w14:val="standardContextual"/>
+            </w:rPr>
+          </w:pPr>
+          <w:hyperlink w:anchor="_Toc221889206" w:history="1">
+            <w:r>
+              <w:rPr>
+                <w:rStyle w:val="Hyperlink"/>
+                <w:noProof/>
+                <w:lang w:val="en-US"/>
+              </w:rPr>
+              <w:t>Supplies</w:t>
+            </w:r>
+            <w:r>
+              <w:rPr>
+                <w:noProof/>
+                <w:webHidden/>
+              </w:rPr>
+              <w:tab/>
+            </w:r>
+            <w:r>
+              <w:rPr>
+                <w:noProof/>
+                <w:webHidden/>
+              </w:rPr>
+              <w:fldChar w:fldCharType="begin"/>
+            </w:r>
+            <w:r>
+              <w:rPr>
+                <w:noProof/>
+                <w:webHidden/>
+              </w:rPr>
+              <w:instrText xml:space="preserve"> PAGEREF _Toc221889206 \h </w:instrText>
+            </w:r>
+            <w:r>
+              <w:rPr>
+                <w:noProof/>
+                <w:webHidden/>
+              </w:rPr>
+            </w:r>
+            <w:r>
+              <w:rPr>
+                <w:noProof/>
+                <w:webHidden/>
+              </w:rPr>
+              <w:fldChar w:fldCharType="separate"/>
+            </w:r>
+            <w:r>
+              <w:rPr>
+                <w:noProof/>
+                <w:webHidden/>
+              </w:rPr>
+              <w:t>4</w:t>
+            </w:r>
+            <w:r>
+              <w:rPr>
+                <w:noProof/>
+                <w:webHidden/>
+              </w:rPr>
+              <w:fldChar w:fldCharType="end"/>
+            </w:r>
+          </w:hyperlink>
+        </w:p>
+        <w:p>
+          <w:pPr>
+            <w:pStyle w:val="TOC2"/>
+            <w:tabs>
+              <w:tab w:val="right" w:leader="dot" w:pos="9350"/>
+            </w:tabs>
+            <w:rPr>
+              <w:noProof/>
+              <w:kern w:val="2"/>
+              <w:sz w:val="24"/>
+              <w:szCs w:val="24"/>
+              <w:lang w:eastAsia="en-CA"/>
+              <w14:ligatures w14:val="standardContextual"/>
+            </w:rPr>
+          </w:pPr>
+          <w:hyperlink w:anchor="_Toc221889207" w:history="1">
+            <w:r>
+              <w:rPr>
+                <w:rStyle w:val="Hyperlink"/>
+                <w:noProof/>
+                <w:lang w:val="en-US"/>
+              </w:rPr>
+              <w:t>Personal Protective Equipment (PPE)</w:t>
+            </w:r>
+            <w:r>
+              <w:rPr>
+                <w:noProof/>
+                <w:webHidden/>
+              </w:rPr>
+              <w:tab/>
+            </w:r>
+            <w:r>
+              <w:rPr>
+                <w:noProof/>
+                <w:webHidden/>
+              </w:rPr>
+              <w:fldChar w:fldCharType="begin"/>
+            </w:r>
+            <w:r>
+              <w:rPr>
+                <w:noProof/>
+                <w:webHidden/>
+              </w:rPr>
+              <w:instrText xml:space="preserve"> PAGEREF _Toc221889207 \h </w:instrText>
+            </w:r>
+            <w:r>
+              <w:rPr>
+                <w:noProof/>
+                <w:webHidden/>
+              </w:rPr>
+            </w:r>
+            <w:r>
+              <w:rPr>
+                <w:noProof/>
+                <w:webHidden/>
+              </w:rPr>
+              <w:fldChar w:fldCharType="separate"/>
+            </w:r>
+            <w:r>
+              <w:rPr>
+                <w:noProof/>
+                <w:webHidden/>
+              </w:rPr>
+              <w:t>4</w:t>
             </w:r>
             <w:r>
               <w:rPr>
@@ -424,10 +745,14 @@
             </w:tabs>
             <w:rPr>
               <w:noProof/>
+              <w:kern w:val="2"/>
+              <w:sz w:val="24"/>
+              <w:szCs w:val="24"/>
               <w:lang w:eastAsia="en-CA"/>
+              <w14:ligatures w14:val="standardContextual"/>
             </w:rPr>
           </w:pPr>
-          <w:hyperlink w:anchor="_Toc107822084" w:history="1">
+          <w:hyperlink w:anchor="_Toc221889208" w:history="1">
             <w:r>
               <w:rPr>
                 <w:rStyle w:val="Hyperlink"/>
@@ -454,7 +779,7 @@
                 <w:noProof/>
                 <w:webHidden/>
               </w:rPr>
-              <w:instrText xml:space="preserve"> PAGEREF _Toc107822084 \h </w:instrText>
+              <w:instrText xml:space="preserve"> PAGEREF _Toc221889208 \h </w:instrText>
             </w:r>
             <w:r>
               <w:rPr>
@@ -493,10 +818,14 @@
             </w:tabs>
             <w:rPr>
               <w:noProof/>
+              <w:kern w:val="2"/>
+              <w:sz w:val="24"/>
+              <w:szCs w:val="24"/>
               <w:lang w:eastAsia="en-CA"/>
+              <w14:ligatures w14:val="standardContextual"/>
             </w:rPr>
           </w:pPr>
-          <w:hyperlink w:anchor="_Toc107822085" w:history="1">
+          <w:hyperlink w:anchor="_Toc221889209" w:history="1">
             <w:r>
               <w:rPr>
                 <w:rStyle w:val="Hyperlink"/>
@@ -523,7 +852,7 @@
                 <w:noProof/>
                 <w:webHidden/>
               </w:rPr>
-              <w:instrText xml:space="preserve"> PAGEREF _Toc107822085 \h </w:instrText>
+              <w:instrText xml:space="preserve"> PAGEREF _Toc221889209 \h </w:instrText>
             </w:r>
             <w:r>
               <w:rPr>
@@ -562,10 +891,14 @@
             </w:tabs>
             <w:rPr>
               <w:noProof/>
+              <w:kern w:val="2"/>
+              <w:sz w:val="24"/>
+              <w:szCs w:val="24"/>
               <w:lang w:eastAsia="en-CA"/>
+              <w14:ligatures w14:val="standardContextual"/>
             </w:rPr>
           </w:pPr>
-          <w:hyperlink w:anchor="_Toc107822086" w:history="1">
+          <w:hyperlink w:anchor="_Toc221889210" w:history="1">
             <w:r>
               <w:rPr>
                 <w:rStyle w:val="Hyperlink"/>
@@ -592,7 +925,7 @@
                 <w:noProof/>
                 <w:webHidden/>
               </w:rPr>
-              <w:instrText xml:space="preserve"> PAGEREF _Toc107822086 \h </w:instrText>
+              <w:instrText xml:space="preserve"> PAGEREF _Toc221889210 \h </w:instrText>
             </w:r>
             <w:r>
               <w:rPr>
@@ -631,10 +964,14 @@
             </w:tabs>
             <w:rPr>
               <w:noProof/>
+              <w:kern w:val="2"/>
+              <w:sz w:val="24"/>
+              <w:szCs w:val="24"/>
               <w:lang w:eastAsia="en-CA"/>
+              <w14:ligatures w14:val="standardContextual"/>
             </w:rPr>
           </w:pPr>
-          <w:hyperlink w:anchor="_Toc107822087" w:history="1">
+          <w:hyperlink w:anchor="_Toc221889211" w:history="1">
             <w:r>
               <w:rPr>
                 <w:rStyle w:val="Hyperlink"/>
@@ -661,7 +998,7 @@
                 <w:noProof/>
                 <w:webHidden/>
               </w:rPr>
-              <w:instrText xml:space="preserve"> PAGEREF _Toc107822087 \h </w:instrText>
+              <w:instrText xml:space="preserve"> PAGEREF _Toc221889211 \h </w:instrText>
             </w:r>
             <w:r>
               <w:rPr>
@@ -700,10 +1037,14 @@
             </w:tabs>
             <w:rPr>
               <w:noProof/>
+              <w:kern w:val="2"/>
+              <w:sz w:val="24"/>
+              <w:szCs w:val="24"/>
               <w:lang w:eastAsia="en-CA"/>
+              <w14:ligatures w14:val="standardContextual"/>
             </w:rPr>
           </w:pPr>
-          <w:hyperlink w:anchor="_Toc107822088" w:history="1">
+          <w:hyperlink w:anchor="_Toc221889212" w:history="1">
             <w:r>
               <w:rPr>
                 <w:rStyle w:val="Hyperlink"/>
@@ -730,7 +1071,7 @@
                 <w:noProof/>
                 <w:webHidden/>
               </w:rPr>
-              <w:instrText xml:space="preserve"> PAGEREF _Toc107822088 \h </w:instrText>
+              <w:instrText xml:space="preserve"> PAGEREF _Toc221889212 \h </w:instrText>
             </w:r>
             <w:r>
               <w:rPr>
@@ -769,10 +1110,14 @@
             </w:tabs>
             <w:rPr>
               <w:noProof/>
+              <w:kern w:val="2"/>
+              <w:sz w:val="24"/>
+              <w:szCs w:val="24"/>
               <w:lang w:eastAsia="en-CA"/>
+              <w14:ligatures w14:val="standardContextual"/>
             </w:rPr>
           </w:pPr>
-          <w:hyperlink w:anchor="_Toc107822089" w:history="1">
+          <w:hyperlink w:anchor="_Toc221889213" w:history="1">
             <w:r>
               <w:rPr>
                 <w:rStyle w:val="Hyperlink"/>
@@ -799,7 +1144,7 @@
                 <w:noProof/>
                 <w:webHidden/>
               </w:rPr>
-              <w:instrText xml:space="preserve"> PAGEREF _Toc107822089 \h </w:instrText>
+              <w:instrText xml:space="preserve"> PAGEREF _Toc221889213 \h </w:instrText>
             </w:r>
             <w:r>
               <w:rPr>
@@ -838,16 +1183,20 @@
             </w:tabs>
             <w:rPr>
               <w:noProof/>
+              <w:kern w:val="2"/>
+              <w:sz w:val="24"/>
+              <w:szCs w:val="24"/>
               <w:lang w:eastAsia="en-CA"/>
+              <w14:ligatures w14:val="standardContextual"/>
             </w:rPr>
           </w:pPr>
-          <w:hyperlink w:anchor="_Toc107822090" w:history="1">
+          <w:hyperlink w:anchor="_Toc221889214" w:history="1">
             <w:r>
               <w:rPr>
                 <w:rStyle w:val="Hyperlink"/>
                 <w:noProof/>
               </w:rPr>
-              <w:t>Assembly Guide</w:t>
+              <w:t>Maker Component List</w:t>
             </w:r>
             <w:r>
               <w:rPr>
@@ -868,7 +1217,7 @@
                 <w:noProof/>
                 <w:webHidden/>
               </w:rPr>
-              <w:instrText xml:space="preserve"> PAGEREF _Toc107822090 \h </w:instrText>
+              <w:instrText xml:space="preserve"> PAGEREF _Toc221889214 \h </w:instrText>
             </w:r>
             <w:r>
               <w:rPr>
@@ -901,22 +1250,26 @@
         </w:p>
         <w:p>
           <w:pPr>
-            <w:pStyle w:val="TOC2"/>
+            <w:pStyle w:val="TOC1"/>
             <w:tabs>
               <w:tab w:val="right" w:leader="dot" w:pos="9350"/>
             </w:tabs>
             <w:rPr>
               <w:noProof/>
+              <w:kern w:val="2"/>
+              <w:sz w:val="24"/>
+              <w:szCs w:val="24"/>
               <w:lang w:eastAsia="en-CA"/>
+              <w14:ligatures w14:val="standardContextual"/>
             </w:rPr>
           </w:pPr>
-          <w:hyperlink w:anchor="_Toc107822091" w:history="1">
+          <w:hyperlink w:anchor="_Toc221889215" w:history="1">
             <w:r>
               <w:rPr>
                 <w:rStyle w:val="Hyperlink"/>
                 <w:noProof/>
               </w:rPr>
-              <w:t>Required Components</w:t>
+              <w:t>Assembly Guide</w:t>
             </w:r>
             <w:r>
               <w:rPr>
@@ -937,7 +1290,7 @@
                 <w:noProof/>
                 <w:webHidden/>
               </w:rPr>
-              <w:instrText xml:space="preserve"> PAGEREF _Toc107822091 \h </w:instrText>
+              <w:instrText xml:space="preserve"> PAGEREF _Toc221889215 \h </w:instrText>
             </w:r>
             <w:r>
               <w:rPr>
@@ -958,213 +1311,6 @@
                 <w:webHidden/>
               </w:rPr>
               <w:t>8</w:t>
-            </w:r>
-            <w:r>
-              <w:rPr>
-                <w:noProof/>
-                <w:webHidden/>
-              </w:rPr>
-              <w:fldChar w:fldCharType="end"/>
-            </w:r>
-          </w:hyperlink>
-        </w:p>
-        <w:p>
-          <w:pPr>
-            <w:pStyle w:val="TOC2"/>
-            <w:tabs>
-              <w:tab w:val="right" w:leader="dot" w:pos="9350"/>
-            </w:tabs>
-            <w:rPr>
-              <w:noProof/>
-              <w:lang w:eastAsia="en-CA"/>
-            </w:rPr>
-          </w:pPr>
-          <w:hyperlink w:anchor="_Toc107822092" w:history="1">
-            <w:r>
-              <w:rPr>
-                <w:rStyle w:val="Hyperlink"/>
-                <w:noProof/>
-              </w:rPr>
-              <w:t>Required Tools</w:t>
-            </w:r>
-            <w:r>
-              <w:rPr>
-                <w:noProof/>
-                <w:webHidden/>
-              </w:rPr>
-              <w:tab/>
-            </w:r>
-            <w:r>
-              <w:rPr>
-                <w:noProof/>
-                <w:webHidden/>
-              </w:rPr>
-              <w:fldChar w:fldCharType="begin"/>
-            </w:r>
-            <w:r>
-              <w:rPr>
-                <w:noProof/>
-                <w:webHidden/>
-              </w:rPr>
-              <w:instrText xml:space="preserve"> PAGEREF _Toc107822092 \h </w:instrText>
-            </w:r>
-            <w:r>
-              <w:rPr>
-                <w:noProof/>
-                <w:webHidden/>
-              </w:rPr>
-            </w:r>
-            <w:r>
-              <w:rPr>
-                <w:noProof/>
-                <w:webHidden/>
-              </w:rPr>
-              <w:fldChar w:fldCharType="separate"/>
-            </w:r>
-            <w:r>
-              <w:rPr>
-                <w:noProof/>
-                <w:webHidden/>
-              </w:rPr>
-              <w:t>8</w:t>
-            </w:r>
-            <w:r>
-              <w:rPr>
-                <w:noProof/>
-                <w:webHidden/>
-              </w:rPr>
-              <w:fldChar w:fldCharType="end"/>
-            </w:r>
-          </w:hyperlink>
-        </w:p>
-        <w:p>
-          <w:pPr>
-            <w:pStyle w:val="TOC2"/>
-            <w:tabs>
-              <w:tab w:val="right" w:leader="dot" w:pos="9350"/>
-            </w:tabs>
-            <w:rPr>
-              <w:noProof/>
-              <w:lang w:eastAsia="en-CA"/>
-            </w:rPr>
-          </w:pPr>
-          <w:hyperlink w:anchor="_Toc107822093" w:history="1">
-            <w:r>
-              <w:rPr>
-                <w:rStyle w:val="Hyperlink"/>
-                <w:noProof/>
-              </w:rPr>
-              <w:t>Required Personal Protective Equipment (PPE)</w:t>
-            </w:r>
-            <w:r>
-              <w:rPr>
-                <w:noProof/>
-                <w:webHidden/>
-              </w:rPr>
-              <w:tab/>
-            </w:r>
-            <w:r>
-              <w:rPr>
-                <w:noProof/>
-                <w:webHidden/>
-              </w:rPr>
-              <w:fldChar w:fldCharType="begin"/>
-            </w:r>
-            <w:r>
-              <w:rPr>
-                <w:noProof/>
-                <w:webHidden/>
-              </w:rPr>
-              <w:instrText xml:space="preserve"> PAGEREF _Toc107822093 \h </w:instrText>
-            </w:r>
-            <w:r>
-              <w:rPr>
-                <w:noProof/>
-                <w:webHidden/>
-              </w:rPr>
-            </w:r>
-            <w:r>
-              <w:rPr>
-                <w:noProof/>
-                <w:webHidden/>
-              </w:rPr>
-              <w:fldChar w:fldCharType="separate"/>
-            </w:r>
-            <w:r>
-              <w:rPr>
-                <w:noProof/>
-                <w:webHidden/>
-              </w:rPr>
-              <w:t>8</w:t>
-            </w:r>
-            <w:r>
-              <w:rPr>
-                <w:noProof/>
-                <w:webHidden/>
-              </w:rPr>
-              <w:fldChar w:fldCharType="end"/>
-            </w:r>
-          </w:hyperlink>
-        </w:p>
-        <w:p>
-          <w:pPr>
-            <w:pStyle w:val="TOC2"/>
-            <w:tabs>
-              <w:tab w:val="right" w:leader="dot" w:pos="9350"/>
-            </w:tabs>
-            <w:rPr>
-              <w:noProof/>
-              <w:lang w:eastAsia="en-CA"/>
-            </w:rPr>
-          </w:pPr>
-          <w:hyperlink w:anchor="_Toc107822094" w:history="1">
-            <w:r>
-              <w:rPr>
-                <w:rStyle w:val="Hyperlink"/>
-                <w:noProof/>
-              </w:rPr>
-              <w:t>Assembly Instructions</w:t>
-            </w:r>
-            <w:r>
-              <w:rPr>
-                <w:noProof/>
-                <w:webHidden/>
-              </w:rPr>
-              <w:tab/>
-            </w:r>
-            <w:r>
-              <w:rPr>
-                <w:noProof/>
-                <w:webHidden/>
-              </w:rPr>
-              <w:fldChar w:fldCharType="begin"/>
-            </w:r>
-            <w:r>
-              <w:rPr>
-                <w:noProof/>
-                <w:webHidden/>
-              </w:rPr>
-              <w:instrText xml:space="preserve"> PAGEREF _Toc107822094 \h </w:instrText>
-            </w:r>
-            <w:r>
-              <w:rPr>
-                <w:noProof/>
-                <w:webHidden/>
-              </w:rPr>
-            </w:r>
-            <w:r>
-              <w:rPr>
-                <w:noProof/>
-                <w:webHidden/>
-              </w:rPr>
-              <w:fldChar w:fldCharType="separate"/>
-            </w:r>
-            <w:r>
-              <w:rPr>
-                <w:noProof/>
-                <w:webHidden/>
-              </w:rPr>
-              <w:t>9</w:t>
             </w:r>
             <w:r>
               <w:rPr>
@@ -1183,16 +1329,20 @@
             </w:tabs>
             <w:rPr>
               <w:noProof/>
+              <w:kern w:val="2"/>
+              <w:sz w:val="24"/>
+              <w:szCs w:val="24"/>
               <w:lang w:eastAsia="en-CA"/>
+              <w14:ligatures w14:val="standardContextual"/>
             </w:rPr>
           </w:pPr>
-          <w:hyperlink w:anchor="_Toc107822095" w:history="1">
+          <w:hyperlink w:anchor="_Toc221889216" w:history="1">
             <w:r>
               <w:rPr>
                 <w:rStyle w:val="Hyperlink"/>
                 <w:noProof/>
               </w:rPr>
-              <w:t>Step 1</w:t>
+              <w:t>Part A: Required Components</w:t>
             </w:r>
             <w:r>
               <w:rPr>
@@ -1213,7 +1363,7 @@
                 <w:noProof/>
                 <w:webHidden/>
               </w:rPr>
-              <w:instrText xml:space="preserve"> PAGEREF _Toc107822095 \h </w:instrText>
+              <w:instrText xml:space="preserve"> PAGEREF _Toc221889216 \h </w:instrText>
             </w:r>
             <w:r>
               <w:rPr>
@@ -1233,7 +1383,7 @@
                 <w:noProof/>
                 <w:webHidden/>
               </w:rPr>
-              <w:t>9</w:t>
+              <w:t>8</w:t>
             </w:r>
             <w:r>
               <w:rPr>
@@ -1252,16 +1402,20 @@
             </w:tabs>
             <w:rPr>
               <w:noProof/>
+              <w:kern w:val="2"/>
+              <w:sz w:val="24"/>
+              <w:szCs w:val="24"/>
               <w:lang w:eastAsia="en-CA"/>
+              <w14:ligatures w14:val="standardContextual"/>
             </w:rPr>
           </w:pPr>
-          <w:hyperlink w:anchor="_Toc107822096" w:history="1">
+          <w:hyperlink w:anchor="_Toc221889217" w:history="1">
             <w:r>
               <w:rPr>
                 <w:rStyle w:val="Hyperlink"/>
                 <w:noProof/>
               </w:rPr>
-              <w:t>Step 2</w:t>
+              <w:t>Part A: Required Tools and Supplies</w:t>
             </w:r>
             <w:r>
               <w:rPr>
@@ -1282,7 +1436,7 @@
                 <w:noProof/>
                 <w:webHidden/>
               </w:rPr>
-              <w:instrText xml:space="preserve"> PAGEREF _Toc107822096 \h </w:instrText>
+              <w:instrText xml:space="preserve"> PAGEREF _Toc221889217 \h </w:instrText>
             </w:r>
             <w:r>
               <w:rPr>
@@ -1302,7 +1456,7 @@
                 <w:noProof/>
                 <w:webHidden/>
               </w:rPr>
-              <w:t>9</w:t>
+              <w:t>8</w:t>
             </w:r>
             <w:r>
               <w:rPr>
@@ -1321,16 +1475,20 @@
             </w:tabs>
             <w:rPr>
               <w:noProof/>
+              <w:kern w:val="2"/>
+              <w:sz w:val="24"/>
+              <w:szCs w:val="24"/>
               <w:lang w:eastAsia="en-CA"/>
+              <w14:ligatures w14:val="standardContextual"/>
             </w:rPr>
           </w:pPr>
-          <w:hyperlink w:anchor="_Toc107822097" w:history="1">
+          <w:hyperlink w:anchor="_Toc221889218" w:history="1">
             <w:r>
               <w:rPr>
                 <w:rStyle w:val="Hyperlink"/>
                 <w:noProof/>
               </w:rPr>
-              <w:t>Step 3</w:t>
+              <w:t>Part A: Required Personal Protective Equipment (PPE)</w:t>
             </w:r>
             <w:r>
               <w:rPr>
@@ -1351,7 +1509,7 @@
                 <w:noProof/>
                 <w:webHidden/>
               </w:rPr>
-              <w:instrText xml:space="preserve"> PAGEREF _Toc107822097 \h </w:instrText>
+              <w:instrText xml:space="preserve"> PAGEREF _Toc221889218 \h </w:instrText>
             </w:r>
             <w:r>
               <w:rPr>
@@ -1371,7 +1529,7 @@
                 <w:noProof/>
                 <w:webHidden/>
               </w:rPr>
-              <w:t>9</w:t>
+              <w:t>8</w:t>
             </w:r>
             <w:r>
               <w:rPr>
@@ -1390,10 +1548,14 @@
             </w:tabs>
             <w:rPr>
               <w:noProof/>
+              <w:kern w:val="2"/>
+              <w:sz w:val="24"/>
+              <w:szCs w:val="24"/>
               <w:lang w:eastAsia="en-CA"/>
+              <w14:ligatures w14:val="standardContextual"/>
             </w:rPr>
           </w:pPr>
-          <w:hyperlink w:anchor="_Toc107822098" w:history="1">
+          <w:hyperlink w:anchor="_Toc221889219" w:history="1">
             <w:r>
               <w:rPr>
                 <w:rStyle w:val="Hyperlink"/>
@@ -1420,7 +1582,7 @@
                 <w:noProof/>
                 <w:webHidden/>
               </w:rPr>
-              <w:instrText xml:space="preserve"> PAGEREF _Toc107822098 \h </w:instrText>
+              <w:instrText xml:space="preserve"> PAGEREF _Toc221889219 \h </w:instrText>
             </w:r>
             <w:r>
               <w:rPr>
@@ -1440,7 +1602,80 @@
                 <w:noProof/>
                 <w:webHidden/>
               </w:rPr>
-              <w:t>10</w:t>
+              <w:t>8</w:t>
+            </w:r>
+            <w:r>
+              <w:rPr>
+                <w:noProof/>
+                <w:webHidden/>
+              </w:rPr>
+              <w:fldChar w:fldCharType="end"/>
+            </w:r>
+          </w:hyperlink>
+        </w:p>
+        <w:p>
+          <w:pPr>
+            <w:pStyle w:val="TOC1"/>
+            <w:tabs>
+              <w:tab w:val="right" w:leader="dot" w:pos="9350"/>
+            </w:tabs>
+            <w:rPr>
+              <w:noProof/>
+              <w:kern w:val="2"/>
+              <w:sz w:val="24"/>
+              <w:szCs w:val="24"/>
+              <w:lang w:eastAsia="en-CA"/>
+              <w14:ligatures w14:val="standardContextual"/>
+            </w:rPr>
+          </w:pPr>
+          <w:hyperlink w:anchor="_Toc221889220" w:history="1">
+            <w:r>
+              <w:rPr>
+                <w:rStyle w:val="Hyperlink"/>
+                <w:noProof/>
+              </w:rPr>
+              <w:t>Troubleshooting</w:t>
+            </w:r>
+            <w:r>
+              <w:rPr>
+                <w:noProof/>
+                <w:webHidden/>
+              </w:rPr>
+              <w:tab/>
+            </w:r>
+            <w:r>
+              <w:rPr>
+                <w:noProof/>
+                <w:webHidden/>
+              </w:rPr>
+              <w:fldChar w:fldCharType="begin"/>
+            </w:r>
+            <w:r>
+              <w:rPr>
+                <w:noProof/>
+                <w:webHidden/>
+              </w:rPr>
+              <w:instrText xml:space="preserve"> PAGEREF _Toc221889220 \h </w:instrText>
+            </w:r>
+            <w:r>
+              <w:rPr>
+                <w:noProof/>
+                <w:webHidden/>
+              </w:rPr>
+            </w:r>
+            <w:r>
+              <w:rPr>
+                <w:noProof/>
+                <w:webHidden/>
+              </w:rPr>
+              <w:fldChar w:fldCharType="separate"/>
+            </w:r>
+            <w:r>
+              <w:rPr>
+                <w:noProof/>
+                <w:webHidden/>
+              </w:rPr>
+              <w:t>8</w:t>
             </w:r>
             <w:r>
               <w:rPr>
@@ -1490,7 +1725,7 @@
       <w:pPr>
         <w:pStyle w:val="Heading1"/>
       </w:pPr>
-      <w:bookmarkStart w:id="1" w:name="_Toc107822080"/>
+      <w:bookmarkStart w:id="1" w:name="_Toc221889201"/>
       <w:r>
         <w:lastRenderedPageBreak/>
         <w:t>Maker Checklist</w:t>
@@ -1507,14 +1742,26 @@
         <w:rPr>
           <w:lang w:val="en-US"/>
         </w:rPr>
-        <w:t>This list provides an overview of the steps required to build and deliver the device.</w:t>
+        <w:t xml:space="preserve">This list provides an overview of the steps required to build and deliver the </w:t>
+      </w:r>
+      <w:r>
+        <w:rPr>
+          <w:lang w:val="en-US"/>
+        </w:rPr>
+        <w:t>MMC60 Assistive Switch</w:t>
+      </w:r>
+      <w:r>
+        <w:rPr>
+          <w:lang w:val="en-US"/>
+        </w:rPr>
+        <w:t>.</w:t>
       </w:r>
     </w:p>
     <w:p>
       <w:pPr>
         <w:pStyle w:val="Heading2"/>
       </w:pPr>
-      <w:bookmarkStart w:id="2" w:name="_Toc107822081"/>
+      <w:bookmarkStart w:id="2" w:name="_Toc221889202"/>
       <w:r>
         <w:t>Maker To Do List</w:t>
       </w:r>
@@ -1535,7 +1782,49 @@
         <w:rPr>
           <w:lang w:val="en-US"/>
         </w:rPr>
-        <w:t>Read through the Assembly Guide to become familiar with required components, tools, supplies, and safety gear and overall assembly steps.</w:t>
+        <w:t>Read through th</w:t>
+      </w:r>
+      <w:r>
+        <w:rPr>
+          <w:lang w:val="en-US"/>
+        </w:rPr>
+        <w:t>e Maker Guide</w:t>
+      </w:r>
+      <w:r>
+        <w:rPr>
+          <w:lang w:val="en-US"/>
+        </w:rPr>
+        <w:t xml:space="preserve"> </w:t>
+      </w:r>
+      <w:r>
+        <w:rPr>
+          <w:lang w:val="en-US"/>
+        </w:rPr>
+        <w:t>to become familiar with required components, tools, supplies, safety gear</w:t>
+      </w:r>
+      <w:r>
+        <w:rPr>
+          <w:lang w:val="en-US"/>
+        </w:rPr>
+        <w:t>,</w:t>
+      </w:r>
+      <w:r>
+        <w:rPr>
+          <w:lang w:val="en-US"/>
+        </w:rPr>
+        <w:t xml:space="preserve"> and </w:t>
+      </w:r>
+      <w:r>
+        <w:rPr>
+          <w:lang w:val="en-US"/>
+        </w:rPr>
+        <w:t xml:space="preserve">overall </w:t>
+      </w:r>
+      <w:r>
+        <w:rPr>
+          <w:lang w:val="en-US"/>
+        </w:rPr>
+        <w:t>assembly steps.</w:t>
       </w:r>
     </w:p>
     <w:p>
@@ -1553,13 +1842,141 @@
         <w:rPr>
           <w:lang w:val="en-US"/>
         </w:rPr>
-        <w:t>Talk to User about customization options</w:t>
-      </w:r>
-      <w:r>
-        <w:rPr>
-          <w:lang w:val="en-US"/>
-        </w:rPr>
-        <w:t xml:space="preserve"> (e.g., color, any special requests, etc.)</w:t>
+        <w:t xml:space="preserve">Talk to </w:t>
+      </w:r>
+      <w:r>
+        <w:rPr>
+          <w:lang w:val="en-US"/>
+        </w:rPr>
+        <w:t xml:space="preserve">the </w:t>
+      </w:r>
+      <w:r>
+        <w:rPr>
+          <w:lang w:val="en-US"/>
+        </w:rPr>
+        <w:t>User about customization options</w:t>
+      </w:r>
+      <w:r>
+        <w:rPr>
+          <w:lang w:val="en-US"/>
+        </w:rPr>
+        <w:t xml:space="preserve"> </w:t>
+      </w:r>
+    </w:p>
+    <w:p>
+      <w:pPr>
+        <w:pStyle w:val="ListParagraph"/>
+        <w:numPr>
+          <w:ilvl w:val="1"/>
+          <w:numId w:val="13"/>
+        </w:numPr>
+        <w:rPr>
+          <w:lang w:val="en-US"/>
+        </w:rPr>
+      </w:pPr>
+      <w:proofErr w:type="spellStart"/>
+      <w:r>
+        <w:rPr>
+          <w:lang w:val="en-US"/>
+        </w:rPr>
+        <w:t>Colour</w:t>
+      </w:r>
+      <w:proofErr w:type="spellEnd"/>
+      <w:r>
+        <w:rPr>
+          <w:lang w:val="en-US"/>
+        </w:rPr>
+        <w:t xml:space="preserve"> of the MMC60 base bottom and </w:t>
+      </w:r>
+      <w:r>
+        <w:rPr>
+          <w:lang w:val="en-US"/>
+        </w:rPr>
+        <w:t>button top</w:t>
+      </w:r>
+    </w:p>
+    <w:p>
+      <w:pPr>
+        <w:pStyle w:val="ListParagraph"/>
+        <w:numPr>
+          <w:ilvl w:val="1"/>
+          <w:numId w:val="13"/>
+        </w:numPr>
+        <w:rPr>
+          <w:lang w:val="en-US"/>
+        </w:rPr>
+      </w:pPr>
+      <w:r>
+        <w:rPr>
+          <w:lang w:val="en-US"/>
+        </w:rPr>
+        <w:t xml:space="preserve">Which </w:t>
+      </w:r>
+      <w:r>
+        <w:rPr>
+          <w:lang w:val="en-US"/>
+        </w:rPr>
+        <w:t>button top they would like</w:t>
+      </w:r>
+    </w:p>
+    <w:p>
+      <w:pPr>
+        <w:pStyle w:val="ListParagraph"/>
+        <w:numPr>
+          <w:ilvl w:val="2"/>
+          <w:numId w:val="13"/>
+        </w:numPr>
+        <w:rPr>
+          <w:lang w:val="en-US"/>
+        </w:rPr>
+      </w:pPr>
+      <w:r>
+        <w:rPr>
+          <w:lang w:val="en-US"/>
+        </w:rPr>
+        <w:t>The standard button top is a flat disk on top.</w:t>
+      </w:r>
+    </w:p>
+    <w:p>
+      <w:pPr>
+        <w:pStyle w:val="ListParagraph"/>
+        <w:numPr>
+          <w:ilvl w:val="2"/>
+          <w:numId w:val="13"/>
+        </w:numPr>
+        <w:rPr>
+          <w:lang w:val="en-US"/>
+        </w:rPr>
+      </w:pPr>
+      <w:r>
+        <w:rPr>
+          <w:lang w:val="en-US"/>
+        </w:rPr>
+        <w:t>You can send the Custom Top Guide to the user to choose custom top from.</w:t>
+      </w:r>
+    </w:p>
+    <w:p>
+      <w:pPr>
+        <w:pStyle w:val="ListParagraph"/>
+        <w:numPr>
+          <w:ilvl w:val="1"/>
+          <w:numId w:val="13"/>
+        </w:numPr>
+        <w:rPr>
+          <w:lang w:val="en-US"/>
+        </w:rPr>
+      </w:pPr>
+      <w:r>
+        <w:rPr>
+          <w:lang w:val="en-US"/>
+        </w:rPr>
+        <w:t>How they would like to receive the “User Guide”</w:t>
+      </w:r>
+      <w:r>
+        <w:rPr>
+          <w:lang w:val="en-US"/>
+        </w:rPr>
+        <w:t xml:space="preserve"> (PDF or physical copy)</w:t>
       </w:r>
     </w:p>
     <w:p>
@@ -1590,7 +2007,7 @@
       <w:pPr>
         <w:pStyle w:val="ListParagraph"/>
         <w:numPr>
-          <w:ilvl w:val="0"/>
+          <w:ilvl w:val="1"/>
           <w:numId w:val="13"/>
         </w:numPr>
         <w:rPr>
@@ -1601,8 +2018,16 @@
         <w:rPr>
           <w:lang w:val="en-US"/>
         </w:rPr>
-        <w:t>Gather tools, supplies, and safety equipment.</w:t>
-      </w:r>
+        <w:t xml:space="preserve">Please see the Bill of Materials (BOM) for links to places to purchase </w:t>
+      </w:r>
+      <w:proofErr w:type="gramStart"/>
+      <w:r>
+        <w:rPr>
+          <w:lang w:val="en-US"/>
+        </w:rPr>
+        <w:t>the components</w:t>
+      </w:r>
+      <w:proofErr w:type="gramEnd"/>
     </w:p>
     <w:p>
       <w:pPr>
@@ -1619,7 +2044,7 @@
         <w:rPr>
           <w:lang w:val="en-US"/>
         </w:rPr>
-        <w:t>Assemble the device</w:t>
+        <w:t>Gather tools, supplies, and safety equipment.</w:t>
       </w:r>
     </w:p>
     <w:p>
@@ -1637,7 +2062,13 @@
         <w:rPr>
           <w:lang w:val="en-US"/>
         </w:rPr>
-        <w:t xml:space="preserve">Test device </w:t>
+        <w:t xml:space="preserve">Assemble the </w:t>
+      </w:r>
+      <w:r>
+        <w:rPr>
+          <w:lang w:val="en-US"/>
+        </w:rPr>
+        <w:t>MMC60 Assistive Switch</w:t>
       </w:r>
     </w:p>
     <w:p>
@@ -1655,21 +2086,62 @@
         <w:rPr>
           <w:lang w:val="en-US"/>
         </w:rPr>
-        <w:t>Print “User Guide”</w:t>
+        <w:t xml:space="preserve">Test </w:t>
+      </w:r>
+      <w:r>
+        <w:rPr>
+          <w:lang w:val="en-US"/>
+        </w:rPr>
+        <w:t xml:space="preserve">the </w:t>
+      </w:r>
+      <w:r>
+        <w:rPr>
+          <w:lang w:val="en-US"/>
+        </w:rPr>
+        <w:t>MMC60 Assistive Switch</w:t>
       </w:r>
     </w:p>
     <w:p>
       <w:pPr>
-        <w:rPr>
-          <w:lang w:val="en-US"/>
-        </w:rPr>
-      </w:pPr>
+        <w:pStyle w:val="ListParagraph"/>
+        <w:numPr>
+          <w:ilvl w:val="0"/>
+          <w:numId w:val="13"/>
+        </w:numPr>
+        <w:rPr>
+          <w:lang w:val="en-US"/>
+        </w:rPr>
+      </w:pPr>
+      <w:r>
+        <w:rPr>
+          <w:lang w:val="en-US"/>
+        </w:rPr>
+        <w:t>Print “User Guide”</w:t>
+      </w:r>
+      <w:r>
+        <w:rPr>
+          <w:lang w:val="en-US"/>
+        </w:rPr>
+        <w:t xml:space="preserve"> (if </w:t>
+      </w:r>
+      <w:r>
+        <w:rPr>
+          <w:lang w:val="en-US"/>
+        </w:rPr>
+        <w:t>the U</w:t>
+      </w:r>
+      <w:r>
+        <w:rPr>
+          <w:lang w:val="en-US"/>
+        </w:rPr>
+        <w:t>ser would like a physical copy)</w:t>
+      </w:r>
     </w:p>
     <w:p>
       <w:pPr>
         <w:pStyle w:val="Heading2"/>
       </w:pPr>
-      <w:bookmarkStart w:id="3" w:name="_Toc107822082"/>
+      <w:bookmarkStart w:id="3" w:name="_Toc221889203"/>
       <w:r>
         <w:t>Items to Give to User</w:t>
       </w:r>
@@ -1690,7 +2162,13 @@
         <w:rPr>
           <w:lang w:val="en-US"/>
         </w:rPr>
-        <w:t>Assembled, tested device</w:t>
+        <w:t xml:space="preserve">Completed </w:t>
+      </w:r>
+      <w:r>
+        <w:rPr>
+          <w:lang w:val="en-US"/>
+        </w:rPr>
+        <w:t>MMC60 Assistive Switch</w:t>
       </w:r>
     </w:p>
     <w:p>
@@ -1708,7 +2186,37 @@
         <w:rPr>
           <w:lang w:val="en-US"/>
         </w:rPr>
-        <w:t>“User Guide”</w:t>
+        <w:t>3.5mm mono cable</w:t>
+      </w:r>
+    </w:p>
+    <w:p>
+      <w:pPr>
+        <w:pStyle w:val="ListParagraph"/>
+        <w:numPr>
+          <w:ilvl w:val="0"/>
+          <w:numId w:val="12"/>
+        </w:numPr>
+        <w:rPr>
+          <w:lang w:val="en-US"/>
+        </w:rPr>
+      </w:pPr>
+      <w:r>
+        <w:rPr>
+          <w:lang w:val="en-US"/>
+        </w:rPr>
+        <w:t>“</w:t>
+      </w:r>
+      <w:r>
+        <w:rPr>
+          <w:lang w:val="en-US"/>
+        </w:rPr>
+        <w:t>User Guide</w:t>
+      </w:r>
+      <w:r>
+        <w:rPr>
+          <w:lang w:val="en-US"/>
+        </w:rPr>
+        <w:t>”</w:t>
       </w:r>
     </w:p>
     <w:p>
@@ -1731,7 +2239,7 @@
       <w:pPr>
         <w:pStyle w:val="Heading1"/>
       </w:pPr>
-      <w:bookmarkStart w:id="4" w:name="_Toc107822083"/>
+      <w:bookmarkStart w:id="4" w:name="_Toc221889204"/>
       <w:r>
         <w:lastRenderedPageBreak/>
         <w:t>Tool List</w:t>
@@ -1740,11 +2248,847 @@
     </w:p>
     <w:p>
       <w:pPr>
-        <w:rPr>
-          <w:lang w:val="en-US"/>
-        </w:rPr>
-      </w:pPr>
+        <w:pStyle w:val="Heading2"/>
+        <w:rPr>
+          <w:lang w:val="en-US"/>
+        </w:rPr>
+      </w:pPr>
+      <w:bookmarkStart w:id="5" w:name="_Toc221889205"/>
+      <w:r>
+        <w:rPr>
+          <w:lang w:val="en-US"/>
+        </w:rPr>
+        <w:t>Tools / Equipment</w:t>
+      </w:r>
+      <w:bookmarkEnd w:id="5"/>
     </w:p>
+    <w:p>
+      <w:pPr>
+        <w:rPr>
+          <w:lang w:val="en-US"/>
+        </w:rPr>
+      </w:pPr>
+    </w:p>
+    <w:tbl>
+      <w:tblPr>
+        <w:tblStyle w:val="GridTable4-Accent2"/>
+        <w:tblW w:w="0" w:type="auto"/>
+        <w:tblLook w:val="04A0" w:firstRow="1" w:lastRow="0" w:firstColumn="1" w:lastColumn="0" w:noHBand="0" w:noVBand="1"/>
+      </w:tblPr>
+      <w:tblGrid>
+        <w:gridCol w:w="988"/>
+        <w:gridCol w:w="3260"/>
+        <w:gridCol w:w="2764"/>
+        <w:gridCol w:w="2338"/>
+      </w:tblGrid>
+      <w:tr>
+        <w:trPr>
+          <w:cnfStyle w:val="100000000000" w:firstRow="1" w:lastRow="0" w:firstColumn="0" w:lastColumn="0" w:oddVBand="0" w:evenVBand="0" w:oddHBand="0" w:evenHBand="0" w:firstRowFirstColumn="0" w:firstRowLastColumn="0" w:lastRowFirstColumn="0" w:lastRowLastColumn="0"/>
+        </w:trPr>
+        <w:tc>
+          <w:tcPr>
+            <w:cnfStyle w:val="001000000000" w:firstRow="0" w:lastRow="0" w:firstColumn="1" w:lastColumn="0" w:oddVBand="0" w:evenVBand="0" w:oddHBand="0" w:evenHBand="0" w:firstRowFirstColumn="0" w:firstRowLastColumn="0" w:lastRowFirstColumn="0" w:lastRowLastColumn="0"/>
+            <w:tcW w:w="988" w:type="dxa"/>
+            <w:shd w:val="clear" w:color="auto" w:fill="E71D2E"/>
+          </w:tcPr>
+          <w:p>
+            <w:pPr>
+              <w:rPr>
+                <w:lang w:val="en-US"/>
+              </w:rPr>
+            </w:pPr>
+            <w:r>
+              <w:rPr>
+                <w:lang w:val="en-US"/>
+              </w:rPr>
+              <w:t>Tool ID</w:t>
+            </w:r>
+          </w:p>
+        </w:tc>
+        <w:tc>
+          <w:tcPr>
+            <w:tcW w:w="3260" w:type="dxa"/>
+            <w:shd w:val="clear" w:color="auto" w:fill="E71D2E"/>
+          </w:tcPr>
+          <w:p>
+            <w:pPr>
+              <w:cnfStyle w:val="100000000000" w:firstRow="1" w:lastRow="0" w:firstColumn="0" w:lastColumn="0" w:oddVBand="0" w:evenVBand="0" w:oddHBand="0" w:evenHBand="0" w:firstRowFirstColumn="0" w:firstRowLastColumn="0" w:lastRowFirstColumn="0" w:lastRowLastColumn="0"/>
+              <w:rPr>
+                <w:lang w:val="en-US"/>
+              </w:rPr>
+            </w:pPr>
+            <w:r>
+              <w:rPr>
+                <w:lang w:val="en-US"/>
+              </w:rPr>
+              <w:t>Description</w:t>
+            </w:r>
+          </w:p>
+        </w:tc>
+        <w:tc>
+          <w:tcPr>
+            <w:tcW w:w="2764" w:type="dxa"/>
+            <w:shd w:val="clear" w:color="auto" w:fill="E71D2E"/>
+          </w:tcPr>
+          <w:p>
+            <w:pPr>
+              <w:cnfStyle w:val="100000000000" w:firstRow="1" w:lastRow="0" w:firstColumn="0" w:lastColumn="0" w:oddVBand="0" w:evenVBand="0" w:oddHBand="0" w:evenHBand="0" w:firstRowFirstColumn="0" w:firstRowLastColumn="0" w:lastRowFirstColumn="0" w:lastRowLastColumn="0"/>
+              <w:rPr>
+                <w:lang w:val="en-US"/>
+              </w:rPr>
+            </w:pPr>
+            <w:r>
+              <w:rPr>
+                <w:lang w:val="en-US"/>
+              </w:rPr>
+              <w:t>Required / Recommended</w:t>
+            </w:r>
+          </w:p>
+        </w:tc>
+        <w:tc>
+          <w:tcPr>
+            <w:tcW w:w="2338" w:type="dxa"/>
+            <w:shd w:val="clear" w:color="auto" w:fill="E71D2E"/>
+          </w:tcPr>
+          <w:p>
+            <w:pPr>
+              <w:cnfStyle w:val="100000000000" w:firstRow="1" w:lastRow="0" w:firstColumn="0" w:lastColumn="0" w:oddVBand="0" w:evenVBand="0" w:oddHBand="0" w:evenHBand="0" w:firstRowFirstColumn="0" w:firstRowLastColumn="0" w:lastRowFirstColumn="0" w:lastRowLastColumn="0"/>
+              <w:rPr>
+                <w:lang w:val="en-US"/>
+              </w:rPr>
+            </w:pPr>
+            <w:r>
+              <w:rPr>
+                <w:lang w:val="en-US"/>
+              </w:rPr>
+              <w:t>Notes</w:t>
+            </w:r>
+          </w:p>
+        </w:tc>
+      </w:tr>
+      <w:tr>
+        <w:trPr>
+          <w:cnfStyle w:val="000000100000" w:firstRow="0" w:lastRow="0" w:firstColumn="0" w:lastColumn="0" w:oddVBand="0" w:evenVBand="0" w:oddHBand="1" w:evenHBand="0" w:firstRowFirstColumn="0" w:firstRowLastColumn="0" w:lastRowFirstColumn="0" w:lastRowLastColumn="0"/>
+        </w:trPr>
+        <w:tc>
+          <w:tcPr>
+            <w:cnfStyle w:val="001000000000" w:firstRow="0" w:lastRow="0" w:firstColumn="1" w:lastColumn="0" w:oddVBand="0" w:evenVBand="0" w:oddHBand="0" w:evenHBand="0" w:firstRowFirstColumn="0" w:firstRowLastColumn="0" w:lastRowFirstColumn="0" w:lastRowLastColumn="0"/>
+            <w:tcW w:w="988" w:type="dxa"/>
+          </w:tcPr>
+          <w:p>
+            <w:pPr>
+              <w:rPr>
+                <w:lang w:val="en-US"/>
+              </w:rPr>
+            </w:pPr>
+            <w:r>
+              <w:rPr>
+                <w:lang w:val="en-US"/>
+              </w:rPr>
+              <w:t>T01</w:t>
+            </w:r>
+          </w:p>
+        </w:tc>
+        <w:tc>
+          <w:tcPr>
+            <w:tcW w:w="3260" w:type="dxa"/>
+          </w:tcPr>
+          <w:p>
+            <w:pPr>
+              <w:cnfStyle w:val="000000100000" w:firstRow="0" w:lastRow="0" w:firstColumn="0" w:lastColumn="0" w:oddVBand="0" w:evenVBand="0" w:oddHBand="1" w:evenHBand="0" w:firstRowFirstColumn="0" w:firstRowLastColumn="0" w:lastRowFirstColumn="0" w:lastRowLastColumn="0"/>
+              <w:rPr>
+                <w:lang w:val="en-US"/>
+              </w:rPr>
+            </w:pPr>
+            <w:r>
+              <w:rPr>
+                <w:lang w:val="en-US"/>
+              </w:rPr>
+              <w:t>Wire cutter/stripper</w:t>
+            </w:r>
+          </w:p>
+        </w:tc>
+        <w:tc>
+          <w:tcPr>
+            <w:tcW w:w="2764" w:type="dxa"/>
+          </w:tcPr>
+          <w:p>
+            <w:pPr>
+              <w:cnfStyle w:val="000000100000" w:firstRow="0" w:lastRow="0" w:firstColumn="0" w:lastColumn="0" w:oddVBand="0" w:evenVBand="0" w:oddHBand="1" w:evenHBand="0" w:firstRowFirstColumn="0" w:firstRowLastColumn="0" w:lastRowFirstColumn="0" w:lastRowLastColumn="0"/>
+              <w:rPr>
+                <w:lang w:val="en-US"/>
+              </w:rPr>
+            </w:pPr>
+            <w:r>
+              <w:rPr>
+                <w:lang w:val="en-US"/>
+              </w:rPr>
+              <w:t>Required</w:t>
+            </w:r>
+          </w:p>
+        </w:tc>
+        <w:tc>
+          <w:tcPr>
+            <w:tcW w:w="2338" w:type="dxa"/>
+          </w:tcPr>
+          <w:p>
+            <w:pPr>
+              <w:cnfStyle w:val="000000100000" w:firstRow="0" w:lastRow="0" w:firstColumn="0" w:lastColumn="0" w:oddVBand="0" w:evenVBand="0" w:oddHBand="1" w:evenHBand="0" w:firstRowFirstColumn="0" w:firstRowLastColumn="0" w:lastRowFirstColumn="0" w:lastRowLastColumn="0"/>
+              <w:rPr>
+                <w:lang w:val="en-US"/>
+              </w:rPr>
+            </w:pPr>
+            <w:r>
+              <w:rPr>
+                <w:lang w:val="en-US"/>
+              </w:rPr>
+              <w:t>Cutting wires to length and stripping insulation from wires</w:t>
+            </w:r>
+            <w:r>
+              <w:rPr>
+                <w:lang w:val="en-US"/>
+              </w:rPr>
+              <w:t>.</w:t>
+            </w:r>
+          </w:p>
+        </w:tc>
+      </w:tr>
+      <w:tr>
+        <w:tc>
+          <w:tcPr>
+            <w:cnfStyle w:val="001000000000" w:firstRow="0" w:lastRow="0" w:firstColumn="1" w:lastColumn="0" w:oddVBand="0" w:evenVBand="0" w:oddHBand="0" w:evenHBand="0" w:firstRowFirstColumn="0" w:firstRowLastColumn="0" w:lastRowFirstColumn="0" w:lastRowLastColumn="0"/>
+            <w:tcW w:w="988" w:type="dxa"/>
+          </w:tcPr>
+          <w:p>
+            <w:pPr>
+              <w:rPr>
+                <w:lang w:val="en-US"/>
+              </w:rPr>
+            </w:pPr>
+            <w:r>
+              <w:rPr>
+                <w:lang w:val="en-US"/>
+              </w:rPr>
+              <w:t>T02</w:t>
+            </w:r>
+          </w:p>
+        </w:tc>
+        <w:tc>
+          <w:tcPr>
+            <w:tcW w:w="3260" w:type="dxa"/>
+          </w:tcPr>
+          <w:p>
+            <w:pPr>
+              <w:cnfStyle w:val="000000000000" w:firstRow="0" w:lastRow="0" w:firstColumn="0" w:lastColumn="0" w:oddVBand="0" w:evenVBand="0" w:oddHBand="0" w:evenHBand="0" w:firstRowFirstColumn="0" w:firstRowLastColumn="0" w:lastRowFirstColumn="0" w:lastRowLastColumn="0"/>
+              <w:rPr>
+                <w:lang w:val="en-US"/>
+              </w:rPr>
+            </w:pPr>
+            <w:r>
+              <w:rPr>
+                <w:lang w:val="en-US"/>
+              </w:rPr>
+              <w:t>Soldering iron</w:t>
+            </w:r>
+          </w:p>
+        </w:tc>
+        <w:tc>
+          <w:tcPr>
+            <w:tcW w:w="2764" w:type="dxa"/>
+          </w:tcPr>
+          <w:p>
+            <w:pPr>
+              <w:cnfStyle w:val="000000000000" w:firstRow="0" w:lastRow="0" w:firstColumn="0" w:lastColumn="0" w:oddVBand="0" w:evenVBand="0" w:oddHBand="0" w:evenHBand="0" w:firstRowFirstColumn="0" w:firstRowLastColumn="0" w:lastRowFirstColumn="0" w:lastRowLastColumn="0"/>
+              <w:rPr>
+                <w:lang w:val="en-US"/>
+              </w:rPr>
+            </w:pPr>
+            <w:r>
+              <w:rPr>
+                <w:lang w:val="en-US"/>
+              </w:rPr>
+              <w:t>Required</w:t>
+            </w:r>
+          </w:p>
+        </w:tc>
+        <w:tc>
+          <w:tcPr>
+            <w:tcW w:w="2338" w:type="dxa"/>
+          </w:tcPr>
+          <w:p>
+            <w:pPr>
+              <w:cnfStyle w:val="000000000000" w:firstRow="0" w:lastRow="0" w:firstColumn="0" w:lastColumn="0" w:oddVBand="0" w:evenVBand="0" w:oddHBand="0" w:evenHBand="0" w:firstRowFirstColumn="0" w:firstRowLastColumn="0" w:lastRowFirstColumn="0" w:lastRowLastColumn="0"/>
+              <w:rPr>
+                <w:lang w:val="en-US"/>
+              </w:rPr>
+            </w:pPr>
+            <w:r>
+              <w:rPr>
+                <w:lang w:val="en-US"/>
+              </w:rPr>
+              <w:t>Soldering wires to switch and jack</w:t>
+            </w:r>
+            <w:r>
+              <w:rPr>
+                <w:lang w:val="en-US"/>
+              </w:rPr>
+              <w:t>.</w:t>
+            </w:r>
+          </w:p>
+        </w:tc>
+      </w:tr>
+      <w:tr>
+        <w:trPr>
+          <w:cnfStyle w:val="000000100000" w:firstRow="0" w:lastRow="0" w:firstColumn="0" w:lastColumn="0" w:oddVBand="0" w:evenVBand="0" w:oddHBand="1" w:evenHBand="0" w:firstRowFirstColumn="0" w:firstRowLastColumn="0" w:lastRowFirstColumn="0" w:lastRowLastColumn="0"/>
+        </w:trPr>
+        <w:tc>
+          <w:tcPr>
+            <w:cnfStyle w:val="001000000000" w:firstRow="0" w:lastRow="0" w:firstColumn="1" w:lastColumn="0" w:oddVBand="0" w:evenVBand="0" w:oddHBand="0" w:evenHBand="0" w:firstRowFirstColumn="0" w:firstRowLastColumn="0" w:lastRowFirstColumn="0" w:lastRowLastColumn="0"/>
+            <w:tcW w:w="988" w:type="dxa"/>
+          </w:tcPr>
+          <w:p>
+            <w:pPr>
+              <w:rPr>
+                <w:lang w:val="en-US"/>
+              </w:rPr>
+            </w:pPr>
+            <w:r>
+              <w:rPr>
+                <w:lang w:val="en-US"/>
+              </w:rPr>
+              <w:t>T03</w:t>
+            </w:r>
+          </w:p>
+        </w:tc>
+        <w:tc>
+          <w:tcPr>
+            <w:tcW w:w="3260" w:type="dxa"/>
+          </w:tcPr>
+          <w:p>
+            <w:pPr>
+              <w:cnfStyle w:val="000000100000" w:firstRow="0" w:lastRow="0" w:firstColumn="0" w:lastColumn="0" w:oddVBand="0" w:evenVBand="0" w:oddHBand="1" w:evenHBand="0" w:firstRowFirstColumn="0" w:firstRowLastColumn="0" w:lastRowFirstColumn="0" w:lastRowLastColumn="0"/>
+              <w:rPr>
+                <w:lang w:val="en-US"/>
+              </w:rPr>
+            </w:pPr>
+            <w:r>
+              <w:rPr>
+                <w:lang w:val="en-US"/>
+              </w:rPr>
+              <w:t>Phillips Head screwdriver</w:t>
+            </w:r>
+          </w:p>
+        </w:tc>
+        <w:tc>
+          <w:tcPr>
+            <w:tcW w:w="2764" w:type="dxa"/>
+          </w:tcPr>
+          <w:p>
+            <w:pPr>
+              <w:cnfStyle w:val="000000100000" w:firstRow="0" w:lastRow="0" w:firstColumn="0" w:lastColumn="0" w:oddVBand="0" w:evenVBand="0" w:oddHBand="1" w:evenHBand="0" w:firstRowFirstColumn="0" w:firstRowLastColumn="0" w:lastRowFirstColumn="0" w:lastRowLastColumn="0"/>
+              <w:rPr>
+                <w:lang w:val="en-US"/>
+              </w:rPr>
+            </w:pPr>
+            <w:r>
+              <w:rPr>
+                <w:lang w:val="en-US"/>
+              </w:rPr>
+              <w:t>Required</w:t>
+            </w:r>
+          </w:p>
+        </w:tc>
+        <w:tc>
+          <w:tcPr>
+            <w:tcW w:w="2338" w:type="dxa"/>
+          </w:tcPr>
+          <w:p>
+            <w:pPr>
+              <w:cnfStyle w:val="000000100000" w:firstRow="0" w:lastRow="0" w:firstColumn="0" w:lastColumn="0" w:oddVBand="0" w:evenVBand="0" w:oddHBand="1" w:evenHBand="0" w:firstRowFirstColumn="0" w:firstRowLastColumn="0" w:lastRowFirstColumn="0" w:lastRowLastColumn="0"/>
+              <w:rPr>
+                <w:lang w:val="en-US"/>
+              </w:rPr>
+            </w:pPr>
+            <w:r>
+              <w:rPr>
+                <w:lang w:val="en-US"/>
+              </w:rPr>
+              <w:t>Tightening screws</w:t>
+            </w:r>
+            <w:r>
+              <w:rPr>
+                <w:lang w:val="en-US"/>
+              </w:rPr>
+              <w:t>.</w:t>
+            </w:r>
+          </w:p>
+        </w:tc>
+      </w:tr>
+      <w:tr>
+        <w:tc>
+          <w:tcPr>
+            <w:cnfStyle w:val="001000000000" w:firstRow="0" w:lastRow="0" w:firstColumn="1" w:lastColumn="0" w:oddVBand="0" w:evenVBand="0" w:oddHBand="0" w:evenHBand="0" w:firstRowFirstColumn="0" w:firstRowLastColumn="0" w:lastRowFirstColumn="0" w:lastRowLastColumn="0"/>
+            <w:tcW w:w="988" w:type="dxa"/>
+          </w:tcPr>
+          <w:p>
+            <w:pPr>
+              <w:rPr>
+                <w:lang w:val="en-US"/>
+              </w:rPr>
+            </w:pPr>
+            <w:r>
+              <w:rPr>
+                <w:lang w:val="en-US"/>
+              </w:rPr>
+              <w:t>T04</w:t>
+            </w:r>
+          </w:p>
+        </w:tc>
+        <w:tc>
+          <w:tcPr>
+            <w:tcW w:w="3260" w:type="dxa"/>
+          </w:tcPr>
+          <w:p>
+            <w:pPr>
+              <w:cnfStyle w:val="000000000000" w:firstRow="0" w:lastRow="0" w:firstColumn="0" w:lastColumn="0" w:oddVBand="0" w:evenVBand="0" w:oddHBand="0" w:evenHBand="0" w:firstRowFirstColumn="0" w:firstRowLastColumn="0" w:lastRowFirstColumn="0" w:lastRowLastColumn="0"/>
+              <w:rPr>
+                <w:lang w:val="en-US"/>
+              </w:rPr>
+            </w:pPr>
+            <w:r>
+              <w:rPr>
+                <w:lang w:val="en-US"/>
+              </w:rPr>
+              <w:t xml:space="preserve">Adjustable wrench or </w:t>
+            </w:r>
+            <w:r>
+              <w:rPr>
+                <w:lang w:val="en-US"/>
+              </w:rPr>
+              <w:t>wrench/</w:t>
+            </w:r>
+            <w:r>
+              <w:rPr>
+                <w:lang w:val="en-US"/>
+              </w:rPr>
+              <w:t>ratchet</w:t>
+            </w:r>
+            <w:r>
+              <w:rPr>
+                <w:lang w:val="en-US"/>
+              </w:rPr>
+              <w:t xml:space="preserve"> that fits hex bolt</w:t>
+            </w:r>
+          </w:p>
+        </w:tc>
+        <w:tc>
+          <w:tcPr>
+            <w:tcW w:w="2764" w:type="dxa"/>
+          </w:tcPr>
+          <w:p>
+            <w:pPr>
+              <w:cnfStyle w:val="000000000000" w:firstRow="0" w:lastRow="0" w:firstColumn="0" w:lastColumn="0" w:oddVBand="0" w:evenVBand="0" w:oddHBand="0" w:evenHBand="0" w:firstRowFirstColumn="0" w:firstRowLastColumn="0" w:lastRowFirstColumn="0" w:lastRowLastColumn="0"/>
+              <w:rPr>
+                <w:lang w:val="en-US"/>
+              </w:rPr>
+            </w:pPr>
+            <w:r>
+              <w:rPr>
+                <w:lang w:val="en-US"/>
+              </w:rPr>
+              <w:t>Recommended</w:t>
+            </w:r>
+          </w:p>
+        </w:tc>
+        <w:tc>
+          <w:tcPr>
+            <w:tcW w:w="2338" w:type="dxa"/>
+          </w:tcPr>
+          <w:p>
+            <w:pPr>
+              <w:cnfStyle w:val="000000000000" w:firstRow="0" w:lastRow="0" w:firstColumn="0" w:lastColumn="0" w:oddVBand="0" w:evenVBand="0" w:oddHBand="0" w:evenHBand="0" w:firstRowFirstColumn="0" w:firstRowLastColumn="0" w:lastRowFirstColumn="0" w:lastRowLastColumn="0"/>
+              <w:rPr>
+                <w:lang w:val="en-US"/>
+              </w:rPr>
+            </w:pPr>
+            <w:r>
+              <w:rPr>
+                <w:lang w:val="en-US"/>
+              </w:rPr>
+              <w:t>Seating the T-nut in the button base bottom correctly.</w:t>
+            </w:r>
+          </w:p>
+        </w:tc>
+      </w:tr>
+    </w:tbl>
+    <w:p>
+      <w:pPr>
+        <w:rPr>
+          <w:lang w:val="en-US"/>
+        </w:rPr>
+      </w:pPr>
+    </w:p>
+    <w:p>
+      <w:pPr>
+        <w:pStyle w:val="Heading2"/>
+        <w:rPr>
+          <w:lang w:val="en-US"/>
+        </w:rPr>
+      </w:pPr>
+      <w:bookmarkStart w:id="6" w:name="_Toc221889206"/>
+      <w:r>
+        <w:rPr>
+          <w:lang w:val="en-US"/>
+        </w:rPr>
+        <w:t>Supplies</w:t>
+      </w:r>
+      <w:bookmarkEnd w:id="6"/>
+    </w:p>
+    <w:tbl>
+      <w:tblPr>
+        <w:tblStyle w:val="GridTable4-Accent2"/>
+        <w:tblW w:w="0" w:type="auto"/>
+        <w:tblLook w:val="04A0" w:firstRow="1" w:lastRow="0" w:firstColumn="1" w:lastColumn="0" w:noHBand="0" w:noVBand="1"/>
+      </w:tblPr>
+      <w:tblGrid>
+        <w:gridCol w:w="1271"/>
+        <w:gridCol w:w="2977"/>
+        <w:gridCol w:w="1701"/>
+        <w:gridCol w:w="1063"/>
+        <w:gridCol w:w="2338"/>
+      </w:tblGrid>
+      <w:tr>
+        <w:trPr>
+          <w:cnfStyle w:val="100000000000" w:firstRow="1" w:lastRow="0" w:firstColumn="0" w:lastColumn="0" w:oddVBand="0" w:evenVBand="0" w:oddHBand="0" w:evenHBand="0" w:firstRowFirstColumn="0" w:firstRowLastColumn="0" w:lastRowFirstColumn="0" w:lastRowLastColumn="0"/>
+        </w:trPr>
+        <w:tc>
+          <w:tcPr>
+            <w:cnfStyle w:val="001000000000" w:firstRow="0" w:lastRow="0" w:firstColumn="1" w:lastColumn="0" w:oddVBand="0" w:evenVBand="0" w:oddHBand="0" w:evenHBand="0" w:firstRowFirstColumn="0" w:firstRowLastColumn="0" w:lastRowFirstColumn="0" w:lastRowLastColumn="0"/>
+            <w:tcW w:w="1271" w:type="dxa"/>
+            <w:shd w:val="clear" w:color="auto" w:fill="E71D2E"/>
+          </w:tcPr>
+          <w:p>
+            <w:pPr>
+              <w:rPr>
+                <w:lang w:val="en-US"/>
+              </w:rPr>
+            </w:pPr>
+            <w:r>
+              <w:rPr>
+                <w:lang w:val="en-US"/>
+              </w:rPr>
+              <w:t>Supplies ID</w:t>
+            </w:r>
+          </w:p>
+        </w:tc>
+        <w:tc>
+          <w:tcPr>
+            <w:tcW w:w="2977" w:type="dxa"/>
+            <w:shd w:val="clear" w:color="auto" w:fill="E71D2E"/>
+          </w:tcPr>
+          <w:p>
+            <w:pPr>
+              <w:cnfStyle w:val="100000000000" w:firstRow="1" w:lastRow="0" w:firstColumn="0" w:lastColumn="0" w:oddVBand="0" w:evenVBand="0" w:oddHBand="0" w:evenHBand="0" w:firstRowFirstColumn="0" w:firstRowLastColumn="0" w:lastRowFirstColumn="0" w:lastRowLastColumn="0"/>
+              <w:rPr>
+                <w:lang w:val="en-US"/>
+              </w:rPr>
+            </w:pPr>
+            <w:r>
+              <w:rPr>
+                <w:lang w:val="en-US"/>
+              </w:rPr>
+              <w:t>Description</w:t>
+            </w:r>
+          </w:p>
+        </w:tc>
+        <w:tc>
+          <w:tcPr>
+            <w:tcW w:w="2764" w:type="dxa"/>
+            <w:gridSpan w:val="2"/>
+            <w:shd w:val="clear" w:color="auto" w:fill="E71D2E"/>
+          </w:tcPr>
+          <w:p>
+            <w:pPr>
+              <w:cnfStyle w:val="100000000000" w:firstRow="1" w:lastRow="0" w:firstColumn="0" w:lastColumn="0" w:oddVBand="0" w:evenVBand="0" w:oddHBand="0" w:evenHBand="0" w:firstRowFirstColumn="0" w:firstRowLastColumn="0" w:lastRowFirstColumn="0" w:lastRowLastColumn="0"/>
+              <w:rPr>
+                <w:lang w:val="en-US"/>
+              </w:rPr>
+            </w:pPr>
+            <w:r>
+              <w:rPr>
+                <w:lang w:val="en-US"/>
+              </w:rPr>
+              <w:t>Quantity</w:t>
+            </w:r>
+          </w:p>
+        </w:tc>
+        <w:tc>
+          <w:tcPr>
+            <w:tcW w:w="2338" w:type="dxa"/>
+            <w:shd w:val="clear" w:color="auto" w:fill="E71D2E"/>
+          </w:tcPr>
+          <w:p>
+            <w:pPr>
+              <w:cnfStyle w:val="100000000000" w:firstRow="1" w:lastRow="0" w:firstColumn="0" w:lastColumn="0" w:oddVBand="0" w:evenVBand="0" w:oddHBand="0" w:evenHBand="0" w:firstRowFirstColumn="0" w:firstRowLastColumn="0" w:lastRowFirstColumn="0" w:lastRowLastColumn="0"/>
+              <w:rPr>
+                <w:lang w:val="en-US"/>
+              </w:rPr>
+            </w:pPr>
+            <w:r>
+              <w:rPr>
+                <w:lang w:val="en-US"/>
+              </w:rPr>
+              <w:t>Notes</w:t>
+            </w:r>
+          </w:p>
+        </w:tc>
+      </w:tr>
+      <w:tr>
+        <w:trPr>
+          <w:cnfStyle w:val="000000100000" w:firstRow="0" w:lastRow="0" w:firstColumn="0" w:lastColumn="0" w:oddVBand="0" w:evenVBand="0" w:oddHBand="1" w:evenHBand="0" w:firstRowFirstColumn="0" w:firstRowLastColumn="0" w:lastRowFirstColumn="0" w:lastRowLastColumn="0"/>
+        </w:trPr>
+        <w:tc>
+          <w:tcPr>
+            <w:cnfStyle w:val="001000000000" w:firstRow="0" w:lastRow="0" w:firstColumn="1" w:lastColumn="0" w:oddVBand="0" w:evenVBand="0" w:oddHBand="0" w:evenHBand="0" w:firstRowFirstColumn="0" w:firstRowLastColumn="0" w:lastRowFirstColumn="0" w:lastRowLastColumn="0"/>
+            <w:tcW w:w="1271" w:type="dxa"/>
+          </w:tcPr>
+          <w:p>
+            <w:pPr>
+              <w:rPr>
+                <w:lang w:val="en-US"/>
+              </w:rPr>
+            </w:pPr>
+            <w:r>
+              <w:rPr>
+                <w:lang w:val="en-US"/>
+              </w:rPr>
+              <w:t>S01</w:t>
+            </w:r>
+          </w:p>
+        </w:tc>
+        <w:tc>
+          <w:tcPr>
+            <w:tcW w:w="2977" w:type="dxa"/>
+          </w:tcPr>
+          <w:p>
+            <w:pPr>
+              <w:cnfStyle w:val="000000100000" w:firstRow="0" w:lastRow="0" w:firstColumn="0" w:lastColumn="0" w:oddVBand="0" w:evenVBand="0" w:oddHBand="1" w:evenHBand="0" w:firstRowFirstColumn="0" w:firstRowLastColumn="0" w:lastRowFirstColumn="0" w:lastRowLastColumn="0"/>
+              <w:rPr>
+                <w:lang w:val="en-US"/>
+              </w:rPr>
+            </w:pPr>
+            <w:r>
+              <w:rPr>
+                <w:lang w:val="en-US"/>
+              </w:rPr>
+              <w:t>Solder</w:t>
+            </w:r>
+          </w:p>
+        </w:tc>
+        <w:tc>
+          <w:tcPr>
+            <w:tcW w:w="1701" w:type="dxa"/>
+          </w:tcPr>
+          <w:p>
+            <w:pPr>
+              <w:cnfStyle w:val="000000100000" w:firstRow="0" w:lastRow="0" w:firstColumn="0" w:lastColumn="0" w:oddVBand="0" w:evenVBand="0" w:oddHBand="1" w:evenHBand="0" w:firstRowFirstColumn="0" w:firstRowLastColumn="0" w:lastRowFirstColumn="0" w:lastRowLastColumn="0"/>
+              <w:rPr>
+                <w:lang w:val="en-US"/>
+              </w:rPr>
+            </w:pPr>
+            <w:r>
+              <w:rPr>
+                <w:lang w:val="en-US"/>
+              </w:rPr>
+              <w:t>Small amount</w:t>
+            </w:r>
+          </w:p>
+        </w:tc>
+        <w:tc>
+          <w:tcPr>
+            <w:tcW w:w="3401" w:type="dxa"/>
+            <w:gridSpan w:val="2"/>
+          </w:tcPr>
+          <w:p>
+            <w:pPr>
+              <w:cnfStyle w:val="000000100000" w:firstRow="0" w:lastRow="0" w:firstColumn="0" w:lastColumn="0" w:oddVBand="0" w:evenVBand="0" w:oddHBand="1" w:evenHBand="0" w:firstRowFirstColumn="0" w:firstRowLastColumn="0" w:lastRowFirstColumn="0" w:lastRowLastColumn="0"/>
+              <w:rPr>
+                <w:lang w:val="en-US"/>
+              </w:rPr>
+            </w:pPr>
+            <w:r>
+              <w:rPr>
+                <w:lang w:val="en-US"/>
+              </w:rPr>
+              <w:t xml:space="preserve">Soldering wires to </w:t>
+            </w:r>
+            <w:r>
+              <w:rPr>
+                <w:lang w:val="en-US"/>
+              </w:rPr>
+              <w:t>switch and jack.</w:t>
+            </w:r>
+          </w:p>
+        </w:tc>
+      </w:tr>
+    </w:tbl>
+    <w:p>
+      <w:pPr>
+        <w:pStyle w:val="Heading2"/>
+        <w:rPr>
+          <w:lang w:val="en-US"/>
+        </w:rPr>
+      </w:pPr>
+      <w:bookmarkStart w:id="7" w:name="_Toc221889207"/>
+      <w:r>
+        <w:rPr>
+          <w:lang w:val="en-US"/>
+        </w:rPr>
+        <w:t>Personal Protective Equipment (PPE)</w:t>
+      </w:r>
+      <w:bookmarkEnd w:id="7"/>
+    </w:p>
+    <w:tbl>
+      <w:tblPr>
+        <w:tblStyle w:val="GridTable4-Accent2"/>
+        <w:tblW w:w="9351" w:type="dxa"/>
+        <w:tblLook w:val="04A0" w:firstRow="1" w:lastRow="0" w:firstColumn="1" w:lastColumn="0" w:noHBand="0" w:noVBand="1"/>
+      </w:tblPr>
+      <w:tblGrid>
+        <w:gridCol w:w="1413"/>
+        <w:gridCol w:w="3260"/>
+        <w:gridCol w:w="4678"/>
+      </w:tblGrid>
+      <w:tr>
+        <w:trPr>
+          <w:cnfStyle w:val="100000000000" w:firstRow="1" w:lastRow="0" w:firstColumn="0" w:lastColumn="0" w:oddVBand="0" w:evenVBand="0" w:oddHBand="0" w:evenHBand="0" w:firstRowFirstColumn="0" w:firstRowLastColumn="0" w:lastRowFirstColumn="0" w:lastRowLastColumn="0"/>
+          <w:trHeight w:val="269"/>
+        </w:trPr>
+        <w:tc>
+          <w:tcPr>
+            <w:cnfStyle w:val="001000000000" w:firstRow="0" w:lastRow="0" w:firstColumn="1" w:lastColumn="0" w:oddVBand="0" w:evenVBand="0" w:oddHBand="0" w:evenHBand="0" w:firstRowFirstColumn="0" w:firstRowLastColumn="0" w:lastRowFirstColumn="0" w:lastRowLastColumn="0"/>
+            <w:tcW w:w="1413" w:type="dxa"/>
+            <w:shd w:val="clear" w:color="auto" w:fill="E71D2E"/>
+          </w:tcPr>
+          <w:p>
+            <w:pPr>
+              <w:rPr>
+                <w:lang w:val="en-US"/>
+              </w:rPr>
+            </w:pPr>
+            <w:r>
+              <w:rPr>
+                <w:lang w:val="en-US"/>
+              </w:rPr>
+              <w:t>PPE ID</w:t>
+            </w:r>
+          </w:p>
+        </w:tc>
+        <w:tc>
+          <w:tcPr>
+            <w:tcW w:w="3260" w:type="dxa"/>
+            <w:shd w:val="clear" w:color="auto" w:fill="E71D2E"/>
+          </w:tcPr>
+          <w:p>
+            <w:pPr>
+              <w:cnfStyle w:val="100000000000" w:firstRow="1" w:lastRow="0" w:firstColumn="0" w:lastColumn="0" w:oddVBand="0" w:evenVBand="0" w:oddHBand="0" w:evenHBand="0" w:firstRowFirstColumn="0" w:firstRowLastColumn="0" w:lastRowFirstColumn="0" w:lastRowLastColumn="0"/>
+              <w:rPr>
+                <w:lang w:val="en-US"/>
+              </w:rPr>
+            </w:pPr>
+            <w:r>
+              <w:rPr>
+                <w:lang w:val="en-US"/>
+              </w:rPr>
+              <w:t>Description</w:t>
+            </w:r>
+          </w:p>
+        </w:tc>
+        <w:tc>
+          <w:tcPr>
+            <w:tcW w:w="4678" w:type="dxa"/>
+            <w:shd w:val="clear" w:color="auto" w:fill="E71D2E"/>
+          </w:tcPr>
+          <w:p>
+            <w:pPr>
+              <w:cnfStyle w:val="100000000000" w:firstRow="1" w:lastRow="0" w:firstColumn="0" w:lastColumn="0" w:oddVBand="0" w:evenVBand="0" w:oddHBand="0" w:evenHBand="0" w:firstRowFirstColumn="0" w:firstRowLastColumn="0" w:lastRowFirstColumn="0" w:lastRowLastColumn="0"/>
+              <w:rPr>
+                <w:lang w:val="en-US"/>
+              </w:rPr>
+            </w:pPr>
+            <w:r>
+              <w:rPr>
+                <w:lang w:val="en-US"/>
+              </w:rPr>
+              <w:t>Notes</w:t>
+            </w:r>
+          </w:p>
+        </w:tc>
+      </w:tr>
+      <w:tr>
+        <w:trPr>
+          <w:cnfStyle w:val="000000100000" w:firstRow="0" w:lastRow="0" w:firstColumn="0" w:lastColumn="0" w:oddVBand="0" w:evenVBand="0" w:oddHBand="1" w:evenHBand="0" w:firstRowFirstColumn="0" w:firstRowLastColumn="0" w:lastRowFirstColumn="0" w:lastRowLastColumn="0"/>
+          <w:trHeight w:val="269"/>
+        </w:trPr>
+        <w:tc>
+          <w:tcPr>
+            <w:cnfStyle w:val="001000000000" w:firstRow="0" w:lastRow="0" w:firstColumn="1" w:lastColumn="0" w:oddVBand="0" w:evenVBand="0" w:oddHBand="0" w:evenHBand="0" w:firstRowFirstColumn="0" w:firstRowLastColumn="0" w:lastRowFirstColumn="0" w:lastRowLastColumn="0"/>
+            <w:tcW w:w="1413" w:type="dxa"/>
+          </w:tcPr>
+          <w:p>
+            <w:pPr>
+              <w:rPr>
+                <w:lang w:val="en-US"/>
+              </w:rPr>
+            </w:pPr>
+            <w:r>
+              <w:rPr>
+                <w:lang w:val="en-US"/>
+              </w:rPr>
+              <w:t>P01</w:t>
+            </w:r>
+          </w:p>
+        </w:tc>
+        <w:tc>
+          <w:tcPr>
+            <w:tcW w:w="3260" w:type="dxa"/>
+          </w:tcPr>
+          <w:p>
+            <w:pPr>
+              <w:cnfStyle w:val="000000100000" w:firstRow="0" w:lastRow="0" w:firstColumn="0" w:lastColumn="0" w:oddVBand="0" w:evenVBand="0" w:oddHBand="1" w:evenHBand="0" w:firstRowFirstColumn="0" w:firstRowLastColumn="0" w:lastRowFirstColumn="0" w:lastRowLastColumn="0"/>
+              <w:rPr>
+                <w:lang w:val="en-US"/>
+              </w:rPr>
+            </w:pPr>
+            <w:r>
+              <w:rPr>
+                <w:lang w:val="en-US"/>
+              </w:rPr>
+              <w:t>Safety glasses/goggles</w:t>
+            </w:r>
+          </w:p>
+        </w:tc>
+        <w:tc>
+          <w:tcPr>
+            <w:tcW w:w="4678" w:type="dxa"/>
+          </w:tcPr>
+          <w:p>
+            <w:pPr>
+              <w:cnfStyle w:val="000000100000" w:firstRow="0" w:lastRow="0" w:firstColumn="0" w:lastColumn="0" w:oddVBand="0" w:evenVBand="0" w:oddHBand="1" w:evenHBand="0" w:firstRowFirstColumn="0" w:firstRowLastColumn="0" w:lastRowFirstColumn="0" w:lastRowLastColumn="0"/>
+              <w:rPr>
+                <w:lang w:val="en-US"/>
+              </w:rPr>
+            </w:pPr>
+            <w:r>
+              <w:rPr>
+                <w:lang w:val="en-US"/>
+              </w:rPr>
+              <w:t>We recommend using eye protection while assembling the switch.</w:t>
+            </w:r>
+          </w:p>
+        </w:tc>
+      </w:tr>
+    </w:tbl>
     <w:p/>
     <w:p>
       <w:pPr>
@@ -1766,12 +3110,12 @@
       <w:pPr>
         <w:pStyle w:val="Heading1"/>
       </w:pPr>
-      <w:bookmarkStart w:id="5" w:name="_Toc107822084"/>
+      <w:bookmarkStart w:id="8" w:name="_Toc221889208"/>
       <w:r>
         <w:lastRenderedPageBreak/>
         <w:t>Customization Guide</w:t>
       </w:r>
-      <w:bookmarkEnd w:id="5"/>
+      <w:bookmarkEnd w:id="8"/>
     </w:p>
     <w:p>
       <w:pPr>
@@ -1784,18 +3128,848 @@
         <w:rPr>
           <w:lang w:val="en-US"/>
         </w:rPr>
-        <w:t xml:space="preserve">The device can be printed in the user’s desired colour. </w:t>
+        <w:t xml:space="preserve">The device can be printed in the user’s desired </w:t>
+      </w:r>
+      <w:proofErr w:type="spellStart"/>
+      <w:r>
+        <w:rPr>
+          <w:lang w:val="en-US"/>
+        </w:rPr>
+        <w:t>colour</w:t>
+      </w:r>
+      <w:proofErr w:type="spellEnd"/>
+      <w:r>
+        <w:rPr>
+          <w:lang w:val="en-US"/>
+        </w:rPr>
+        <w:t xml:space="preserve">. </w:t>
       </w:r>
     </w:p>
     <w:p>
       <w:pPr>
-        <w:rPr>
-          <w:rFonts w:eastAsiaTheme="majorEastAsia" w:cstheme="majorBidi"/>
-          <w:b/>
-          <w:bCs/>
-          <w:color w:val="1C1946" w:themeColor="accent1" w:themeShade="BF"/>
-          <w:sz w:val="28"/>
-          <w:szCs w:val="28"/>
+        <w:spacing w:after="160" w:line="259" w:lineRule="auto"/>
+        <w:rPr>
+          <w:lang w:val="en-US"/>
+        </w:rPr>
+      </w:pPr>
+      <w:r>
+        <w:rPr>
+          <w:lang w:val="en-US"/>
+        </w:rPr>
+        <w:t xml:space="preserve">We have also designed ten custom switch tops, which are shown </w:t>
+      </w:r>
+      <w:proofErr w:type="gramStart"/>
+      <w:r>
+        <w:rPr>
+          <w:lang w:val="en-US"/>
+        </w:rPr>
+        <w:t>in</w:t>
+      </w:r>
+      <w:proofErr w:type="gramEnd"/>
+      <w:r>
+        <w:rPr>
+          <w:lang w:val="en-US"/>
+        </w:rPr>
+        <w:t xml:space="preserve"> the table below.</w:t>
+      </w:r>
+    </w:p>
+    <w:tbl>
+      <w:tblPr>
+        <w:tblStyle w:val="GridTable4-Accent2"/>
+        <w:tblW w:w="0" w:type="auto"/>
+        <w:tblLook w:val="04A0" w:firstRow="1" w:lastRow="0" w:firstColumn="1" w:lastColumn="0" w:noHBand="0" w:noVBand="1"/>
+      </w:tblPr>
+      <w:tblGrid>
+        <w:gridCol w:w="3118"/>
+        <w:gridCol w:w="3143"/>
+        <w:gridCol w:w="3089"/>
+      </w:tblGrid>
+      <w:tr>
+        <w:trPr>
+          <w:cnfStyle w:val="100000000000" w:firstRow="1" w:lastRow="0" w:firstColumn="0" w:lastColumn="0" w:oddVBand="0" w:evenVBand="0" w:oddHBand="0" w:evenHBand="0" w:firstRowFirstColumn="0" w:firstRowLastColumn="0" w:lastRowFirstColumn="0" w:lastRowLastColumn="0"/>
+        </w:trPr>
+        <w:tc>
+          <w:tcPr>
+            <w:cnfStyle w:val="001000000000" w:firstRow="0" w:lastRow="0" w:firstColumn="1" w:lastColumn="0" w:oddVBand="0" w:evenVBand="0" w:oddHBand="0" w:evenHBand="0" w:firstRowFirstColumn="0" w:firstRowLastColumn="0" w:lastRowFirstColumn="0" w:lastRowLastColumn="0"/>
+            <w:tcW w:w="9350" w:type="dxa"/>
+            <w:gridSpan w:val="3"/>
+            <w:shd w:val="clear" w:color="auto" w:fill="E71D2E"/>
+          </w:tcPr>
+          <w:p>
+            <w:pPr>
+              <w:jc w:val="center"/>
+              <w:rPr>
+                <w:lang w:val="en-US"/>
+              </w:rPr>
+            </w:pPr>
+            <w:r>
+              <w:rPr>
+                <w:lang w:val="en-US"/>
+              </w:rPr>
+              <w:t>MMC60 Assistive Switch Custom Tops</w:t>
+            </w:r>
+          </w:p>
+        </w:tc>
+      </w:tr>
+      <w:tr>
+        <w:trPr>
+          <w:cnfStyle w:val="000000100000" w:firstRow="0" w:lastRow="0" w:firstColumn="0" w:lastColumn="0" w:oddVBand="0" w:evenVBand="0" w:oddHBand="1" w:evenHBand="0" w:firstRowFirstColumn="0" w:firstRowLastColumn="0" w:lastRowFirstColumn="0" w:lastRowLastColumn="0"/>
+        </w:trPr>
+        <w:tc>
+          <w:tcPr>
+            <w:cnfStyle w:val="001000000000" w:firstRow="0" w:lastRow="0" w:firstColumn="1" w:lastColumn="0" w:oddVBand="0" w:evenVBand="0" w:oddHBand="0" w:evenHBand="0" w:firstRowFirstColumn="0" w:firstRowLastColumn="0" w:lastRowFirstColumn="0" w:lastRowLastColumn="0"/>
+            <w:tcW w:w="3273" w:type="dxa"/>
+          </w:tcPr>
+          <w:p>
+            <w:pPr>
+              <w:rPr>
+                <w:lang w:val="en-US"/>
+              </w:rPr>
+            </w:pPr>
+            <w:r>
+              <w:rPr>
+                <w:lang w:val="en-US"/>
+              </w:rPr>
+              <w:t>MMC60_Button_Cups.stl</w:t>
+            </w:r>
+          </w:p>
+        </w:tc>
+        <w:tc>
+          <w:tcPr>
+            <w:tcW w:w="3027" w:type="dxa"/>
+          </w:tcPr>
+          <w:p>
+            <w:pPr>
+              <w:cnfStyle w:val="000000100000" w:firstRow="0" w:lastRow="0" w:firstColumn="0" w:lastColumn="0" w:oddVBand="0" w:evenVBand="0" w:oddHBand="1" w:evenHBand="0" w:firstRowFirstColumn="0" w:firstRowLastColumn="0" w:lastRowFirstColumn="0" w:lastRowLastColumn="0"/>
+              <w:rPr>
+                <w:lang w:val="en-US"/>
+              </w:rPr>
+            </w:pPr>
+            <w:r>
+              <w:rPr>
+                <w:lang w:val="en-US"/>
+              </w:rPr>
+              <w:t>MMC60_Button_Hex4.stl</w:t>
+            </w:r>
+          </w:p>
+        </w:tc>
+        <w:tc>
+          <w:tcPr>
+            <w:tcW w:w="3050" w:type="dxa"/>
+          </w:tcPr>
+          <w:p>
+            <w:pPr>
+              <w:cnfStyle w:val="000000100000" w:firstRow="0" w:lastRow="0" w:firstColumn="0" w:lastColumn="0" w:oddVBand="0" w:evenVBand="0" w:oddHBand="1" w:evenHBand="0" w:firstRowFirstColumn="0" w:firstRowLastColumn="0" w:lastRowFirstColumn="0" w:lastRowLastColumn="0"/>
+              <w:rPr>
+                <w:lang w:val="en-US"/>
+              </w:rPr>
+            </w:pPr>
+            <w:r>
+              <w:rPr>
+                <w:lang w:val="en-US"/>
+              </w:rPr>
+              <w:t>MMC60_Button_Hex8.stl</w:t>
+            </w:r>
+          </w:p>
+        </w:tc>
+      </w:tr>
+      <w:tr>
+        <w:tc>
+          <w:tcPr>
+            <w:cnfStyle w:val="001000000000" w:firstRow="0" w:lastRow="0" w:firstColumn="1" w:lastColumn="0" w:oddVBand="0" w:evenVBand="0" w:oddHBand="0" w:evenHBand="0" w:firstRowFirstColumn="0" w:firstRowLastColumn="0" w:lastRowFirstColumn="0" w:lastRowLastColumn="0"/>
+            <w:tcW w:w="3273" w:type="dxa"/>
+          </w:tcPr>
+          <w:p>
+            <w:pPr>
+              <w:rPr>
+                <w:lang w:val="en-US"/>
+              </w:rPr>
+            </w:pPr>
+            <w:r>
+              <w:rPr>
+                <w:lang w:val="en-US"/>
+              </w:rPr>
+              <w:drawing>
+                <wp:inline distT="0" distB="0" distL="0" distR="0" wp14:anchorId="3E13C399" wp14:editId="30C417ED">
+                  <wp:extent cx="2020878" cy="1581150"/>
+                  <wp:effectExtent l="0" t="0" r="0" b="0"/>
+                  <wp:docPr id="313834341" name="Picture 1" descr="A red pizza with holes in it&#10;&#10;AI-generated content may be incorrect."/>
+                  <wp:cNvGraphicFramePr>
+                    <a:graphicFrameLocks xmlns:a="http://schemas.openxmlformats.org/drawingml/2006/main" noChangeAspect="1"/>
+                  </wp:cNvGraphicFramePr>
+                  <a:graphic xmlns:a="http://schemas.openxmlformats.org/drawingml/2006/main">
+                    <a:graphicData uri="http://schemas.openxmlformats.org/drawingml/2006/picture">
+                      <pic:pic xmlns:pic="http://schemas.openxmlformats.org/drawingml/2006/picture">
+                        <pic:nvPicPr>
+                          <pic:cNvPr id="313834341" name="Picture 1" descr="A red pizza with holes in it&#10;&#10;AI-generated content may be incorrect."/>
+                          <pic:cNvPicPr/>
+                        </pic:nvPicPr>
+                        <pic:blipFill>
+                          <a:blip r:embed="rId12"/>
+                          <a:stretch>
+                            <a:fillRect/>
+                          </a:stretch>
+                        </pic:blipFill>
+                        <pic:spPr>
+                          <a:xfrm>
+                            <a:off x="0" y="0"/>
+                            <a:ext cx="2032566" cy="1590295"/>
+                          </a:xfrm>
+                          <a:prstGeom prst="rect">
+                            <a:avLst/>
+                          </a:prstGeom>
+                        </pic:spPr>
+                      </pic:pic>
+                    </a:graphicData>
+                  </a:graphic>
+                </wp:inline>
+              </w:drawing>
+            </w:r>
+          </w:p>
+        </w:tc>
+        <w:tc>
+          <w:tcPr>
+            <w:tcW w:w="3027" w:type="dxa"/>
+          </w:tcPr>
+          <w:p>
+            <w:pPr>
+              <w:cnfStyle w:val="000000000000" w:firstRow="0" w:lastRow="0" w:firstColumn="0" w:lastColumn="0" w:oddVBand="0" w:evenVBand="0" w:oddHBand="0" w:evenHBand="0" w:firstRowFirstColumn="0" w:firstRowLastColumn="0" w:lastRowFirstColumn="0" w:lastRowLastColumn="0"/>
+              <w:rPr>
+                <w:lang w:val="en-US"/>
+              </w:rPr>
+            </w:pPr>
+            <w:r>
+              <w:rPr>
+                <w:lang w:val="en-US"/>
+              </w:rPr>
+              <w:drawing>
+                <wp:inline distT="0" distB="0" distL="0" distR="0" wp14:anchorId="1774EEAB" wp14:editId="182C360D">
+                  <wp:extent cx="2038350" cy="1569711"/>
+                  <wp:effectExtent l="0" t="0" r="0" b="0"/>
+                  <wp:docPr id="602599865" name="Picture 1" descr="A circular object with hexagons&#10;&#10;AI-generated content may be incorrect."/>
+                  <wp:cNvGraphicFramePr>
+                    <a:graphicFrameLocks xmlns:a="http://schemas.openxmlformats.org/drawingml/2006/main" noChangeAspect="1"/>
+                  </wp:cNvGraphicFramePr>
+                  <a:graphic xmlns:a="http://schemas.openxmlformats.org/drawingml/2006/main">
+                    <a:graphicData uri="http://schemas.openxmlformats.org/drawingml/2006/picture">
+                      <pic:pic xmlns:pic="http://schemas.openxmlformats.org/drawingml/2006/picture">
+                        <pic:nvPicPr>
+                          <pic:cNvPr id="602599865" name="Picture 1" descr="A circular object with hexagons&#10;&#10;AI-generated content may be incorrect."/>
+                          <pic:cNvPicPr/>
+                        </pic:nvPicPr>
+                        <pic:blipFill>
+                          <a:blip r:embed="rId13"/>
+                          <a:stretch>
+                            <a:fillRect/>
+                          </a:stretch>
+                        </pic:blipFill>
+                        <pic:spPr>
+                          <a:xfrm>
+                            <a:off x="0" y="0"/>
+                            <a:ext cx="2060452" cy="1586732"/>
+                          </a:xfrm>
+                          <a:prstGeom prst="rect">
+                            <a:avLst/>
+                          </a:prstGeom>
+                        </pic:spPr>
+                      </pic:pic>
+                    </a:graphicData>
+                  </a:graphic>
+                </wp:inline>
+              </w:drawing>
+            </w:r>
+          </w:p>
+        </w:tc>
+        <w:tc>
+          <w:tcPr>
+            <w:tcW w:w="3050" w:type="dxa"/>
+          </w:tcPr>
+          <w:p>
+            <w:pPr>
+              <w:cnfStyle w:val="000000000000" w:firstRow="0" w:lastRow="0" w:firstColumn="0" w:lastColumn="0" w:oddVBand="0" w:evenVBand="0" w:oddHBand="0" w:evenHBand="0" w:firstRowFirstColumn="0" w:firstRowLastColumn="0" w:lastRowFirstColumn="0" w:lastRowLastColumn="0"/>
+              <w:rPr>
+                <w:lang w:val="en-US"/>
+              </w:rPr>
+            </w:pPr>
+            <w:r>
+              <w:rPr>
+                <w:lang w:val="en-US"/>
+              </w:rPr>
+              <w:drawing>
+                <wp:inline distT="0" distB="0" distL="0" distR="0" wp14:anchorId="7B64E78A" wp14:editId="73224FA9">
+                  <wp:extent cx="2000250" cy="1567394"/>
+                  <wp:effectExtent l="0" t="0" r="0" b="0"/>
+                  <wp:docPr id="1160118615" name="Picture 1" descr="A red circle with hexagons on it&#10;&#10;AI-generated content may be incorrect."/>
+                  <wp:cNvGraphicFramePr>
+                    <a:graphicFrameLocks xmlns:a="http://schemas.openxmlformats.org/drawingml/2006/main" noChangeAspect="1"/>
+                  </wp:cNvGraphicFramePr>
+                  <a:graphic xmlns:a="http://schemas.openxmlformats.org/drawingml/2006/main">
+                    <a:graphicData uri="http://schemas.openxmlformats.org/drawingml/2006/picture">
+                      <pic:pic xmlns:pic="http://schemas.openxmlformats.org/drawingml/2006/picture">
+                        <pic:nvPicPr>
+                          <pic:cNvPr id="1160118615" name="Picture 1" descr="A red circle with hexagons on it&#10;&#10;AI-generated content may be incorrect."/>
+                          <pic:cNvPicPr/>
+                        </pic:nvPicPr>
+                        <pic:blipFill>
+                          <a:blip r:embed="rId14"/>
+                          <a:stretch>
+                            <a:fillRect/>
+                          </a:stretch>
+                        </pic:blipFill>
+                        <pic:spPr>
+                          <a:xfrm>
+                            <a:off x="0" y="0"/>
+                            <a:ext cx="2007535" cy="1573103"/>
+                          </a:xfrm>
+                          <a:prstGeom prst="rect">
+                            <a:avLst/>
+                          </a:prstGeom>
+                        </pic:spPr>
+                      </pic:pic>
+                    </a:graphicData>
+                  </a:graphic>
+                </wp:inline>
+              </w:drawing>
+            </w:r>
+          </w:p>
+        </w:tc>
+      </w:tr>
+      <w:tr>
+        <w:trPr>
+          <w:cnfStyle w:val="000000100000" w:firstRow="0" w:lastRow="0" w:firstColumn="0" w:lastColumn="0" w:oddVBand="0" w:evenVBand="0" w:oddHBand="1" w:evenHBand="0" w:firstRowFirstColumn="0" w:firstRowLastColumn="0" w:lastRowFirstColumn="0" w:lastRowLastColumn="0"/>
+        </w:trPr>
+        <w:tc>
+          <w:tcPr>
+            <w:cnfStyle w:val="001000000000" w:firstRow="0" w:lastRow="0" w:firstColumn="1" w:lastColumn="0" w:oddVBand="0" w:evenVBand="0" w:oddHBand="0" w:evenHBand="0" w:firstRowFirstColumn="0" w:firstRowLastColumn="0" w:lastRowFirstColumn="0" w:lastRowLastColumn="0"/>
+            <w:tcW w:w="3273" w:type="dxa"/>
+          </w:tcPr>
+          <w:p>
+            <w:pPr>
+              <w:rPr>
+                <w:lang w:val="en-US"/>
+              </w:rPr>
+            </w:pPr>
+            <w:r>
+              <w:rPr>
+                <w:lang w:val="en-US"/>
+              </w:rPr>
+              <w:t>MMC60_Button_Rings.stl</w:t>
+            </w:r>
+          </w:p>
+        </w:tc>
+        <w:tc>
+          <w:tcPr>
+            <w:tcW w:w="3027" w:type="dxa"/>
+          </w:tcPr>
+          <w:p>
+            <w:pPr>
+              <w:cnfStyle w:val="000000100000" w:firstRow="0" w:lastRow="0" w:firstColumn="0" w:lastColumn="0" w:oddVBand="0" w:evenVBand="0" w:oddHBand="1" w:evenHBand="0" w:firstRowFirstColumn="0" w:firstRowLastColumn="0" w:lastRowFirstColumn="0" w:lastRowLastColumn="0"/>
+              <w:rPr>
+                <w:lang w:val="en-US"/>
+              </w:rPr>
+            </w:pPr>
+            <w:r>
+              <w:rPr>
+                <w:lang w:val="en-US"/>
+              </w:rPr>
+              <w:t>MMC60_Button_Rings2.stl</w:t>
+            </w:r>
+          </w:p>
+        </w:tc>
+        <w:tc>
+          <w:tcPr>
+            <w:tcW w:w="3050" w:type="dxa"/>
+          </w:tcPr>
+          <w:p>
+            <w:pPr>
+              <w:cnfStyle w:val="000000100000" w:firstRow="0" w:lastRow="0" w:firstColumn="0" w:lastColumn="0" w:oddVBand="0" w:evenVBand="0" w:oddHBand="1" w:evenHBand="0" w:firstRowFirstColumn="0" w:firstRowLastColumn="0" w:lastRowFirstColumn="0" w:lastRowLastColumn="0"/>
+              <w:rPr>
+                <w:lang w:val="en-US"/>
+              </w:rPr>
+            </w:pPr>
+            <w:r>
+              <w:rPr>
+                <w:lang w:val="en-US"/>
+              </w:rPr>
+              <w:t>MMC60_Button_Spiral.stl</w:t>
+            </w:r>
+          </w:p>
+        </w:tc>
+      </w:tr>
+      <w:tr>
+        <w:tc>
+          <w:tcPr>
+            <w:cnfStyle w:val="001000000000" w:firstRow="0" w:lastRow="0" w:firstColumn="1" w:lastColumn="0" w:oddVBand="0" w:evenVBand="0" w:oddHBand="0" w:evenHBand="0" w:firstRowFirstColumn="0" w:firstRowLastColumn="0" w:lastRowFirstColumn="0" w:lastRowLastColumn="0"/>
+            <w:tcW w:w="3273" w:type="dxa"/>
+          </w:tcPr>
+          <w:p>
+            <w:pPr>
+              <w:rPr>
+                <w:lang w:val="en-US"/>
+              </w:rPr>
+            </w:pPr>
+            <w:r>
+              <w:rPr>
+                <w:lang w:val="en-US"/>
+              </w:rPr>
+              <w:drawing>
+                <wp:inline distT="0" distB="0" distL="0" distR="0" wp14:anchorId="30BD40AE" wp14:editId="0656F66B">
+                  <wp:extent cx="1895475" cy="1483788"/>
+                  <wp:effectExtent l="0" t="0" r="0" b="2540"/>
+                  <wp:docPr id="519534795" name="Picture 1" descr="A red circle with white lines&#10;&#10;AI-generated content may be incorrect."/>
+                  <wp:cNvGraphicFramePr>
+                    <a:graphicFrameLocks xmlns:a="http://schemas.openxmlformats.org/drawingml/2006/main" noChangeAspect="1"/>
+                  </wp:cNvGraphicFramePr>
+                  <a:graphic xmlns:a="http://schemas.openxmlformats.org/drawingml/2006/main">
+                    <a:graphicData uri="http://schemas.openxmlformats.org/drawingml/2006/picture">
+                      <pic:pic xmlns:pic="http://schemas.openxmlformats.org/drawingml/2006/picture">
+                        <pic:nvPicPr>
+                          <pic:cNvPr id="519534795" name="Picture 1" descr="A red circle with white lines&#10;&#10;AI-generated content may be incorrect."/>
+                          <pic:cNvPicPr/>
+                        </pic:nvPicPr>
+                        <pic:blipFill>
+                          <a:blip r:embed="rId15"/>
+                          <a:stretch>
+                            <a:fillRect/>
+                          </a:stretch>
+                        </pic:blipFill>
+                        <pic:spPr>
+                          <a:xfrm>
+                            <a:off x="0" y="0"/>
+                            <a:ext cx="1900732" cy="1487903"/>
+                          </a:xfrm>
+                          <a:prstGeom prst="rect">
+                            <a:avLst/>
+                          </a:prstGeom>
+                        </pic:spPr>
+                      </pic:pic>
+                    </a:graphicData>
+                  </a:graphic>
+                </wp:inline>
+              </w:drawing>
+            </w:r>
+          </w:p>
+        </w:tc>
+        <w:tc>
+          <w:tcPr>
+            <w:tcW w:w="3027" w:type="dxa"/>
+          </w:tcPr>
+          <w:p>
+            <w:pPr>
+              <w:cnfStyle w:val="000000000000" w:firstRow="0" w:lastRow="0" w:firstColumn="0" w:lastColumn="0" w:oddVBand="0" w:evenVBand="0" w:oddHBand="0" w:evenHBand="0" w:firstRowFirstColumn="0" w:firstRowLastColumn="0" w:lastRowFirstColumn="0" w:lastRowLastColumn="0"/>
+              <w:rPr>
+                <w:lang w:val="en-US"/>
+              </w:rPr>
+            </w:pPr>
+            <w:r>
+              <w:rPr>
+                <w:lang w:val="en-US"/>
+              </w:rPr>
+              <w:drawing>
+                <wp:inline distT="0" distB="0" distL="0" distR="0" wp14:anchorId="78F962C4" wp14:editId="51380943">
+                  <wp:extent cx="1914525" cy="1469387"/>
+                  <wp:effectExtent l="0" t="0" r="0" b="0"/>
+                  <wp:docPr id="406670209" name="Picture 1" descr="A red circle with white lines&#10;&#10;AI-generated content may be incorrect."/>
+                  <wp:cNvGraphicFramePr>
+                    <a:graphicFrameLocks xmlns:a="http://schemas.openxmlformats.org/drawingml/2006/main" noChangeAspect="1"/>
+                  </wp:cNvGraphicFramePr>
+                  <a:graphic xmlns:a="http://schemas.openxmlformats.org/drawingml/2006/main">
+                    <a:graphicData uri="http://schemas.openxmlformats.org/drawingml/2006/picture">
+                      <pic:pic xmlns:pic="http://schemas.openxmlformats.org/drawingml/2006/picture">
+                        <pic:nvPicPr>
+                          <pic:cNvPr id="406670209" name="Picture 1" descr="A red circle with white lines&#10;&#10;AI-generated content may be incorrect."/>
+                          <pic:cNvPicPr/>
+                        </pic:nvPicPr>
+                        <pic:blipFill>
+                          <a:blip r:embed="rId16"/>
+                          <a:stretch>
+                            <a:fillRect/>
+                          </a:stretch>
+                        </pic:blipFill>
+                        <pic:spPr>
+                          <a:xfrm>
+                            <a:off x="0" y="0"/>
+                            <a:ext cx="1926496" cy="1478575"/>
+                          </a:xfrm>
+                          <a:prstGeom prst="rect">
+                            <a:avLst/>
+                          </a:prstGeom>
+                        </pic:spPr>
+                      </pic:pic>
+                    </a:graphicData>
+                  </a:graphic>
+                </wp:inline>
+              </w:drawing>
+            </w:r>
+          </w:p>
+        </w:tc>
+        <w:tc>
+          <w:tcPr>
+            <w:tcW w:w="3050" w:type="dxa"/>
+          </w:tcPr>
+          <w:p>
+            <w:pPr>
+              <w:cnfStyle w:val="000000000000" w:firstRow="0" w:lastRow="0" w:firstColumn="0" w:lastColumn="0" w:oddVBand="0" w:evenVBand="0" w:oddHBand="0" w:evenHBand="0" w:firstRowFirstColumn="0" w:firstRowLastColumn="0" w:lastRowFirstColumn="0" w:lastRowLastColumn="0"/>
+              <w:rPr>
+                <w:lang w:val="en-US"/>
+              </w:rPr>
+            </w:pPr>
+            <w:r>
+              <w:rPr>
+                <w:lang w:val="en-US"/>
+              </w:rPr>
+              <w:drawing>
+                <wp:inline distT="0" distB="0" distL="0" distR="0" wp14:anchorId="7AF3BA40" wp14:editId="6DC8377D">
+                  <wp:extent cx="1896276" cy="1466850"/>
+                  <wp:effectExtent l="0" t="0" r="8890" b="0"/>
+                  <wp:docPr id="1004891609" name="Picture 1" descr="A red and orange spiral object&#10;&#10;AI-generated content may be incorrect."/>
+                  <wp:cNvGraphicFramePr>
+                    <a:graphicFrameLocks xmlns:a="http://schemas.openxmlformats.org/drawingml/2006/main" noChangeAspect="1"/>
+                  </wp:cNvGraphicFramePr>
+                  <a:graphic xmlns:a="http://schemas.openxmlformats.org/drawingml/2006/main">
+                    <a:graphicData uri="http://schemas.openxmlformats.org/drawingml/2006/picture">
+                      <pic:pic xmlns:pic="http://schemas.openxmlformats.org/drawingml/2006/picture">
+                        <pic:nvPicPr>
+                          <pic:cNvPr id="1004891609" name="Picture 1" descr="A red and orange spiral object&#10;&#10;AI-generated content may be incorrect."/>
+                          <pic:cNvPicPr/>
+                        </pic:nvPicPr>
+                        <pic:blipFill>
+                          <a:blip r:embed="rId17"/>
+                          <a:stretch>
+                            <a:fillRect/>
+                          </a:stretch>
+                        </pic:blipFill>
+                        <pic:spPr>
+                          <a:xfrm>
+                            <a:off x="0" y="0"/>
+                            <a:ext cx="1904434" cy="1473160"/>
+                          </a:xfrm>
+                          <a:prstGeom prst="rect">
+                            <a:avLst/>
+                          </a:prstGeom>
+                        </pic:spPr>
+                      </pic:pic>
+                    </a:graphicData>
+                  </a:graphic>
+                </wp:inline>
+              </w:drawing>
+            </w:r>
+          </w:p>
+        </w:tc>
+      </w:tr>
+      <w:tr>
+        <w:trPr>
+          <w:cnfStyle w:val="000000100000" w:firstRow="0" w:lastRow="0" w:firstColumn="0" w:lastColumn="0" w:oddVBand="0" w:evenVBand="0" w:oddHBand="1" w:evenHBand="0" w:firstRowFirstColumn="0" w:firstRowLastColumn="0" w:lastRowFirstColumn="0" w:lastRowLastColumn="0"/>
+        </w:trPr>
+        <w:tc>
+          <w:tcPr>
+            <w:cnfStyle w:val="001000000000" w:firstRow="0" w:lastRow="0" w:firstColumn="1" w:lastColumn="0" w:oddVBand="0" w:evenVBand="0" w:oddHBand="0" w:evenHBand="0" w:firstRowFirstColumn="0" w:firstRowLastColumn="0" w:lastRowFirstColumn="0" w:lastRowLastColumn="0"/>
+            <w:tcW w:w="3273" w:type="dxa"/>
+          </w:tcPr>
+          <w:p>
+            <w:pPr>
+              <w:rPr>
+                <w:lang w:val="en-US"/>
+              </w:rPr>
+            </w:pPr>
+            <w:r>
+              <w:rPr>
+                <w:lang w:val="en-US"/>
+              </w:rPr>
+              <w:t>MMC60_Button_Gaming_A.stl</w:t>
+            </w:r>
+          </w:p>
+        </w:tc>
+        <w:tc>
+          <w:tcPr>
+            <w:tcW w:w="3027" w:type="dxa"/>
+          </w:tcPr>
+          <w:p>
+            <w:pPr>
+              <w:cnfStyle w:val="000000100000" w:firstRow="0" w:lastRow="0" w:firstColumn="0" w:lastColumn="0" w:oddVBand="0" w:evenVBand="0" w:oddHBand="1" w:evenHBand="0" w:firstRowFirstColumn="0" w:firstRowLastColumn="0" w:lastRowFirstColumn="0" w:lastRowLastColumn="0"/>
+              <w:rPr>
+                <w:lang w:val="en-US"/>
+              </w:rPr>
+            </w:pPr>
+            <w:r>
+              <w:rPr>
+                <w:lang w:val="en-US"/>
+              </w:rPr>
+              <w:t>MMC60_Button_Gaming_B.stl</w:t>
+            </w:r>
+          </w:p>
+        </w:tc>
+        <w:tc>
+          <w:tcPr>
+            <w:tcW w:w="3050" w:type="dxa"/>
+          </w:tcPr>
+          <w:p>
+            <w:pPr>
+              <w:cnfStyle w:val="000000100000" w:firstRow="0" w:lastRow="0" w:firstColumn="0" w:lastColumn="0" w:oddVBand="0" w:evenVBand="0" w:oddHBand="1" w:evenHBand="0" w:firstRowFirstColumn="0" w:firstRowLastColumn="0" w:lastRowFirstColumn="0" w:lastRowLastColumn="0"/>
+              <w:rPr>
+                <w:lang w:val="en-US"/>
+              </w:rPr>
+            </w:pPr>
+            <w:r>
+              <w:rPr>
+                <w:lang w:val="en-US"/>
+              </w:rPr>
+              <w:t>MMC60_Button_Gaming_X.stl</w:t>
+            </w:r>
+          </w:p>
+        </w:tc>
+      </w:tr>
+      <w:tr>
+        <w:tc>
+          <w:tcPr>
+            <w:cnfStyle w:val="001000000000" w:firstRow="0" w:lastRow="0" w:firstColumn="1" w:lastColumn="0" w:oddVBand="0" w:evenVBand="0" w:oddHBand="0" w:evenHBand="0" w:firstRowFirstColumn="0" w:firstRowLastColumn="0" w:lastRowFirstColumn="0" w:lastRowLastColumn="0"/>
+            <w:tcW w:w="3273" w:type="dxa"/>
+          </w:tcPr>
+          <w:p>
+            <w:pPr>
+              <w:rPr>
+                <w:lang w:val="en-US"/>
+              </w:rPr>
+            </w:pPr>
+            <w:r>
+              <w:rPr>
+                <w:lang w:val="en-US"/>
+              </w:rPr>
+              <w:drawing>
+                <wp:inline distT="0" distB="0" distL="0" distR="0" wp14:anchorId="0D5AAE3B" wp14:editId="3505A2AF">
+                  <wp:extent cx="1895475" cy="1489931"/>
+                  <wp:effectExtent l="0" t="0" r="0" b="0"/>
+                  <wp:docPr id="990892459" name="Picture 1" descr="A red circle with a letter&#10;&#10;AI-generated content may be incorrect."/>
+                  <wp:cNvGraphicFramePr>
+                    <a:graphicFrameLocks xmlns:a="http://schemas.openxmlformats.org/drawingml/2006/main" noChangeAspect="1"/>
+                  </wp:cNvGraphicFramePr>
+                  <a:graphic xmlns:a="http://schemas.openxmlformats.org/drawingml/2006/main">
+                    <a:graphicData uri="http://schemas.openxmlformats.org/drawingml/2006/picture">
+                      <pic:pic xmlns:pic="http://schemas.openxmlformats.org/drawingml/2006/picture">
+                        <pic:nvPicPr>
+                          <pic:cNvPr id="990892459" name="Picture 1" descr="A red circle with a letter&#10;&#10;AI-generated content may be incorrect."/>
+                          <pic:cNvPicPr/>
+                        </pic:nvPicPr>
+                        <pic:blipFill>
+                          <a:blip r:embed="rId18"/>
+                          <a:stretch>
+                            <a:fillRect/>
+                          </a:stretch>
+                        </pic:blipFill>
+                        <pic:spPr>
+                          <a:xfrm>
+                            <a:off x="0" y="0"/>
+                            <a:ext cx="1910315" cy="1501596"/>
+                          </a:xfrm>
+                          <a:prstGeom prst="rect">
+                            <a:avLst/>
+                          </a:prstGeom>
+                        </pic:spPr>
+                      </pic:pic>
+                    </a:graphicData>
+                  </a:graphic>
+                </wp:inline>
+              </w:drawing>
+            </w:r>
+          </w:p>
+        </w:tc>
+        <w:tc>
+          <w:tcPr>
+            <w:tcW w:w="3027" w:type="dxa"/>
+          </w:tcPr>
+          <w:p>
+            <w:pPr>
+              <w:cnfStyle w:val="000000000000" w:firstRow="0" w:lastRow="0" w:firstColumn="0" w:lastColumn="0" w:oddVBand="0" w:evenVBand="0" w:oddHBand="0" w:evenHBand="0" w:firstRowFirstColumn="0" w:firstRowLastColumn="0" w:lastRowFirstColumn="0" w:lastRowLastColumn="0"/>
+              <w:rPr>
+                <w:lang w:val="en-US"/>
+              </w:rPr>
+            </w:pPr>
+            <w:r>
+              <w:rPr>
+                <w:lang w:val="en-US"/>
+              </w:rPr>
+              <w:drawing>
+                <wp:inline distT="0" distB="0" distL="0" distR="0" wp14:anchorId="67AB5F58" wp14:editId="343ED92F">
+                  <wp:extent cx="1895474" cy="1500584"/>
+                  <wp:effectExtent l="0" t="0" r="0" b="4445"/>
+                  <wp:docPr id="1758392722" name="Picture 1" descr="A red circle with a letter b&#10;&#10;AI-generated content may be incorrect."/>
+                  <wp:cNvGraphicFramePr>
+                    <a:graphicFrameLocks xmlns:a="http://schemas.openxmlformats.org/drawingml/2006/main" noChangeAspect="1"/>
+                  </wp:cNvGraphicFramePr>
+                  <a:graphic xmlns:a="http://schemas.openxmlformats.org/drawingml/2006/main">
+                    <a:graphicData uri="http://schemas.openxmlformats.org/drawingml/2006/picture">
+                      <pic:pic xmlns:pic="http://schemas.openxmlformats.org/drawingml/2006/picture">
+                        <pic:nvPicPr>
+                          <pic:cNvPr id="1758392722" name="Picture 1" descr="A red circle with a letter b&#10;&#10;AI-generated content may be incorrect."/>
+                          <pic:cNvPicPr/>
+                        </pic:nvPicPr>
+                        <pic:blipFill>
+                          <a:blip r:embed="rId19"/>
+                          <a:stretch>
+                            <a:fillRect/>
+                          </a:stretch>
+                        </pic:blipFill>
+                        <pic:spPr>
+                          <a:xfrm>
+                            <a:off x="0" y="0"/>
+                            <a:ext cx="1903259" cy="1506747"/>
+                          </a:xfrm>
+                          <a:prstGeom prst="rect">
+                            <a:avLst/>
+                          </a:prstGeom>
+                        </pic:spPr>
+                      </pic:pic>
+                    </a:graphicData>
+                  </a:graphic>
+                </wp:inline>
+              </w:drawing>
+            </w:r>
+          </w:p>
+        </w:tc>
+        <w:tc>
+          <w:tcPr>
+            <w:tcW w:w="3050" w:type="dxa"/>
+          </w:tcPr>
+          <w:p>
+            <w:pPr>
+              <w:cnfStyle w:val="000000000000" w:firstRow="0" w:lastRow="0" w:firstColumn="0" w:lastColumn="0" w:oddVBand="0" w:evenVBand="0" w:oddHBand="0" w:evenHBand="0" w:firstRowFirstColumn="0" w:firstRowLastColumn="0" w:lastRowFirstColumn="0" w:lastRowLastColumn="0"/>
+              <w:rPr>
+                <w:lang w:val="en-US"/>
+              </w:rPr>
+            </w:pPr>
+            <w:r>
+              <w:rPr>
+                <w:lang w:val="en-US"/>
+              </w:rPr>
+              <w:drawing>
+                <wp:inline distT="0" distB="0" distL="0" distR="0" wp14:anchorId="21FFF550" wp14:editId="6A1EB018">
+                  <wp:extent cx="1981200" cy="1521197"/>
+                  <wp:effectExtent l="0" t="0" r="0" b="3175"/>
+                  <wp:docPr id="450015292" name="Picture 1" descr="A red circle with a letter x on it&#10;&#10;AI-generated content may be incorrect."/>
+                  <wp:cNvGraphicFramePr>
+                    <a:graphicFrameLocks xmlns:a="http://schemas.openxmlformats.org/drawingml/2006/main" noChangeAspect="1"/>
+                  </wp:cNvGraphicFramePr>
+                  <a:graphic xmlns:a="http://schemas.openxmlformats.org/drawingml/2006/main">
+                    <a:graphicData uri="http://schemas.openxmlformats.org/drawingml/2006/picture">
+                      <pic:pic xmlns:pic="http://schemas.openxmlformats.org/drawingml/2006/picture">
+                        <pic:nvPicPr>
+                          <pic:cNvPr id="450015292" name="Picture 1" descr="A red circle with a letter x on it&#10;&#10;AI-generated content may be incorrect."/>
+                          <pic:cNvPicPr/>
+                        </pic:nvPicPr>
+                        <pic:blipFill>
+                          <a:blip r:embed="rId20"/>
+                          <a:stretch>
+                            <a:fillRect/>
+                          </a:stretch>
+                        </pic:blipFill>
+                        <pic:spPr>
+                          <a:xfrm>
+                            <a:off x="0" y="0"/>
+                            <a:ext cx="1990323" cy="1528202"/>
+                          </a:xfrm>
+                          <a:prstGeom prst="rect">
+                            <a:avLst/>
+                          </a:prstGeom>
+                        </pic:spPr>
+                      </pic:pic>
+                    </a:graphicData>
+                  </a:graphic>
+                </wp:inline>
+              </w:drawing>
+            </w:r>
+          </w:p>
+        </w:tc>
+      </w:tr>
+      <w:tr>
+        <w:trPr>
+          <w:gridAfter w:val="2"/>
+          <w:cnfStyle w:val="000000100000" w:firstRow="0" w:lastRow="0" w:firstColumn="0" w:lastColumn="0" w:oddVBand="0" w:evenVBand="0" w:oddHBand="1" w:evenHBand="0" w:firstRowFirstColumn="0" w:firstRowLastColumn="0" w:lastRowFirstColumn="0" w:lastRowLastColumn="0"/>
+          <w:wAfter w:w="6077" w:type="dxa"/>
+        </w:trPr>
+        <w:tc>
+          <w:tcPr>
+            <w:cnfStyle w:val="001000000000" w:firstRow="0" w:lastRow="0" w:firstColumn="1" w:lastColumn="0" w:oddVBand="0" w:evenVBand="0" w:oddHBand="0" w:evenHBand="0" w:firstRowFirstColumn="0" w:firstRowLastColumn="0" w:lastRowFirstColumn="0" w:lastRowLastColumn="0"/>
+            <w:tcW w:w="3273" w:type="dxa"/>
+          </w:tcPr>
+          <w:p>
+            <w:pPr>
+              <w:rPr>
+                <w:lang w:val="en-US"/>
+              </w:rPr>
+            </w:pPr>
+            <w:r>
+              <w:rPr>
+                <w:lang w:val="en-US"/>
+              </w:rPr>
+              <w:t>MMC60_Button_Gaming_Y.stl</w:t>
+            </w:r>
+          </w:p>
+        </w:tc>
+      </w:tr>
+      <w:tr>
+        <w:trPr>
+          <w:gridAfter w:val="2"/>
+          <w:wAfter w:w="6077" w:type="dxa"/>
+        </w:trPr>
+        <w:tc>
+          <w:tcPr>
+            <w:cnfStyle w:val="001000000000" w:firstRow="0" w:lastRow="0" w:firstColumn="1" w:lastColumn="0" w:oddVBand="0" w:evenVBand="0" w:oddHBand="0" w:evenHBand="0" w:firstRowFirstColumn="0" w:firstRowLastColumn="0" w:lastRowFirstColumn="0" w:lastRowLastColumn="0"/>
+            <w:tcW w:w="3273" w:type="dxa"/>
+          </w:tcPr>
+          <w:p>
+            <w:pPr>
+              <w:rPr>
+                <w:lang w:val="en-US"/>
+              </w:rPr>
+            </w:pPr>
+            <w:r>
+              <w:rPr>
+                <w:lang w:val="en-US"/>
+              </w:rPr>
+              <w:drawing>
+                <wp:inline distT="0" distB="0" distL="0" distR="0" wp14:anchorId="16FCD42A" wp14:editId="3656889F">
+                  <wp:extent cx="1926305" cy="1514475"/>
+                  <wp:effectExtent l="0" t="0" r="0" b="0"/>
+                  <wp:docPr id="1260503044" name="Picture 1" descr="A red circle with a letter y&#10;&#10;AI-generated content may be incorrect."/>
+                  <wp:cNvGraphicFramePr>
+                    <a:graphicFrameLocks xmlns:a="http://schemas.openxmlformats.org/drawingml/2006/main" noChangeAspect="1"/>
+                  </wp:cNvGraphicFramePr>
+                  <a:graphic xmlns:a="http://schemas.openxmlformats.org/drawingml/2006/main">
+                    <a:graphicData uri="http://schemas.openxmlformats.org/drawingml/2006/picture">
+                      <pic:pic xmlns:pic="http://schemas.openxmlformats.org/drawingml/2006/picture">
+                        <pic:nvPicPr>
+                          <pic:cNvPr id="1260503044" name="Picture 1" descr="A red circle with a letter y&#10;&#10;AI-generated content may be incorrect."/>
+                          <pic:cNvPicPr/>
+                        </pic:nvPicPr>
+                        <pic:blipFill>
+                          <a:blip r:embed="rId21"/>
+                          <a:stretch>
+                            <a:fillRect/>
+                          </a:stretch>
+                        </pic:blipFill>
+                        <pic:spPr>
+                          <a:xfrm>
+                            <a:off x="0" y="0"/>
+                            <a:ext cx="1937943" cy="1523625"/>
+                          </a:xfrm>
+                          <a:prstGeom prst="rect">
+                            <a:avLst/>
+                          </a:prstGeom>
+                        </pic:spPr>
+                      </pic:pic>
+                    </a:graphicData>
+                  </a:graphic>
+                </wp:inline>
+              </w:drawing>
+            </w:r>
+          </w:p>
+        </w:tc>
+      </w:tr>
+    </w:tbl>
+    <w:p>
+      <w:pPr>
+        <w:spacing w:after="160" w:line="259" w:lineRule="auto"/>
+        <w:rPr>
           <w:lang w:val="en-US"/>
         </w:rPr>
       </w:pPr>
@@ -1807,22 +3981,47 @@
       <w:pPr>
         <w:pStyle w:val="Heading1"/>
       </w:pPr>
-      <w:bookmarkStart w:id="6" w:name="_Toc107822085"/>
+      <w:bookmarkStart w:id="9" w:name="_Toc221889209"/>
       <w:r>
         <w:lastRenderedPageBreak/>
         <w:t>3D Printing Guide</w:t>
       </w:r>
-      <w:bookmarkEnd w:id="6"/>
+      <w:bookmarkEnd w:id="9"/>
     </w:p>
     <w:p>
       <w:pPr>
+        <w:rPr>
+          <w:lang w:val="en-US"/>
+        </w:rPr>
+      </w:pPr>
+      <w:r>
+        <w:rPr>
+          <w:lang w:val="en-US"/>
+        </w:rPr>
+        <w:t xml:space="preserve">The device was originally printed on a </w:t>
+      </w:r>
+      <w:r>
+        <w:rPr>
+          <w:lang w:val="en-US"/>
+        </w:rPr>
+        <w:t>Bambu P1S using the Bambu Studio slicer, with a generic slicer profile for PLA filament.</w:t>
+      </w:r>
+      <w:r>
+        <w:rPr>
+          <w:lang w:val="en-US"/>
+        </w:rPr>
+        <w:t xml:space="preserve"> </w:t>
+      </w:r>
+    </w:p>
+    <w:p>
+      <w:pPr>
         <w:pStyle w:val="Heading2"/>
       </w:pPr>
-      <w:bookmarkStart w:id="7" w:name="_Toc107822086"/>
+      <w:bookmarkStart w:id="10" w:name="_Toc221889210"/>
       <w:r>
         <w:t>3D Printing Summary</w:t>
       </w:r>
-      <w:bookmarkEnd w:id="7"/>
+      <w:bookmarkEnd w:id="10"/>
     </w:p>
     <w:tbl>
       <w:tblPr>
@@ -1897,7 +4096,19 @@
               <w:rPr>
                 <w:lang w:val="en-US"/>
               </w:rPr>
-              <w:t>Total Print Time (min)</w:t>
+              <w:t>Total Print Time (</w:t>
+            </w:r>
+            <w:r>
+              <w:rPr>
+                <w:lang w:val="en-US"/>
+              </w:rPr>
+              <w:t xml:space="preserve">hour </w:t>
+            </w:r>
+            <w:r>
+              <w:rPr>
+                <w:lang w:val="en-US"/>
+              </w:rPr>
+              <w:t>min)</w:t>
             </w:r>
           </w:p>
         </w:tc>
@@ -1916,7 +4127,39 @@
               <w:rPr>
                 <w:lang w:val="en-US"/>
               </w:rPr>
+              <w:t>&lt;</w:t>
+            </w:r>
+            <w:proofErr w:type="spellStart"/>
+            <w:r>
+              <w:rPr>
+                <w:lang w:val="en-US"/>
+              </w:rPr>
+              <w:t>PrintTime</w:t>
+            </w:r>
+            <w:proofErr w:type="spellEnd"/>
+            <w:r>
+              <w:rPr>
+                <w:lang w:val="en-US"/>
+              </w:rPr>
+              <w:t xml:space="preserve"> (e.g. </w:t>
+            </w:r>
+            <w:r>
+              <w:rPr>
+                <w:lang w:val="en-US"/>
+              </w:rPr>
               <w:t>1h10m</w:t>
+            </w:r>
+            <w:r>
+              <w:rPr>
+                <w:lang w:val="en-US"/>
+              </w:rPr>
+              <w:t>)</w:t>
+            </w:r>
+            <w:r>
+              <w:rPr>
+                <w:lang w:val="en-US"/>
+              </w:rPr>
+              <w:t>&gt;</w:t>
             </w:r>
           </w:p>
         </w:tc>
@@ -1946,7 +4189,7 @@
           </w:tcPr>
           <w:p>
             <w:pPr>
-              <w:ind w:firstLine="720"/>
+              <w:jc w:val="both"/>
               <w:rPr>
                 <w:lang w:val="en-US"/>
               </w:rPr>
@@ -1955,7 +4198,21 @@
               <w:rPr>
                 <w:lang w:val="en-US"/>
               </w:rPr>
-              <w:t>1</w:t>
+              <w:t>&lt;</w:t>
+            </w:r>
+            <w:proofErr w:type="spellStart"/>
+            <w:r>
+              <w:rPr>
+                <w:lang w:val="en-US"/>
+              </w:rPr>
+              <w:t>NumberOfComponents</w:t>
+            </w:r>
+            <w:proofErr w:type="spellEnd"/>
+            <w:r>
+              <w:rPr>
+                <w:lang w:val="en-US"/>
+              </w:rPr>
+              <w:t>&gt;</w:t>
             </w:r>
           </w:p>
         </w:tc>
@@ -1994,7 +4251,21 @@
               <w:rPr>
                 <w:lang w:val="en-US"/>
               </w:rPr>
-              <w:t>13</w:t>
+              <w:t>&lt;</w:t>
+            </w:r>
+            <w:proofErr w:type="spellStart"/>
+            <w:r>
+              <w:rPr>
+                <w:lang w:val="en-US"/>
+              </w:rPr>
+              <w:t>TotalMassOfAllParts</w:t>
+            </w:r>
+            <w:proofErr w:type="spellEnd"/>
+            <w:r>
+              <w:rPr>
+                <w:lang w:val="en-US"/>
+              </w:rPr>
+              <w:t>&gt;</w:t>
             </w:r>
           </w:p>
         </w:tc>
@@ -2033,7 +4304,21 @@
               <w:rPr>
                 <w:lang w:val="en-US"/>
               </w:rPr>
-              <w:t>1</w:t>
+              <w:t>&lt;</w:t>
+            </w:r>
+            <w:proofErr w:type="spellStart"/>
+            <w:r>
+              <w:rPr>
+                <w:lang w:val="en-US"/>
+              </w:rPr>
+              <w:t>NumberOfPrintSetups</w:t>
+            </w:r>
+            <w:proofErr w:type="spellEnd"/>
+            <w:r>
+              <w:rPr>
+                <w:lang w:val="en-US"/>
+              </w:rPr>
+              <w:t>&gt;</w:t>
             </w:r>
           </w:p>
         </w:tc>
@@ -2050,11 +4335,19 @@
       <w:pPr>
         <w:pStyle w:val="Heading2"/>
       </w:pPr>
-      <w:bookmarkStart w:id="8" w:name="_Toc107822087"/>
+      <w:bookmarkStart w:id="11" w:name="_Toc221889211"/>
       <w:r>
         <w:t>3D Printing Settings</w:t>
       </w:r>
-      <w:bookmarkEnd w:id="8"/>
+      <w:bookmarkEnd w:id="11"/>
+    </w:p>
+    <w:p>
+      <w:r>
+        <w:t xml:space="preserve">Note that the </w:t>
+      </w:r>
+      <w:r>
+        <w:t>3D printing material should be assumed to be PLA unless otherwise noted in the table below.</w:t>
+      </w:r>
     </w:p>
     <w:tbl>
       <w:tblPr>
@@ -2063,14 +4356,14 @@
         <w:tblLook w:val="04A0" w:firstRow="1" w:lastRow="0" w:firstColumn="1" w:lastColumn="0" w:noHBand="0" w:noVBand="1"/>
       </w:tblPr>
       <w:tblGrid>
-        <w:gridCol w:w="1476"/>
-        <w:gridCol w:w="548"/>
-        <w:gridCol w:w="1437"/>
-        <w:gridCol w:w="784"/>
-        <w:gridCol w:w="734"/>
-        <w:gridCol w:w="1438"/>
-        <w:gridCol w:w="2179"/>
-        <w:gridCol w:w="754"/>
+        <w:gridCol w:w="2908"/>
+        <w:gridCol w:w="685"/>
+        <w:gridCol w:w="862"/>
+        <w:gridCol w:w="809"/>
+        <w:gridCol w:w="743"/>
+        <w:gridCol w:w="1274"/>
+        <w:gridCol w:w="1387"/>
+        <w:gridCol w:w="682"/>
       </w:tblGrid>
       <w:tr>
         <w:trPr>
@@ -2144,6 +4437,8 @@
               </w:rPr>
               <w:t>Print Time (</w:t>
             </w:r>
+            <w:proofErr w:type="spellStart"/>
+            <w:proofErr w:type="gramStart"/>
             <w:r>
               <w:rPr>
                 <w:b/>
@@ -2156,7 +4451,16 @@
                 <w:b/>
                 <w:lang w:val="en-US"/>
               </w:rPr>
-              <w:t>min)</w:t>
+              <w:t>min</w:t>
+            </w:r>
+            <w:proofErr w:type="spellEnd"/>
+            <w:proofErr w:type="gramEnd"/>
+            <w:r>
+              <w:rPr>
+                <w:b/>
+                <w:lang w:val="en-US"/>
+              </w:rPr>
+              <w:t>)</w:t>
             </w:r>
           </w:p>
         </w:tc>
@@ -2308,20 +4612,36 @@
               <w:rPr>
                 <w:lang w:val="en-US"/>
               </w:rPr>
-              <w:t>Tetra-Pack-</w:t>
-            </w:r>
-            <w:r>
-              <w:rPr>
-                <w:lang w:val="en-US"/>
-              </w:rPr>
-              <w:t>Opener</w:t>
-            </w:r>
-            <w:r>
-              <w:rPr>
-                <w:lang w:val="en-US"/>
-              </w:rPr>
-              <w:t>.stl</w:t>
-            </w:r>
+              <w:t>&lt;</w:t>
+            </w:r>
+            <w:proofErr w:type="spellStart"/>
+            <w:r>
+              <w:rPr>
+                <w:lang w:val="en-US"/>
+              </w:rPr>
+              <w:t>Device_Name</w:t>
+            </w:r>
+            <w:proofErr w:type="spellEnd"/>
+            <w:r>
+              <w:rPr>
+                <w:lang w:val="en-US"/>
+              </w:rPr>
+              <w:t>&gt;_&lt;Component&gt;</w:t>
+            </w:r>
+            <w:r>
+              <w:rPr>
+                <w:lang w:val="en-US"/>
+              </w:rPr>
+              <w:t>.</w:t>
+            </w:r>
+            <w:proofErr w:type="spellStart"/>
+            <w:r>
+              <w:rPr>
+                <w:lang w:val="en-US"/>
+              </w:rPr>
+              <w:t>stl</w:t>
+            </w:r>
+            <w:proofErr w:type="spellEnd"/>
           </w:p>
         </w:tc>
         <w:tc>
@@ -2339,7 +4659,7 @@
               <w:rPr>
                 <w:lang w:val="en-US"/>
               </w:rPr>
-              <w:t>1</w:t>
+              <w:t>&lt;Qty&gt;</w:t>
             </w:r>
           </w:p>
         </w:tc>
@@ -2358,25 +4678,7 @@
               <w:rPr>
                 <w:lang w:val="en-US"/>
               </w:rPr>
-              <w:t>1</w:t>
-            </w:r>
-            <w:r>
-              <w:rPr>
-                <w:lang w:val="en-US"/>
-              </w:rPr>
-              <w:t>:</w:t>
-            </w:r>
-            <w:r>
-              <w:rPr>
-                <w:lang w:val="en-US"/>
-              </w:rPr>
-              <w:t>1</w:t>
-            </w:r>
-            <w:r>
-              <w:rPr>
-                <w:lang w:val="en-US"/>
-              </w:rPr>
-              <w:t>0</w:t>
+              <w:t>&lt;Time&gt;</w:t>
             </w:r>
           </w:p>
         </w:tc>
@@ -2395,7 +4697,7 @@
               <w:rPr>
                 <w:lang w:val="en-US"/>
               </w:rPr>
-              <w:t>13</w:t>
+              <w:t>&lt;Mass&gt;</w:t>
             </w:r>
           </w:p>
         </w:tc>
@@ -2414,7 +4716,7 @@
               <w:rPr>
                 <w:lang w:val="en-US"/>
               </w:rPr>
-              <w:t>15</w:t>
+              <w:t>&lt;Infill&gt;</w:t>
             </w:r>
           </w:p>
         </w:tc>
@@ -2433,7 +4735,13 @@
               <w:rPr>
                 <w:lang w:val="en-US"/>
               </w:rPr>
-              <w:t>N</w:t>
+              <w:t>&lt;</w:t>
+            </w:r>
+            <w:r>
+              <w:rPr>
+                <w:lang w:val="en-US"/>
+              </w:rPr>
+              <w:t>If supports are needed&gt;</w:t>
             </w:r>
           </w:p>
         </w:tc>
@@ -2452,7 +4760,31 @@
               <w:rPr>
                 <w:lang w:val="en-US"/>
               </w:rPr>
-              <w:t>0.2/0.4</w:t>
+              <w:t>&lt;</w:t>
+            </w:r>
+            <w:r>
+              <w:rPr>
+                <w:lang w:val="en-US"/>
+              </w:rPr>
+              <w:t xml:space="preserve">layer </w:t>
+            </w:r>
+            <w:r>
+              <w:rPr>
+                <w:lang w:val="en-US"/>
+              </w:rPr>
+              <w:t>Height/Nozzle</w:t>
+            </w:r>
+            <w:r>
+              <w:rPr>
+                <w:lang w:val="en-US"/>
+              </w:rPr>
+              <w:t xml:space="preserve"> diameter</w:t>
+            </w:r>
+            <w:r>
+              <w:rPr>
+                <w:lang w:val="en-US"/>
+              </w:rPr>
+              <w:t>&gt;</w:t>
             </w:r>
           </w:p>
         </w:tc>
@@ -2469,539 +4801,760 @@
           </w:p>
         </w:tc>
       </w:tr>
+    </w:tbl>
+    <w:p>
+      <w:pPr>
+        <w:rPr>
+          <w:lang w:val="en-US"/>
+        </w:rPr>
+      </w:pPr>
+    </w:p>
+    <w:p>
+      <w:pPr>
+        <w:pStyle w:val="Heading2"/>
+      </w:pPr>
+      <w:bookmarkStart w:id="12" w:name="_Toc221889212"/>
+      <w:r>
+        <w:t>Post-Processing</w:t>
+      </w:r>
+      <w:bookmarkEnd w:id="12"/>
+    </w:p>
+    <w:p>
+      <w:r>
+        <w:t xml:space="preserve">Inspect the 3D printed parts for any printing defects, sharp edges, or burrs. </w:t>
+      </w:r>
+      <w:r>
+        <w:t xml:space="preserve">Sharp edges and burrs can be removed with </w:t>
+      </w:r>
+      <w:r>
+        <w:t>sanding or deburring tools.</w:t>
+      </w:r>
+      <w:r>
+        <w:t xml:space="preserve"> </w:t>
+      </w:r>
+    </w:p>
+    <w:p>
+      <w:pPr>
+        <w:spacing w:after="160" w:line="259" w:lineRule="auto"/>
+        <w:rPr>
+          <w:lang w:val="en-US"/>
+        </w:rPr>
+      </w:pPr>
+      <w:r>
+        <w:rPr>
+          <w:lang w:val="en-US"/>
+        </w:rPr>
+        <w:t>&lt;</w:t>
+      </w:r>
+      <w:r>
+        <w:rPr>
+          <w:lang w:val="en-US"/>
+        </w:rPr>
+        <w:t xml:space="preserve">Add any </w:t>
+      </w:r>
+      <w:r>
+        <w:rPr>
+          <w:lang w:val="en-US"/>
+        </w:rPr>
+        <w:t xml:space="preserve">additional </w:t>
+      </w:r>
+      <w:r>
+        <w:rPr>
+          <w:lang w:val="en-US"/>
+        </w:rPr>
+        <w:t>processes that must be done after print</w:t>
+      </w:r>
+      <w:r>
+        <w:rPr>
+          <w:lang w:val="en-US"/>
+        </w:rPr>
+        <w:t>,</w:t>
+      </w:r>
+      <w:r>
+        <w:rPr>
+          <w:lang w:val="en-US"/>
+        </w:rPr>
+        <w:t xml:space="preserve"> such as removing supports</w:t>
+      </w:r>
+      <w:r>
+        <w:rPr>
+          <w:lang w:val="en-US"/>
+        </w:rPr>
+        <w:t>&gt;</w:t>
+      </w:r>
+    </w:p>
+    <w:p>
+      <w:pPr>
+        <w:pStyle w:val="Heading2"/>
+      </w:pPr>
+      <w:bookmarkStart w:id="13" w:name="_Toc221889213"/>
+      <w:r>
+        <w:t>Examples of Quality Prints</w:t>
+      </w:r>
+      <w:bookmarkEnd w:id="13"/>
+    </w:p>
+    <w:p>
+      <w:r>
+        <w:t>Compare your 3D prints to th</w:t>
+      </w:r>
+      <w:r>
+        <w:t>e images here. If there are significant differences, you may need to reprint the part.</w:t>
+      </w:r>
+    </w:p>
+    <w:p>
+      <w:r>
+        <w:t xml:space="preserve">&lt;The table below can be expanded </w:t>
+      </w:r>
+      <w:r>
+        <w:t>(adding rows), or compressed (removing columns) as needed, depending on the number of parts in the device&gt;</w:t>
+      </w:r>
+    </w:p>
+    <w:tbl>
+      <w:tblPr>
+        <w:tblStyle w:val="GridTable4-Accent2"/>
+        <w:tblW w:w="0" w:type="auto"/>
+        <w:tblLook w:val="04A0" w:firstRow="1" w:lastRow="0" w:firstColumn="1" w:lastColumn="0" w:noHBand="0" w:noVBand="1"/>
+      </w:tblPr>
+      <w:tblGrid>
+        <w:gridCol w:w="3116"/>
+        <w:gridCol w:w="3117"/>
+        <w:gridCol w:w="3117"/>
+      </w:tblGrid>
       <w:tr>
         <w:trPr>
-          <w:trHeight w:val="368"/>
+          <w:cnfStyle w:val="100000000000" w:firstRow="1" w:lastRow="0" w:firstColumn="0" w:lastColumn="0" w:oddVBand="0" w:evenVBand="0" w:oddHBand="0" w:evenHBand="0" w:firstRowFirstColumn="0" w:firstRowLastColumn="0" w:lastRowFirstColumn="0" w:lastRowLastColumn="0"/>
         </w:trPr>
         <w:tc>
           <w:tcPr>
-            <w:tcW w:w="0" w:type="auto"/>
+            <w:cnfStyle w:val="001000000000" w:firstRow="0" w:lastRow="0" w:firstColumn="1" w:lastColumn="0" w:oddVBand="0" w:evenVBand="0" w:oddHBand="0" w:evenHBand="0" w:firstRowFirstColumn="0" w:firstRowLastColumn="0" w:lastRowFirstColumn="0" w:lastRowLastColumn="0"/>
+            <w:tcW w:w="9350" w:type="dxa"/>
+            <w:gridSpan w:val="3"/>
+            <w:shd w:val="clear" w:color="auto" w:fill="E71D2E"/>
           </w:tcPr>
           <w:p>
-            <w:pPr>
-              <w:jc w:val="center"/>
-              <w:rPr>
-                <w:lang w:val="en-US"/>
-              </w:rPr>
-            </w:pPr>
-          </w:p>
-        </w:tc>
-        <w:tc>
-          <w:tcPr>
-            <w:tcW w:w="0" w:type="auto"/>
-          </w:tcPr>
-          <w:p>
-            <w:pPr>
-              <w:jc w:val="center"/>
-              <w:rPr>
-                <w:lang w:val="en-US"/>
-              </w:rPr>
-            </w:pPr>
-          </w:p>
-        </w:tc>
-        <w:tc>
-          <w:tcPr>
-            <w:tcW w:w="0" w:type="auto"/>
-          </w:tcPr>
-          <w:p>
-            <w:pPr>
-              <w:jc w:val="center"/>
-              <w:rPr>
-                <w:lang w:val="en-US"/>
-              </w:rPr>
-            </w:pPr>
-          </w:p>
-        </w:tc>
-        <w:tc>
-          <w:tcPr>
-            <w:tcW w:w="0" w:type="auto"/>
-          </w:tcPr>
-          <w:p>
-            <w:pPr>
-              <w:jc w:val="center"/>
-              <w:rPr>
-                <w:lang w:val="en-US"/>
-              </w:rPr>
-            </w:pPr>
-          </w:p>
-        </w:tc>
-        <w:tc>
-          <w:tcPr>
-            <w:tcW w:w="0" w:type="auto"/>
-          </w:tcPr>
-          <w:p>
-            <w:pPr>
-              <w:jc w:val="center"/>
-              <w:rPr>
-                <w:lang w:val="en-US"/>
-              </w:rPr>
-            </w:pPr>
-          </w:p>
-        </w:tc>
-        <w:tc>
-          <w:tcPr>
-            <w:tcW w:w="0" w:type="auto"/>
-          </w:tcPr>
-          <w:p>
-            <w:pPr>
-              <w:jc w:val="center"/>
-              <w:rPr>
-                <w:lang w:val="en-US"/>
-              </w:rPr>
-            </w:pPr>
-          </w:p>
-        </w:tc>
-        <w:tc>
-          <w:tcPr>
-            <w:tcW w:w="0" w:type="auto"/>
-          </w:tcPr>
-          <w:p>
-            <w:pPr>
-              <w:jc w:val="center"/>
-              <w:rPr>
-                <w:lang w:val="en-US"/>
-              </w:rPr>
-            </w:pPr>
-          </w:p>
-        </w:tc>
-        <w:tc>
-          <w:tcPr>
-            <w:tcW w:w="0" w:type="auto"/>
-          </w:tcPr>
-          <w:p>
-            <w:pPr>
-              <w:rPr>
-                <w:lang w:val="en-US"/>
-              </w:rPr>
-            </w:pPr>
+            <w:r>
+              <w:t>&lt;Sub</w:t>
+            </w:r>
+            <w:r>
+              <w:t>-</w:t>
+            </w:r>
+            <w:r>
+              <w:t>Assembly</w:t>
+            </w:r>
+            <w:r>
+              <w:t xml:space="preserve"> </w:t>
+            </w:r>
+            <w:r>
+              <w:t>Name&gt;</w:t>
+            </w:r>
           </w:p>
         </w:tc>
       </w:tr>
       <w:tr>
         <w:trPr>
-          <w:trHeight w:val="384"/>
+          <w:cnfStyle w:val="000000100000" w:firstRow="0" w:lastRow="0" w:firstColumn="0" w:lastColumn="0" w:oddVBand="0" w:evenVBand="0" w:oddHBand="1" w:evenHBand="0" w:firstRowFirstColumn="0" w:firstRowLastColumn="0" w:lastRowFirstColumn="0" w:lastRowLastColumn="0"/>
         </w:trPr>
         <w:tc>
           <w:tcPr>
-            <w:tcW w:w="0" w:type="auto"/>
+            <w:cnfStyle w:val="001000000000" w:firstRow="0" w:lastRow="0" w:firstColumn="1" w:lastColumn="0" w:oddVBand="0" w:evenVBand="0" w:oddHBand="0" w:evenHBand="0" w:firstRowFirstColumn="0" w:firstRowLastColumn="0" w:lastRowFirstColumn="0" w:lastRowLastColumn="0"/>
+            <w:tcW w:w="3116" w:type="dxa"/>
           </w:tcPr>
           <w:p>
             <w:pPr>
               <w:rPr>
-                <w:lang w:val="en-US"/>
+                <w:b w:val="0"/>
+                <w:bCs w:val="0"/>
               </w:rPr>
             </w:pPr>
+            <w:r>
+              <w:rPr>
+                <w:b w:val="0"/>
+                <w:bCs w:val="0"/>
+                <w:lang w:val="en-US"/>
+              </w:rPr>
+              <w:t>&lt;</w:t>
+            </w:r>
+            <w:proofErr w:type="spellStart"/>
+            <w:r>
+              <w:rPr>
+                <w:b w:val="0"/>
+                <w:bCs w:val="0"/>
+                <w:lang w:val="en-US"/>
+              </w:rPr>
+              <w:t>Device_Name</w:t>
+            </w:r>
+            <w:proofErr w:type="spellEnd"/>
+            <w:r>
+              <w:rPr>
+                <w:b w:val="0"/>
+                <w:bCs w:val="0"/>
+                <w:lang w:val="en-US"/>
+              </w:rPr>
+              <w:t>&gt;_&lt;Component&gt;.</w:t>
+            </w:r>
+            <w:proofErr w:type="spellStart"/>
+            <w:r>
+              <w:rPr>
+                <w:b w:val="0"/>
+                <w:bCs w:val="0"/>
+                <w:lang w:val="en-US"/>
+              </w:rPr>
+              <w:t>stl</w:t>
+            </w:r>
+            <w:proofErr w:type="spellEnd"/>
           </w:p>
         </w:tc>
         <w:tc>
           <w:tcPr>
-            <w:tcW w:w="0" w:type="auto"/>
+            <w:tcW w:w="3117" w:type="dxa"/>
           </w:tcPr>
           <w:p>
             <w:pPr>
-              <w:jc w:val="center"/>
-              <w:rPr>
-                <w:lang w:val="en-US"/>
-              </w:rPr>
+              <w:cnfStyle w:val="000000100000" w:firstRow="0" w:lastRow="0" w:firstColumn="0" w:lastColumn="0" w:oddVBand="0" w:evenVBand="0" w:oddHBand="1" w:evenHBand="0" w:firstRowFirstColumn="0" w:firstRowLastColumn="0" w:lastRowFirstColumn="0" w:lastRowLastColumn="0"/>
             </w:pPr>
+            <w:r>
+              <w:rPr>
+                <w:lang w:val="en-US"/>
+              </w:rPr>
+              <w:t>&lt;</w:t>
+            </w:r>
+            <w:proofErr w:type="spellStart"/>
+            <w:r>
+              <w:rPr>
+                <w:lang w:val="en-US"/>
+              </w:rPr>
+              <w:t>Device_Name</w:t>
+            </w:r>
+            <w:proofErr w:type="spellEnd"/>
+            <w:r>
+              <w:rPr>
+                <w:lang w:val="en-US"/>
+              </w:rPr>
+              <w:t>&gt;_&lt;Component&gt;.</w:t>
+            </w:r>
+            <w:proofErr w:type="spellStart"/>
+            <w:r>
+              <w:rPr>
+                <w:lang w:val="en-US"/>
+              </w:rPr>
+              <w:t>stl</w:t>
+            </w:r>
+            <w:proofErr w:type="spellEnd"/>
           </w:p>
         </w:tc>
         <w:tc>
           <w:tcPr>
-            <w:tcW w:w="0" w:type="auto"/>
+            <w:tcW w:w="3117" w:type="dxa"/>
           </w:tcPr>
           <w:p>
             <w:pPr>
-              <w:jc w:val="center"/>
-              <w:rPr>
-                <w:lang w:val="en-US"/>
-              </w:rPr>
+              <w:cnfStyle w:val="000000100000" w:firstRow="0" w:lastRow="0" w:firstColumn="0" w:lastColumn="0" w:oddVBand="0" w:evenVBand="0" w:oddHBand="1" w:evenHBand="0" w:firstRowFirstColumn="0" w:firstRowLastColumn="0" w:lastRowFirstColumn="0" w:lastRowLastColumn="0"/>
             </w:pPr>
+            <w:r>
+              <w:rPr>
+                <w:lang w:val="en-US"/>
+              </w:rPr>
+              <w:t>&lt;</w:t>
+            </w:r>
+            <w:proofErr w:type="spellStart"/>
+            <w:r>
+              <w:rPr>
+                <w:lang w:val="en-US"/>
+              </w:rPr>
+              <w:t>Device_Name</w:t>
+            </w:r>
+            <w:proofErr w:type="spellEnd"/>
+            <w:r>
+              <w:rPr>
+                <w:lang w:val="en-US"/>
+              </w:rPr>
+              <w:t>&gt;_&lt;Component&gt;.</w:t>
+            </w:r>
+            <w:proofErr w:type="spellStart"/>
+            <w:r>
+              <w:rPr>
+                <w:lang w:val="en-US"/>
+              </w:rPr>
+              <w:t>stl</w:t>
+            </w:r>
+            <w:proofErr w:type="spellEnd"/>
+          </w:p>
+        </w:tc>
+      </w:tr>
+      <w:tr>
+        <w:tc>
+          <w:tcPr>
+            <w:cnfStyle w:val="001000000000" w:firstRow="0" w:lastRow="0" w:firstColumn="1" w:lastColumn="0" w:oddVBand="0" w:evenVBand="0" w:oddHBand="0" w:evenHBand="0" w:firstRowFirstColumn="0" w:firstRowLastColumn="0" w:lastRowFirstColumn="0" w:lastRowLastColumn="0"/>
+            <w:tcW w:w="3116" w:type="dxa"/>
+          </w:tcPr>
+          <w:p>
+            <w:pPr>
+              <w:rPr>
+                <w:b w:val="0"/>
+                <w:bCs w:val="0"/>
+              </w:rPr>
+            </w:pPr>
+            <w:r>
+              <w:rPr>
+                <w:b w:val="0"/>
+                <w:bCs w:val="0"/>
+              </w:rPr>
+              <w:t>&lt;INSERT IMAGE OF PART&gt;</w:t>
+            </w:r>
           </w:p>
         </w:tc>
         <w:tc>
           <w:tcPr>
-            <w:tcW w:w="0" w:type="auto"/>
+            <w:tcW w:w="3117" w:type="dxa"/>
           </w:tcPr>
           <w:p>
             <w:pPr>
-              <w:jc w:val="center"/>
-              <w:rPr>
-                <w:lang w:val="en-US"/>
-              </w:rPr>
+              <w:cnfStyle w:val="000000000000" w:firstRow="0" w:lastRow="0" w:firstColumn="0" w:lastColumn="0" w:oddVBand="0" w:evenVBand="0" w:oddHBand="0" w:evenHBand="0" w:firstRowFirstColumn="0" w:firstRowLastColumn="0" w:lastRowFirstColumn="0" w:lastRowLastColumn="0"/>
             </w:pPr>
+            <w:r>
+              <w:t>&lt;INSERT IMAGE OF PART&gt;</w:t>
+            </w:r>
           </w:p>
         </w:tc>
         <w:tc>
           <w:tcPr>
-            <w:tcW w:w="0" w:type="auto"/>
+            <w:tcW w:w="3117" w:type="dxa"/>
           </w:tcPr>
           <w:p>
             <w:pPr>
-              <w:jc w:val="center"/>
-              <w:rPr>
-                <w:lang w:val="en-US"/>
-              </w:rPr>
+              <w:cnfStyle w:val="000000000000" w:firstRow="0" w:lastRow="0" w:firstColumn="0" w:lastColumn="0" w:oddVBand="0" w:evenVBand="0" w:oddHBand="0" w:evenHBand="0" w:firstRowFirstColumn="0" w:firstRowLastColumn="0" w:lastRowFirstColumn="0" w:lastRowLastColumn="0"/>
             </w:pPr>
+            <w:r>
+              <w:t>&lt;INSERT IMAGE OF PART&gt;</w:t>
+            </w:r>
           </w:p>
         </w:tc>
+      </w:tr>
+    </w:tbl>
+    <w:p>
+      <w:r>
+        <w:lastRenderedPageBreak/>
+        <w:br w:type="page"/>
+      </w:r>
+    </w:p>
+    <w:p>
+      <w:pPr>
+        <w:pStyle w:val="Heading1"/>
+      </w:pPr>
+      <w:bookmarkStart w:id="14" w:name="_Assembly_Guide"/>
+      <w:bookmarkStart w:id="15" w:name="_Maker_Component_List"/>
+      <w:bookmarkStart w:id="16" w:name="_Toc221889214"/>
+      <w:bookmarkEnd w:id="14"/>
+      <w:bookmarkEnd w:id="15"/>
+      <w:r>
+        <w:lastRenderedPageBreak/>
+        <w:t>Maker Component List</w:t>
+      </w:r>
+      <w:bookmarkEnd w:id="16"/>
+    </w:p>
+    <w:p>
+      <w:pPr>
+        <w:rPr>
+          <w:lang w:val="en-US"/>
+        </w:rPr>
+      </w:pPr>
+      <w:r>
+        <w:rPr>
+          <w:lang w:val="en-US"/>
+        </w:rPr>
+        <w:t xml:space="preserve">&lt;Fill in the </w:t>
+      </w:r>
+      <w:r>
+        <w:rPr>
+          <w:lang w:val="en-US"/>
+        </w:rPr>
+        <w:t>table below. Continue the labeling convention for other added parts. Copy the table for another sub-assembly, if required, and label the parts as B&lt;</w:t>
+      </w:r>
+      <w:proofErr w:type="spellStart"/>
+      <w:r>
+        <w:rPr>
+          <w:lang w:val="en-US"/>
+        </w:rPr>
+        <w:t>PartNumber</w:t>
+      </w:r>
+      <w:proofErr w:type="spellEnd"/>
+      <w:r>
+        <w:rPr>
+          <w:lang w:val="en-US"/>
+        </w:rPr>
+        <w:t>&gt;.&gt;</w:t>
+      </w:r>
+    </w:p>
+    <w:tbl>
+      <w:tblPr>
+        <w:tblStyle w:val="GridTable4-Accent2"/>
+        <w:tblW w:w="0" w:type="auto"/>
+        <w:tblLook w:val="04A0" w:firstRow="1" w:lastRow="0" w:firstColumn="1" w:lastColumn="0" w:noHBand="0" w:noVBand="1"/>
+      </w:tblPr>
+      <w:tblGrid>
+        <w:gridCol w:w="890"/>
+        <w:gridCol w:w="1338"/>
+        <w:gridCol w:w="912"/>
+        <w:gridCol w:w="889"/>
+        <w:gridCol w:w="1338"/>
+        <w:gridCol w:w="894"/>
+        <w:gridCol w:w="889"/>
+        <w:gridCol w:w="1338"/>
+        <w:gridCol w:w="862"/>
+      </w:tblGrid>
+      <w:tr>
+        <w:trPr>
+          <w:cnfStyle w:val="100000000000" w:firstRow="1" w:lastRow="0" w:firstColumn="0" w:lastColumn="0" w:oddVBand="0" w:evenVBand="0" w:oddHBand="0" w:evenHBand="0" w:firstRowFirstColumn="0" w:firstRowLastColumn="0" w:lastRowFirstColumn="0" w:lastRowLastColumn="0"/>
+        </w:trPr>
         <w:tc>
           <w:tcPr>
-            <w:tcW w:w="0" w:type="auto"/>
+            <w:cnfStyle w:val="001000000000" w:firstRow="0" w:lastRow="0" w:firstColumn="1" w:lastColumn="0" w:oddVBand="0" w:evenVBand="0" w:oddHBand="0" w:evenHBand="0" w:firstRowFirstColumn="0" w:firstRowLastColumn="0" w:lastRowFirstColumn="0" w:lastRowLastColumn="0"/>
+            <w:tcW w:w="9350" w:type="dxa"/>
+            <w:gridSpan w:val="9"/>
+            <w:shd w:val="clear" w:color="auto" w:fill="E71D2E"/>
           </w:tcPr>
           <w:p>
             <w:pPr>
-              <w:jc w:val="center"/>
               <w:rPr>
                 <w:lang w:val="en-US"/>
               </w:rPr>
             </w:pPr>
-          </w:p>
-        </w:tc>
-        <w:tc>
-          <w:tcPr>
-            <w:tcW w:w="0" w:type="auto"/>
-          </w:tcPr>
-          <w:p>
-            <w:pPr>
-              <w:jc w:val="center"/>
-              <w:rPr>
-                <w:lang w:val="en-US"/>
-              </w:rPr>
-            </w:pPr>
-          </w:p>
-        </w:tc>
-        <w:tc>
-          <w:tcPr>
-            <w:tcW w:w="0" w:type="auto"/>
-          </w:tcPr>
-          <w:p>
-            <w:pPr>
-              <w:rPr>
-                <w:lang w:val="en-US"/>
-              </w:rPr>
-            </w:pPr>
+            <w:r>
+              <w:rPr>
+                <w:lang w:val="en-US"/>
+              </w:rPr>
+              <w:t>&lt;Sub</w:t>
+            </w:r>
+            <w:r>
+              <w:rPr>
+                <w:lang w:val="en-US"/>
+              </w:rPr>
+              <w:t>-</w:t>
+            </w:r>
+            <w:r>
+              <w:rPr>
+                <w:lang w:val="en-US"/>
+              </w:rPr>
+              <w:t>Assembly</w:t>
+            </w:r>
+            <w:r>
+              <w:rPr>
+                <w:lang w:val="en-US"/>
+              </w:rPr>
+              <w:t xml:space="preserve"> </w:t>
+            </w:r>
+            <w:r>
+              <w:rPr>
+                <w:lang w:val="en-US"/>
+              </w:rPr>
+              <w:t>Name&gt;</w:t>
+            </w:r>
           </w:p>
         </w:tc>
       </w:tr>
       <w:tr>
         <w:trPr>
-          <w:trHeight w:val="368"/>
+          <w:cnfStyle w:val="000000100000" w:firstRow="0" w:lastRow="0" w:firstColumn="0" w:lastColumn="0" w:oddVBand="0" w:evenVBand="0" w:oddHBand="1" w:evenHBand="0" w:firstRowFirstColumn="0" w:firstRowLastColumn="0" w:lastRowFirstColumn="0" w:lastRowLastColumn="0"/>
         </w:trPr>
         <w:tc>
           <w:tcPr>
-            <w:tcW w:w="0" w:type="auto"/>
+            <w:cnfStyle w:val="001000000000" w:firstRow="0" w:lastRow="0" w:firstColumn="1" w:lastColumn="0" w:oddVBand="0" w:evenVBand="0" w:oddHBand="0" w:evenHBand="0" w:firstRowFirstColumn="0" w:firstRowLastColumn="0" w:lastRowFirstColumn="0" w:lastRowLastColumn="0"/>
+            <w:tcW w:w="890" w:type="dxa"/>
           </w:tcPr>
           <w:p>
             <w:pPr>
               <w:rPr>
+                <w:b w:val="0"/>
+                <w:bCs w:val="0"/>
                 <w:lang w:val="en-US"/>
               </w:rPr>
             </w:pPr>
+            <w:r>
+              <w:rPr>
+                <w:b w:val="0"/>
+                <w:bCs w:val="0"/>
+                <w:lang w:val="en-US"/>
+              </w:rPr>
+              <w:t>A01</w:t>
+            </w:r>
           </w:p>
         </w:tc>
         <w:tc>
           <w:tcPr>
-            <w:tcW w:w="0" w:type="auto"/>
+            <w:tcW w:w="1338" w:type="dxa"/>
           </w:tcPr>
           <w:p>
             <w:pPr>
-              <w:jc w:val="center"/>
+              <w:cnfStyle w:val="000000100000" w:firstRow="0" w:lastRow="0" w:firstColumn="0" w:lastColumn="0" w:oddVBand="0" w:evenVBand="0" w:oddHBand="1" w:evenHBand="0" w:firstRowFirstColumn="0" w:firstRowLastColumn="0" w:lastRowFirstColumn="0" w:lastRowLastColumn="0"/>
               <w:rPr>
                 <w:lang w:val="en-US"/>
               </w:rPr>
             </w:pPr>
+            <w:r>
+              <w:rPr>
+                <w:lang w:val="en-US"/>
+              </w:rPr>
+              <w:t>&lt;Part</w:t>
+            </w:r>
+            <w:r>
+              <w:rPr>
+                <w:lang w:val="en-US"/>
+              </w:rPr>
+              <w:t xml:space="preserve"> </w:t>
+            </w:r>
+            <w:r>
+              <w:rPr>
+                <w:lang w:val="en-US"/>
+              </w:rPr>
+              <w:t>Name&gt;</w:t>
+            </w:r>
           </w:p>
         </w:tc>
         <w:tc>
           <w:tcPr>
-            <w:tcW w:w="0" w:type="auto"/>
+            <w:tcW w:w="912" w:type="dxa"/>
           </w:tcPr>
           <w:p>
             <w:pPr>
-              <w:jc w:val="center"/>
+              <w:cnfStyle w:val="000000100000" w:firstRow="0" w:lastRow="0" w:firstColumn="0" w:lastColumn="0" w:oddVBand="0" w:evenVBand="0" w:oddHBand="1" w:evenHBand="0" w:firstRowFirstColumn="0" w:firstRowLastColumn="0" w:lastRowFirstColumn="0" w:lastRowLastColumn="0"/>
               <w:rPr>
                 <w:lang w:val="en-US"/>
               </w:rPr>
             </w:pPr>
+            <w:r>
+              <w:rPr>
+                <w:lang w:val="en-US"/>
+              </w:rPr>
+              <w:t>QTY:</w:t>
+            </w:r>
+            <w:r>
+              <w:rPr>
+                <w:lang w:val="en-US"/>
+              </w:rPr>
+              <w:t xml:space="preserve"> &lt;</w:t>
+            </w:r>
+            <w:r>
+              <w:rPr>
+                <w:lang w:val="en-US"/>
+              </w:rPr>
+              <w:t>#&gt;</w:t>
+            </w:r>
           </w:p>
         </w:tc>
         <w:tc>
           <w:tcPr>
-            <w:tcW w:w="0" w:type="auto"/>
+            <w:tcW w:w="889" w:type="dxa"/>
           </w:tcPr>
           <w:p>
             <w:pPr>
-              <w:jc w:val="center"/>
+              <w:cnfStyle w:val="000000100000" w:firstRow="0" w:lastRow="0" w:firstColumn="0" w:lastColumn="0" w:oddVBand="0" w:evenVBand="0" w:oddHBand="1" w:evenHBand="0" w:firstRowFirstColumn="0" w:firstRowLastColumn="0" w:lastRowFirstColumn="0" w:lastRowLastColumn="0"/>
               <w:rPr>
                 <w:lang w:val="en-US"/>
               </w:rPr>
             </w:pPr>
+            <w:r>
+              <w:rPr>
+                <w:lang w:val="en-US"/>
+              </w:rPr>
+              <w:t>A02</w:t>
+            </w:r>
           </w:p>
         </w:tc>
         <w:tc>
           <w:tcPr>
-            <w:tcW w:w="0" w:type="auto"/>
+            <w:tcW w:w="1338" w:type="dxa"/>
           </w:tcPr>
           <w:p>
             <w:pPr>
-              <w:jc w:val="center"/>
+              <w:cnfStyle w:val="000000100000" w:firstRow="0" w:lastRow="0" w:firstColumn="0" w:lastColumn="0" w:oddVBand="0" w:evenVBand="0" w:oddHBand="1" w:evenHBand="0" w:firstRowFirstColumn="0" w:firstRowLastColumn="0" w:lastRowFirstColumn="0" w:lastRowLastColumn="0"/>
               <w:rPr>
                 <w:lang w:val="en-US"/>
               </w:rPr>
             </w:pPr>
+            <w:r>
+              <w:rPr>
+                <w:lang w:val="en-US"/>
+              </w:rPr>
+              <w:t>&lt;Part</w:t>
+            </w:r>
+            <w:r>
+              <w:rPr>
+                <w:lang w:val="en-US"/>
+              </w:rPr>
+              <w:t xml:space="preserve"> </w:t>
+            </w:r>
+            <w:r>
+              <w:rPr>
+                <w:lang w:val="en-US"/>
+              </w:rPr>
+              <w:t>Name&gt;</w:t>
+            </w:r>
           </w:p>
         </w:tc>
         <w:tc>
           <w:tcPr>
-            <w:tcW w:w="0" w:type="auto"/>
+            <w:tcW w:w="894" w:type="dxa"/>
           </w:tcPr>
           <w:p>
             <w:pPr>
-              <w:jc w:val="center"/>
+              <w:cnfStyle w:val="000000100000" w:firstRow="0" w:lastRow="0" w:firstColumn="0" w:lastColumn="0" w:oddVBand="0" w:evenVBand="0" w:oddHBand="1" w:evenHBand="0" w:firstRowFirstColumn="0" w:firstRowLastColumn="0" w:lastRowFirstColumn="0" w:lastRowLastColumn="0"/>
               <w:rPr>
                 <w:lang w:val="en-US"/>
               </w:rPr>
             </w:pPr>
+            <w:r>
+              <w:rPr>
+                <w:lang w:val="en-US"/>
+              </w:rPr>
+              <w:t>QTY:</w:t>
+            </w:r>
+            <w:r>
+              <w:rPr>
+                <w:lang w:val="en-US"/>
+              </w:rPr>
+              <w:t xml:space="preserve"> &lt;#&gt;</w:t>
+            </w:r>
           </w:p>
         </w:tc>
         <w:tc>
           <w:tcPr>
-            <w:tcW w:w="0" w:type="auto"/>
+            <w:tcW w:w="889" w:type="dxa"/>
           </w:tcPr>
           <w:p>
             <w:pPr>
-              <w:jc w:val="center"/>
+              <w:cnfStyle w:val="000000100000" w:firstRow="0" w:lastRow="0" w:firstColumn="0" w:lastColumn="0" w:oddVBand="0" w:evenVBand="0" w:oddHBand="1" w:evenHBand="0" w:firstRowFirstColumn="0" w:firstRowLastColumn="0" w:lastRowFirstColumn="0" w:lastRowLastColumn="0"/>
               <w:rPr>
                 <w:lang w:val="en-US"/>
               </w:rPr>
             </w:pPr>
+            <w:r>
+              <w:rPr>
+                <w:lang w:val="en-US"/>
+              </w:rPr>
+              <w:t>A03</w:t>
+            </w:r>
           </w:p>
         </w:tc>
         <w:tc>
           <w:tcPr>
-            <w:tcW w:w="0" w:type="auto"/>
+            <w:tcW w:w="1338" w:type="dxa"/>
           </w:tcPr>
           <w:p>
             <w:pPr>
+              <w:cnfStyle w:val="000000100000" w:firstRow="0" w:lastRow="0" w:firstColumn="0" w:lastColumn="0" w:oddVBand="0" w:evenVBand="0" w:oddHBand="1" w:evenHBand="0" w:firstRowFirstColumn="0" w:firstRowLastColumn="0" w:lastRowFirstColumn="0" w:lastRowLastColumn="0"/>
               <w:rPr>
                 <w:lang w:val="en-US"/>
               </w:rPr>
             </w:pPr>
+            <w:r>
+              <w:rPr>
+                <w:lang w:val="en-US"/>
+              </w:rPr>
+              <w:t>&lt;Part</w:t>
+            </w:r>
+            <w:r>
+              <w:rPr>
+                <w:lang w:val="en-US"/>
+              </w:rPr>
+              <w:t xml:space="preserve"> </w:t>
+            </w:r>
+            <w:r>
+              <w:rPr>
+                <w:lang w:val="en-US"/>
+              </w:rPr>
+              <w:t>Name&gt;</w:t>
+            </w:r>
+          </w:p>
+        </w:tc>
+        <w:tc>
+          <w:tcPr>
+            <w:tcW w:w="862" w:type="dxa"/>
+          </w:tcPr>
+          <w:p>
+            <w:pPr>
+              <w:cnfStyle w:val="000000100000" w:firstRow="0" w:lastRow="0" w:firstColumn="0" w:lastColumn="0" w:oddVBand="0" w:evenVBand="0" w:oddHBand="1" w:evenHBand="0" w:firstRowFirstColumn="0" w:firstRowLastColumn="0" w:lastRowFirstColumn="0" w:lastRowLastColumn="0"/>
+              <w:rPr>
+                <w:lang w:val="en-US"/>
+              </w:rPr>
+            </w:pPr>
+            <w:r>
+              <w:rPr>
+                <w:lang w:val="en-US"/>
+              </w:rPr>
+              <w:t>QTY:</w:t>
+            </w:r>
+            <w:r>
+              <w:rPr>
+                <w:lang w:val="en-US"/>
+              </w:rPr>
+              <w:t xml:space="preserve"> &lt;#&gt;</w:t>
+            </w:r>
           </w:p>
         </w:tc>
       </w:tr>
       <w:tr>
-        <w:trPr>
-          <w:trHeight w:val="384"/>
-        </w:trPr>
         <w:tc>
           <w:tcPr>
-            <w:tcW w:w="0" w:type="auto"/>
+            <w:cnfStyle w:val="001000000000" w:firstRow="0" w:lastRow="0" w:firstColumn="1" w:lastColumn="0" w:oddVBand="0" w:evenVBand="0" w:oddHBand="0" w:evenHBand="0" w:firstRowFirstColumn="0" w:firstRowLastColumn="0" w:lastRowFirstColumn="0" w:lastRowLastColumn="0"/>
+            <w:tcW w:w="3140" w:type="dxa"/>
+            <w:gridSpan w:val="3"/>
           </w:tcPr>
           <w:p>
             <w:pPr>
               <w:rPr>
+                <w:b w:val="0"/>
+                <w:bCs w:val="0"/>
                 <w:lang w:val="en-US"/>
               </w:rPr>
             </w:pPr>
+            <w:r>
+              <w:rPr>
+                <w:b w:val="0"/>
+                <w:bCs w:val="0"/>
+                <w:lang w:val="en-US"/>
+              </w:rPr>
+              <w:t>&lt;INSERT IMAGE OF PART&gt;</w:t>
+            </w:r>
           </w:p>
         </w:tc>
         <w:tc>
           <w:tcPr>
-            <w:tcW w:w="0" w:type="auto"/>
+            <w:tcW w:w="3121" w:type="dxa"/>
+            <w:gridSpan w:val="3"/>
           </w:tcPr>
           <w:p>
             <w:pPr>
-              <w:jc w:val="center"/>
+              <w:cnfStyle w:val="000000000000" w:firstRow="0" w:lastRow="0" w:firstColumn="0" w:lastColumn="0" w:oddVBand="0" w:evenVBand="0" w:oddHBand="0" w:evenHBand="0" w:firstRowFirstColumn="0" w:firstRowLastColumn="0" w:lastRowFirstColumn="0" w:lastRowLastColumn="0"/>
               <w:rPr>
                 <w:lang w:val="en-US"/>
               </w:rPr>
             </w:pPr>
+            <w:r>
+              <w:rPr>
+                <w:lang w:val="en-US"/>
+              </w:rPr>
+              <w:t>&lt;INSERT IMAGE OF PART&gt;</w:t>
+            </w:r>
           </w:p>
         </w:tc>
         <w:tc>
           <w:tcPr>
-            <w:tcW w:w="0" w:type="auto"/>
+            <w:tcW w:w="3089" w:type="dxa"/>
+            <w:gridSpan w:val="3"/>
           </w:tcPr>
           <w:p>
             <w:pPr>
-              <w:jc w:val="center"/>
+              <w:cnfStyle w:val="000000000000" w:firstRow="0" w:lastRow="0" w:firstColumn="0" w:lastColumn="0" w:oddVBand="0" w:evenVBand="0" w:oddHBand="0" w:evenHBand="0" w:firstRowFirstColumn="0" w:firstRowLastColumn="0" w:lastRowFirstColumn="0" w:lastRowLastColumn="0"/>
               <w:rPr>
                 <w:lang w:val="en-US"/>
               </w:rPr>
             </w:pPr>
-          </w:p>
-        </w:tc>
-        <w:tc>
-          <w:tcPr>
-            <w:tcW w:w="0" w:type="auto"/>
-          </w:tcPr>
-          <w:p>
-            <w:pPr>
-              <w:jc w:val="center"/>
-              <w:rPr>
-                <w:lang w:val="en-US"/>
-              </w:rPr>
-            </w:pPr>
-          </w:p>
-        </w:tc>
-        <w:tc>
-          <w:tcPr>
-            <w:tcW w:w="0" w:type="auto"/>
-          </w:tcPr>
-          <w:p>
-            <w:pPr>
-              <w:jc w:val="center"/>
-              <w:rPr>
-                <w:lang w:val="en-US"/>
-              </w:rPr>
-            </w:pPr>
-          </w:p>
-        </w:tc>
-        <w:tc>
-          <w:tcPr>
-            <w:tcW w:w="0" w:type="auto"/>
-          </w:tcPr>
-          <w:p>
-            <w:pPr>
-              <w:jc w:val="center"/>
-              <w:rPr>
-                <w:lang w:val="en-US"/>
-              </w:rPr>
-            </w:pPr>
-          </w:p>
-        </w:tc>
-        <w:tc>
-          <w:tcPr>
-            <w:tcW w:w="0" w:type="auto"/>
-          </w:tcPr>
-          <w:p>
-            <w:pPr>
-              <w:jc w:val="center"/>
-              <w:rPr>
-                <w:lang w:val="en-US"/>
-              </w:rPr>
-            </w:pPr>
-          </w:p>
-        </w:tc>
-        <w:tc>
-          <w:tcPr>
-            <w:tcW w:w="0" w:type="auto"/>
-          </w:tcPr>
-          <w:p>
-            <w:pPr>
-              <w:rPr>
-                <w:lang w:val="en-US"/>
-              </w:rPr>
-            </w:pPr>
-          </w:p>
-        </w:tc>
-      </w:tr>
-      <w:tr>
-        <w:trPr>
-          <w:trHeight w:val="368"/>
-        </w:trPr>
-        <w:tc>
-          <w:tcPr>
-            <w:tcW w:w="0" w:type="auto"/>
-          </w:tcPr>
-          <w:p>
-            <w:pPr>
-              <w:rPr>
-                <w:lang w:val="en-US"/>
-              </w:rPr>
-            </w:pPr>
-          </w:p>
-        </w:tc>
-        <w:tc>
-          <w:tcPr>
-            <w:tcW w:w="0" w:type="auto"/>
-          </w:tcPr>
-          <w:p>
-            <w:pPr>
-              <w:jc w:val="center"/>
-              <w:rPr>
-                <w:lang w:val="en-US"/>
-              </w:rPr>
-            </w:pPr>
-          </w:p>
-        </w:tc>
-        <w:tc>
-          <w:tcPr>
-            <w:tcW w:w="0" w:type="auto"/>
-          </w:tcPr>
-          <w:p>
-            <w:pPr>
-              <w:jc w:val="center"/>
-              <w:rPr>
-                <w:lang w:val="en-US"/>
-              </w:rPr>
-            </w:pPr>
-          </w:p>
-        </w:tc>
-        <w:tc>
-          <w:tcPr>
-            <w:tcW w:w="0" w:type="auto"/>
-          </w:tcPr>
-          <w:p>
-            <w:pPr>
-              <w:jc w:val="center"/>
-              <w:rPr>
-                <w:lang w:val="en-US"/>
-              </w:rPr>
-            </w:pPr>
-          </w:p>
-        </w:tc>
-        <w:tc>
-          <w:tcPr>
-            <w:tcW w:w="0" w:type="auto"/>
-          </w:tcPr>
-          <w:p>
-            <w:pPr>
-              <w:jc w:val="center"/>
-              <w:rPr>
-                <w:lang w:val="en-US"/>
-              </w:rPr>
-            </w:pPr>
-          </w:p>
-        </w:tc>
-        <w:tc>
-          <w:tcPr>
-            <w:tcW w:w="0" w:type="auto"/>
-          </w:tcPr>
-          <w:p>
-            <w:pPr>
-              <w:jc w:val="center"/>
-              <w:rPr>
-                <w:lang w:val="en-US"/>
-              </w:rPr>
-            </w:pPr>
-          </w:p>
-        </w:tc>
-        <w:tc>
-          <w:tcPr>
-            <w:tcW w:w="0" w:type="auto"/>
-          </w:tcPr>
-          <w:p>
-            <w:pPr>
-              <w:jc w:val="center"/>
-              <w:rPr>
-                <w:lang w:val="en-US"/>
-              </w:rPr>
-            </w:pPr>
-          </w:p>
-        </w:tc>
-        <w:tc>
-          <w:tcPr>
-            <w:tcW w:w="0" w:type="auto"/>
-          </w:tcPr>
-          <w:p>
-            <w:pPr>
-              <w:rPr>
-                <w:lang w:val="en-US"/>
-              </w:rPr>
-            </w:pPr>
+            <w:r>
+              <w:rPr>
+                <w:lang w:val="en-US"/>
+              </w:rPr>
+              <w:t>&lt;INSERT IMAGE OF PART&gt;</w:t>
+            </w:r>
           </w:p>
         </w:tc>
       </w:tr>
@@ -3015,293 +5568,78 @@
     </w:p>
     <w:p>
       <w:pPr>
-        <w:pStyle w:val="Heading2"/>
-      </w:pPr>
-      <w:bookmarkStart w:id="9" w:name="_Toc107822088"/>
-      <w:r>
-        <w:t>Post-Processing</w:t>
-      </w:r>
-      <w:bookmarkEnd w:id="9"/>
+        <w:pStyle w:val="Heading1"/>
+      </w:pPr>
+      <w:bookmarkStart w:id="17" w:name="_Toc221889215"/>
+      <w:r>
+        <w:t>Assembly Guide</w:t>
+      </w:r>
+      <w:bookmarkEnd w:id="17"/>
     </w:p>
     <w:p>
       <w:pPr>
-        <w:pStyle w:val="ListParagraph"/>
-        <w:numPr>
-          <w:ilvl w:val="0"/>
-          <w:numId w:val="10"/>
-        </w:numPr>
-        <w:spacing w:after="160" w:line="259" w:lineRule="auto"/>
-        <w:rPr>
-          <w:lang w:val="en-US"/>
-        </w:rPr>
-      </w:pPr>
-      <w:r>
-        <w:rPr>
-          <w:lang w:val="en-US"/>
-        </w:rPr>
-        <w:t>Add any processes that must be done after print such as removing supports</w:t>
-      </w:r>
+        <w:pStyle w:val="Heading3"/>
+      </w:pPr>
+      <w:bookmarkStart w:id="18" w:name="_Part_A:_&lt;Sub-Assembly"/>
+      <w:bookmarkStart w:id="19" w:name="_Toc105659051"/>
+      <w:bookmarkStart w:id="20" w:name="_Toc221889216"/>
+      <w:bookmarkEnd w:id="18"/>
+      <w:r>
+        <w:t xml:space="preserve">Part A: </w:t>
+      </w:r>
+      <w:r>
+        <w:t xml:space="preserve">Required </w:t>
+      </w:r>
+      <w:r>
+        <w:t>Components</w:t>
+      </w:r>
+      <w:bookmarkEnd w:id="19"/>
+      <w:bookmarkEnd w:id="20"/>
     </w:p>
     <w:p>
-      <w:pPr>
-        <w:pStyle w:val="Heading2"/>
-      </w:pPr>
-      <w:bookmarkStart w:id="10" w:name="_Toc107822089"/>
-      <w:r>
-        <w:t>Examples of Quality Prints</w:t>
-      </w:r>
-      <w:bookmarkEnd w:id="10"/>
+      <w:r>
+        <w:t xml:space="preserve">&lt;Copy and paste the first sub-assembly table from the </w:t>
+      </w:r>
+      <w:hyperlink w:anchor="_Maker_Component_List" w:history="1">
+        <w:r>
+          <w:rPr>
+            <w:rStyle w:val="Hyperlink"/>
+          </w:rPr>
+          <w:t>Maker Component List section</w:t>
+        </w:r>
+      </w:hyperlink>
+      <w:r>
+        <w:t>&gt;.</w:t>
+      </w:r>
     </w:p>
     <w:p>
       <w:pPr>
-        <w:rPr>
-          <w:rFonts w:ascii="Calibri" w:eastAsia="Calibri" w:hAnsi="Calibri" w:cs="Calibri"/>
-          <w:color w:val="000000" w:themeColor="text1"/>
-        </w:rPr>
-      </w:pPr>
-      <w:r>
-        <w:rPr>
-          <w:rFonts w:ascii="Calibri" w:eastAsia="Calibri" w:hAnsi="Calibri" w:cs="Calibri"/>
-          <w:b/>
-          <w:bCs/>
-          <w:color w:val="000000" w:themeColor="text1"/>
-        </w:rPr>
-        <w:t xml:space="preserve">Photo of </w:t>
-      </w:r>
-      <w:r>
-        <w:rPr>
-          <w:rFonts w:ascii="Calibri" w:eastAsia="Calibri" w:hAnsi="Calibri" w:cs="Calibri"/>
-          <w:b/>
-          <w:bCs/>
-          <w:color w:val="000000" w:themeColor="text1"/>
-        </w:rPr>
-        <w:t>Device</w:t>
-      </w:r>
-    </w:p>
-    <w:p/>
-    <w:p>
-      <w:r>
-        <w:t xml:space="preserve">  </w:t>
-      </w:r>
+        <w:pStyle w:val="Heading3"/>
+      </w:pPr>
+      <w:bookmarkStart w:id="21" w:name="_Toc105659052"/>
+      <w:bookmarkStart w:id="22" w:name="_Toc221889217"/>
+      <w:r>
+        <w:t xml:space="preserve">Part A: </w:t>
+      </w:r>
+      <w:r>
+        <w:t>Required Tools</w:t>
+      </w:r>
+      <w:bookmarkEnd w:id="21"/>
+      <w:r>
+        <w:t xml:space="preserve"> and Supplies</w:t>
+      </w:r>
+      <w:bookmarkEnd w:id="22"/>
     </w:p>
     <w:p>
-      <w:pPr>
-        <w:rPr>
-          <w:lang w:val="en-US"/>
-        </w:rPr>
-      </w:pPr>
-    </w:p>
-    <w:p>
-      <w:pPr>
-        <w:tabs>
-          <w:tab w:val="left" w:pos="2925"/>
-        </w:tabs>
-        <w:rPr>
-          <w:lang w:val="en-US"/>
-        </w:rPr>
-      </w:pPr>
-      <w:r>
-        <w:rPr>
-          <w:lang w:val="en-US"/>
-        </w:rPr>
-        <w:tab/>
-      </w:r>
-    </w:p>
-    <w:p>
-      <w:pPr>
-        <w:pStyle w:val="Heading1"/>
-      </w:pPr>
-      <w:r>
-        <w:br w:type="page"/>
-      </w:r>
-    </w:p>
-    <w:p>
-      <w:pPr>
-        <w:pStyle w:val="Heading1"/>
-      </w:pPr>
-      <w:bookmarkStart w:id="11" w:name="_Toc107822090"/>
-      <w:r>
-        <w:lastRenderedPageBreak/>
-        <w:t>Assembly Guide</w:t>
-      </w:r>
-    </w:p>
-    <w:p>
-      <w:pPr>
-        <w:rPr>
-          <w:lang w:val="en-US"/>
-        </w:rPr>
-      </w:pPr>
-    </w:p>
-    <w:p>
-      <w:pPr>
-        <w:pStyle w:val="Heading2"/>
-      </w:pPr>
-      <w:bookmarkStart w:id="12" w:name="_Toc105659051"/>
-      <w:r>
-        <w:t xml:space="preserve">Required </w:t>
-      </w:r>
-      <w:r>
-        <w:t>Components</w:t>
-      </w:r>
-      <w:bookmarkEnd w:id="12"/>
-    </w:p>
-    <w:tbl>
-      <w:tblPr>
-        <w:tblStyle w:val="TableGrid"/>
-        <w:tblW w:w="0" w:type="auto"/>
-        <w:tblLook w:val="04A0" w:firstRow="1" w:lastRow="0" w:firstColumn="1" w:lastColumn="0" w:noHBand="0" w:noVBand="1"/>
-      </w:tblPr>
-      <w:tblGrid>
-        <w:gridCol w:w="4675"/>
-        <w:gridCol w:w="4675"/>
-      </w:tblGrid>
-      <w:tr>
-        <w:trPr>
-          <w:trHeight w:val="5216"/>
-        </w:trPr>
-        <w:tc>
-          <w:tcPr>
-            <w:tcW w:w="4675" w:type="dxa"/>
-          </w:tcPr>
-          <w:p>
-            <w:pPr>
-              <w:rPr>
-                <w:i/>
-              </w:rPr>
-            </w:pPr>
-            <w:r>
-              <w:rPr>
-                <w:i/>
-              </w:rPr>
-              <w:t>&lt;</w:t>
-            </w:r>
-            <w:r>
-              <w:rPr>
-                <w:i/>
-              </w:rPr>
-              <w:t>I</w:t>
-            </w:r>
-            <w:r>
-              <w:rPr>
-                <w:i/>
-              </w:rPr>
-              <w:t>nsert a photo with all components of the device laid out and labelled with number that correspond to the numbers in the cell to the right. Add appropriate Alt text&gt;</w:t>
-            </w:r>
-          </w:p>
-          <w:p>
-            <w:pPr>
-              <w:rPr>
-                <w:i/>
-              </w:rPr>
-            </w:pPr>
-          </w:p>
-        </w:tc>
-        <w:tc>
-          <w:tcPr>
-            <w:tcW w:w="4675" w:type="dxa"/>
-          </w:tcPr>
-          <w:p>
-            <w:pPr>
-              <w:jc w:val="center"/>
-              <w:rPr>
-                <w:b/>
-              </w:rPr>
-            </w:pPr>
-            <w:r>
-              <w:rPr>
-                <w:b/>
-              </w:rPr>
-              <w:t>BOM</w:t>
-            </w:r>
-          </w:p>
-          <w:p>
-            <w:pPr>
-              <w:pStyle w:val="ListParagraph"/>
-              <w:numPr>
-                <w:ilvl w:val="0"/>
-                <w:numId w:val="4"/>
-              </w:numPr>
-            </w:pPr>
-          </w:p>
-          <w:p>
-            <w:pPr>
-              <w:pStyle w:val="ListParagraph"/>
-              <w:numPr>
-                <w:ilvl w:val="0"/>
-                <w:numId w:val="4"/>
-              </w:numPr>
-            </w:pPr>
-          </w:p>
-          <w:p>
-            <w:pPr>
-              <w:pStyle w:val="ListParagraph"/>
-              <w:numPr>
-                <w:ilvl w:val="0"/>
-                <w:numId w:val="4"/>
-              </w:numPr>
-            </w:pPr>
-          </w:p>
-          <w:p>
-            <w:pPr>
-              <w:pStyle w:val="ListParagraph"/>
-              <w:numPr>
-                <w:ilvl w:val="0"/>
-                <w:numId w:val="4"/>
-              </w:numPr>
-            </w:pPr>
-          </w:p>
-          <w:p>
-            <w:pPr>
-              <w:pStyle w:val="ListParagraph"/>
-              <w:numPr>
-                <w:ilvl w:val="0"/>
-                <w:numId w:val="4"/>
-              </w:numPr>
-            </w:pPr>
-          </w:p>
-          <w:p>
-            <w:pPr>
-              <w:pStyle w:val="ListParagraph"/>
-              <w:numPr>
-                <w:ilvl w:val="0"/>
-                <w:numId w:val="4"/>
-              </w:numPr>
-            </w:pPr>
-          </w:p>
-          <w:p>
-            <w:pPr>
-              <w:pStyle w:val="ListParagraph"/>
-              <w:numPr>
-                <w:ilvl w:val="0"/>
-                <w:numId w:val="4"/>
-              </w:numPr>
-            </w:pPr>
-          </w:p>
-          <w:p>
-            <w:pPr>
-              <w:pStyle w:val="ListParagraph"/>
-              <w:numPr>
-                <w:ilvl w:val="0"/>
-                <w:numId w:val="4"/>
-              </w:numPr>
-            </w:pPr>
-          </w:p>
-          <w:p/>
-          <w:p/>
-          <w:p/>
-        </w:tc>
-      </w:tr>
-    </w:tbl>
-    <w:p/>
-    <w:p>
-      <w:pPr>
-        <w:pStyle w:val="Heading2"/>
-      </w:pPr>
-      <w:bookmarkStart w:id="13" w:name="_Toc105659052"/>
-      <w:r>
-        <w:t>Required Tools</w:t>
-      </w:r>
-      <w:bookmarkEnd w:id="13"/>
+      <w:r>
+        <w:t>&lt;Add a bullet list of the required tools</w:t>
+      </w:r>
+      <w:r>
+        <w:t xml:space="preserve"> and supplies</w:t>
+      </w:r>
+      <w:r>
+        <w:t xml:space="preserve"> for this sub-assembly&gt;</w:t>
+      </w:r>
     </w:p>
     <w:p>
       <w:pPr>
@@ -3323,13 +5661,23 @@
     </w:p>
     <w:p>
       <w:pPr>
-        <w:pStyle w:val="Heading2"/>
-      </w:pPr>
-      <w:bookmarkStart w:id="14" w:name="_Toc105659053"/>
+        <w:pStyle w:val="Heading3"/>
+      </w:pPr>
+      <w:bookmarkStart w:id="23" w:name="_Toc105659053"/>
+      <w:bookmarkStart w:id="24" w:name="_Toc221889218"/>
+      <w:r>
+        <w:t xml:space="preserve">Part A: </w:t>
+      </w:r>
       <w:r>
         <w:t>Required Personal Protective Equipment (PPE)</w:t>
       </w:r>
-      <w:bookmarkEnd w:id="14"/>
+      <w:bookmarkEnd w:id="23"/>
+      <w:bookmarkEnd w:id="24"/>
+    </w:p>
+    <w:p>
+      <w:r>
+        <w:t>&lt;Add a bullet list of the required PPE for this sub-assembly&gt;</w:t>
+      </w:r>
     </w:p>
     <w:p>
       <w:pPr>
@@ -3351,270 +5699,65 @@
     </w:p>
     <w:p>
       <w:pPr>
-        <w:rPr>
-          <w:lang w:val="en-US"/>
-        </w:rPr>
-      </w:pPr>
+        <w:pStyle w:val="Heading1"/>
+      </w:pPr>
+      <w:bookmarkStart w:id="25" w:name="_Toc221889219"/>
+      <w:r>
+        <w:t>Testing</w:t>
+      </w:r>
+      <w:bookmarkEnd w:id="25"/>
     </w:p>
     <w:p>
       <w:pPr>
-        <w:pStyle w:val="Heading3"/>
-      </w:pPr>
-      <w:bookmarkStart w:id="15" w:name="_Toc105659055"/>
-      <w:bookmarkStart w:id="16" w:name="_Toc107822098"/>
-      <w:bookmarkEnd w:id="11"/>
-      <w:r>
-        <w:t>Step 1</w:t>
-      </w:r>
-      <w:bookmarkEnd w:id="15"/>
-      <w:r>
-        <w:t xml:space="preserve">: </w:t>
-      </w:r>
-      <w:r>
-        <w:t>Gather materials and tools</w:t>
-      </w:r>
-      <w:r>
-        <w:t xml:space="preserve"> </w:t>
+        <w:rPr>
+          <w:lang w:val="en-US"/>
+        </w:rPr>
+      </w:pPr>
+      <w:r>
+        <w:rPr>
+          <w:lang w:val="en-US"/>
+        </w:rPr>
+        <w:t xml:space="preserve">&lt;Explain any testing the </w:t>
+      </w:r>
+      <w:r>
+        <w:rPr>
+          <w:lang w:val="en-US"/>
+        </w:rPr>
+        <w:t>maker will have to complete to make sure the device is working properly&gt;</w:t>
       </w:r>
     </w:p>
     <w:p>
       <w:pPr>
-        <w:rPr>
-          <w:sz w:val="24"/>
-        </w:rPr>
-      </w:pPr>
-      <w:r>
-        <w:rPr>
-          <w:sz w:val="24"/>
-        </w:rPr>
-        <w:t>&lt;</w:t>
-      </w:r>
-      <w:r>
-        <w:rPr>
-          <w:sz w:val="24"/>
-        </w:rPr>
-        <w:t>Description</w:t>
-      </w:r>
-      <w:r>
-        <w:rPr>
-          <w:sz w:val="24"/>
-        </w:rPr>
-        <w:t>&gt;</w:t>
-      </w:r>
-      <w:r>
-        <w:rPr>
-          <w:sz w:val="24"/>
-        </w:rPr>
-        <w:t xml:space="preserve"> </w:t>
-      </w:r>
-    </w:p>
-    <w:tbl>
-      <w:tblPr>
-        <w:tblStyle w:val="TableGrid"/>
-        <w:tblW w:w="0" w:type="auto"/>
-        <w:tblLook w:val="04A0" w:firstRow="1" w:lastRow="0" w:firstColumn="1" w:lastColumn="0" w:noHBand="0" w:noVBand="1"/>
-      </w:tblPr>
-      <w:tblGrid>
-        <w:gridCol w:w="9350"/>
-      </w:tblGrid>
-      <w:tr>
-        <w:tc>
-          <w:tcPr>
-            <w:tcW w:w="9350" w:type="dxa"/>
-          </w:tcPr>
-          <w:p>
-            <w:pPr>
-              <w:jc w:val="center"/>
-            </w:pPr>
-            <w:r>
-              <w:t>&lt;Insert photo here. Make sure to add appropriate alt text&gt;</w:t>
-            </w:r>
-          </w:p>
-        </w:tc>
-      </w:tr>
-    </w:tbl>
-    <w:p>
-      <w:r>
-        <w:t xml:space="preserve"> </w:t>
-      </w:r>
+        <w:pStyle w:val="Heading1"/>
+      </w:pPr>
+      <w:bookmarkStart w:id="26" w:name="_Toc221889220"/>
+      <w:r>
+        <w:t>Troubleshooting</w:t>
+      </w:r>
+      <w:bookmarkEnd w:id="26"/>
     </w:p>
     <w:p>
       <w:pPr>
-        <w:pStyle w:val="Heading3"/>
-      </w:pPr>
-      <w:bookmarkStart w:id="17" w:name="_Toc105659056"/>
-      <w:r>
-        <w:t>Step 2</w:t>
-      </w:r>
-      <w:bookmarkEnd w:id="17"/>
-      <w:r>
-        <w:t>: &lt;Step Summary&gt;</w:t>
-      </w:r>
-      <w:r>
-        <w:t xml:space="preserve"> </w:t>
-      </w:r>
-    </w:p>
-    <w:p>
-      <w:pPr>
-        <w:rPr>
-          <w:sz w:val="24"/>
-        </w:rPr>
-      </w:pPr>
-      <w:r>
-        <w:rPr>
-          <w:sz w:val="24"/>
-        </w:rPr>
-        <w:t>&lt;</w:t>
-      </w:r>
-      <w:r>
-        <w:rPr>
-          <w:sz w:val="24"/>
-        </w:rPr>
-        <w:t>Description</w:t>
-      </w:r>
-      <w:r>
-        <w:rPr>
-          <w:sz w:val="24"/>
+        <w:rPr>
+          <w:lang w:val="en-US"/>
+        </w:rPr>
+      </w:pPr>
+      <w:r>
+        <w:rPr>
+          <w:lang w:val="en-US"/>
+        </w:rPr>
+        <w:t>&lt;Include any common errors / issues the maker may encounter and suggestions how to solve them.</w:t>
+      </w:r>
+      <w:r>
+        <w:rPr>
+          <w:lang w:val="en-US"/>
         </w:rPr>
         <w:t>&gt;</w:t>
       </w:r>
-      <w:r>
-        <w:rPr>
-          <w:sz w:val="24"/>
-        </w:rPr>
-        <w:t xml:space="preserve"> </w:t>
-      </w:r>
-    </w:p>
-    <w:tbl>
-      <w:tblPr>
-        <w:tblStyle w:val="TableGrid"/>
-        <w:tblW w:w="0" w:type="auto"/>
-        <w:tblLook w:val="04A0" w:firstRow="1" w:lastRow="0" w:firstColumn="1" w:lastColumn="0" w:noHBand="0" w:noVBand="1"/>
-      </w:tblPr>
-      <w:tblGrid>
-        <w:gridCol w:w="9350"/>
-      </w:tblGrid>
-      <w:tr>
-        <w:tc>
-          <w:tcPr>
-            <w:tcW w:w="9350" w:type="dxa"/>
-          </w:tcPr>
-          <w:p>
-            <w:pPr>
-              <w:jc w:val="center"/>
-            </w:pPr>
-            <w:r>
-              <w:lastRenderedPageBreak/>
-              <w:t>&lt;Insert photo here. Make sure to add appropriate alt text &gt;</w:t>
-            </w:r>
-          </w:p>
-        </w:tc>
-      </w:tr>
-    </w:tbl>
-    <w:p>
-      <w:r>
-        <w:t xml:space="preserve"> </w:t>
-      </w:r>
-    </w:p>
-    <w:p>
-      <w:pPr>
-        <w:pStyle w:val="Heading3"/>
-      </w:pPr>
-      <w:bookmarkStart w:id="18" w:name="_Toc105659057"/>
-      <w:r>
-        <w:t>Step 3</w:t>
-      </w:r>
-      <w:bookmarkEnd w:id="18"/>
-      <w:r>
-        <w:t>: &lt;Step Summary&gt;</w:t>
-      </w:r>
-    </w:p>
-    <w:p>
-      <w:pPr>
-        <w:rPr>
-          <w:sz w:val="24"/>
-        </w:rPr>
-      </w:pPr>
-      <w:r>
-        <w:rPr>
-          <w:sz w:val="24"/>
-        </w:rPr>
-        <w:t>&lt;</w:t>
-      </w:r>
-      <w:r>
-        <w:rPr>
-          <w:sz w:val="24"/>
-        </w:rPr>
-        <w:t>Description</w:t>
-      </w:r>
-      <w:r>
-        <w:rPr>
-          <w:sz w:val="24"/>
-        </w:rPr>
-        <w:t>&gt;</w:t>
-      </w:r>
-      <w:r>
-        <w:rPr>
-          <w:sz w:val="24"/>
-        </w:rPr>
-        <w:t xml:space="preserve"> </w:t>
-      </w:r>
-    </w:p>
-    <w:tbl>
-      <w:tblPr>
-        <w:tblStyle w:val="TableGrid"/>
-        <w:tblW w:w="0" w:type="auto"/>
-        <w:tblLook w:val="04A0" w:firstRow="1" w:lastRow="0" w:firstColumn="1" w:lastColumn="0" w:noHBand="0" w:noVBand="1"/>
-      </w:tblPr>
-      <w:tblGrid>
-        <w:gridCol w:w="9350"/>
-      </w:tblGrid>
-      <w:tr>
-        <w:tc>
-          <w:tcPr>
-            <w:tcW w:w="9350" w:type="dxa"/>
-          </w:tcPr>
-          <w:p>
-            <w:pPr>
-              <w:jc w:val="center"/>
-            </w:pPr>
-            <w:r>
-              <w:t>&lt;Insert photo here. Make sure to add appropriate alt text &gt;</w:t>
-            </w:r>
-          </w:p>
-        </w:tc>
-      </w:tr>
-    </w:tbl>
-    <w:p>
-      <w:r>
-        <w:t xml:space="preserve"> </w:t>
-      </w:r>
-    </w:p>
-    <w:p/>
-    <w:p>
-      <w:r>
-        <w:t>&lt;Add additional steps as necessary</w:t>
-      </w:r>
-      <w:r>
-        <w:t>&gt;</w:t>
-      </w:r>
-    </w:p>
-    <w:p>
-      <w:pPr>
-        <w:pStyle w:val="Heading1"/>
-      </w:pPr>
-      <w:r>
-        <w:t>Testing</w:t>
-      </w:r>
-      <w:bookmarkEnd w:id="16"/>
     </w:p>
     <w:sectPr>
-      <w:headerReference w:type="even" r:id="rId11"/>
-      <w:headerReference w:type="default" r:id="rId12"/>
-      <w:footerReference w:type="even" r:id="rId13"/>
-      <w:footerReference w:type="default" r:id="rId14"/>
-      <w:headerReference w:type="first" r:id="rId15"/>
-      <w:footerReference w:type="first" r:id="rId16"/>
+      <w:headerReference w:type="default" r:id="rId22"/>
+      <w:footerReference w:type="default" r:id="rId23"/>
       <w:pgSz w:w="12240" w:h="15840"/>
       <w:pgMar w:top="1440" w:right="1440" w:bottom="1440" w:left="1440" w:header="720" w:footer="708" w:gutter="0"/>
       <w:cols w:space="708"/>
@@ -3625,7 +5768,7 @@
 </file>
 
 <file path=word/endnotes.xml><?xml version="1.0" encoding="utf-8"?>
-<w:endnotes xmlns:wpc="http://schemas.microsoft.com/office/word/2010/wordprocessingCanvas" xmlns:cx="http://schemas.microsoft.com/office/drawing/2014/chartex" xmlns:cx1="http://schemas.microsoft.com/office/drawing/2015/9/8/chartex" xmlns:cx2="http://schemas.microsoft.com/office/drawing/2015/10/21/chartex" xmlns:cx3="http://schemas.microsoft.com/office/drawing/2016/5/9/chartex" xmlns:cx4="http://schemas.microsoft.com/office/drawing/2016/5/10/chartex" xmlns:cx5="http://schemas.microsoft.com/office/drawing/2016/5/11/chartex" xmlns:cx6="http://schemas.microsoft.com/office/drawing/2016/5/12/chartex" xmlns:cx7="http://schemas.microsoft.com/office/drawing/2016/5/13/chartex" xmlns:cx8="http://schemas.microsoft.com/office/drawing/2016/5/14/chartex" xmlns:mc="http://schemas.openxmlformats.org/markup-compatibility/2006" xmlns:aink="http://schemas.microsoft.com/office/drawing/2016/ink" xmlns:am3d="http://schemas.microsoft.com/office/drawing/2017/model3d" xmlns:o="urn:schemas-microsoft-com:office:office" xmlns:oel="http://schemas.microsoft.com/office/2019/extlst" xmlns:r="http://schemas.openxmlformats.org/officeDocument/2006/relationships" xmlns:m="http://schemas.openxmlformats.org/officeDocument/2006/math" xmlns:v="urn:schemas-microsoft-com:vml" xmlns:wp14="http://schemas.microsoft.com/office/word/2010/wordprocessingDrawing" xmlns:wp="http://schemas.openxmlformats.org/drawingml/2006/wordprocessingDrawing" xmlns:w10="urn:schemas-microsoft-com:office:word" xmlns:w="http://schemas.openxmlformats.org/wordprocessingml/2006/main" xmlns:w14="http://schemas.microsoft.com/office/word/2010/wordml" xmlns:w15="http://schemas.microsoft.com/office/word/2012/wordml" xmlns:w16cex="http://schemas.microsoft.com/office/word/2018/wordml/cex" xmlns:w16cid="http://schemas.microsoft.com/office/word/2016/wordml/cid" xmlns:w16="http://schemas.microsoft.com/office/word/2018/wordml" xmlns:w16sdtdh="http://schemas.microsoft.com/office/word/2020/wordml/sdtdatahash" xmlns:w16se="http://schemas.microsoft.com/office/word/2015/wordml/symex" xmlns:wpg="http://schemas.microsoft.com/office/word/2010/wordprocessingGroup" xmlns:wpi="http://schemas.microsoft.com/office/word/2010/wordprocessingInk" xmlns:wne="http://schemas.microsoft.com/office/word/2006/wordml" xmlns:wps="http://schemas.microsoft.com/office/word/2010/wordprocessingShape" mc:Ignorable="w14 w15 w16se w16cid w16 w16cex w16sdtdh wp14">
+<w:endnotes xmlns:wpc="http://schemas.microsoft.com/office/word/2010/wordprocessingCanvas" xmlns:cx="http://schemas.microsoft.com/office/drawing/2014/chartex" xmlns:cx1="http://schemas.microsoft.com/office/drawing/2015/9/8/chartex" xmlns:cx2="http://schemas.microsoft.com/office/drawing/2015/10/21/chartex" xmlns:cx3="http://schemas.microsoft.com/office/drawing/2016/5/9/chartex" xmlns:cx4="http://schemas.microsoft.com/office/drawing/2016/5/10/chartex" xmlns:cx5="http://schemas.microsoft.com/office/drawing/2016/5/11/chartex" xmlns:cx6="http://schemas.microsoft.com/office/drawing/2016/5/12/chartex" xmlns:cx7="http://schemas.microsoft.com/office/drawing/2016/5/13/chartex" xmlns:cx8="http://schemas.microsoft.com/office/drawing/2016/5/14/chartex" xmlns:mc="http://schemas.openxmlformats.org/markup-compatibility/2006" xmlns:aink="http://schemas.microsoft.com/office/drawing/2016/ink" xmlns:am3d="http://schemas.microsoft.com/office/drawing/2017/model3d" xmlns:o="urn:schemas-microsoft-com:office:office" xmlns:oel="http://schemas.microsoft.com/office/2019/extlst" xmlns:r="http://schemas.openxmlformats.org/officeDocument/2006/relationships" xmlns:m="http://schemas.openxmlformats.org/officeDocument/2006/math" xmlns:v="urn:schemas-microsoft-com:vml" xmlns:wp14="http://schemas.microsoft.com/office/word/2010/wordprocessingDrawing" xmlns:wp="http://schemas.openxmlformats.org/drawingml/2006/wordprocessingDrawing" xmlns:w10="urn:schemas-microsoft-com:office:word" xmlns:w="http://schemas.openxmlformats.org/wordprocessingml/2006/main" xmlns:w14="http://schemas.microsoft.com/office/word/2010/wordml" xmlns:w15="http://schemas.microsoft.com/office/word/2012/wordml" xmlns:w16cex="http://schemas.microsoft.com/office/word/2018/wordml/cex" xmlns:w16cid="http://schemas.microsoft.com/office/word/2016/wordml/cid" xmlns:w16="http://schemas.microsoft.com/office/word/2018/wordml" xmlns:w16du="http://schemas.microsoft.com/office/word/2023/wordml/word16du" xmlns:w16sdtdh="http://schemas.microsoft.com/office/word/2020/wordml/sdtdatahash" xmlns:w16sdtfl="http://schemas.microsoft.com/office/word/2024/wordml/sdtformatlock" xmlns:w16se="http://schemas.microsoft.com/office/word/2015/wordml/symex" xmlns:wpg="http://schemas.microsoft.com/office/word/2010/wordprocessingGroup" xmlns:wpi="http://schemas.microsoft.com/office/word/2010/wordprocessingInk" xmlns:wne="http://schemas.microsoft.com/office/word/2006/wordml" xmlns:wps="http://schemas.microsoft.com/office/word/2010/wordprocessingShape" mc:Ignorable="w14 w15 w16se w16cid w16 w16cex w16sdtdh w16sdtfl w16du wp14">
   <w:endnote w:type="separator" w:id="-1">
     <w:p>
       <w:pPr>
@@ -3650,17 +5793,7 @@
 </file>
 
 <file path=word/footer1.xml><?xml version="1.0" encoding="utf-8"?>
-<w:ftr xmlns:wpc="http://schemas.microsoft.com/office/word/2010/wordprocessingCanvas" xmlns:cx="http://schemas.microsoft.com/office/drawing/2014/chartex" xmlns:cx1="http://schemas.microsoft.com/office/drawing/2015/9/8/chartex" xmlns:cx2="http://schemas.microsoft.com/office/drawing/2015/10/21/chartex" xmlns:cx3="http://schemas.microsoft.com/office/drawing/2016/5/9/chartex" xmlns:cx4="http://schemas.microsoft.com/office/drawing/2016/5/10/chartex" xmlns:cx5="http://schemas.microsoft.com/office/drawing/2016/5/11/chartex" xmlns:cx6="http://schemas.microsoft.com/office/drawing/2016/5/12/chartex" xmlns:cx7="http://schemas.microsoft.com/office/drawing/2016/5/13/chartex" xmlns:cx8="http://schemas.microsoft.com/office/drawing/2016/5/14/chartex" xmlns:mc="http://schemas.openxmlformats.org/markup-compatibility/2006" xmlns:aink="http://schemas.microsoft.com/office/drawing/2016/ink" xmlns:am3d="http://schemas.microsoft.com/office/drawing/2017/model3d" xmlns:o="urn:schemas-microsoft-com:office:office" xmlns:oel="http://schemas.microsoft.com/office/2019/extlst" xmlns:r="http://schemas.openxmlformats.org/officeDocument/2006/relationships" xmlns:m="http://schemas.openxmlformats.org/officeDocument/2006/math" xmlns:v="urn:schemas-microsoft-com:vml" xmlns:wp14="http://schemas.microsoft.com/office/word/2010/wordprocessingDrawing" xmlns:wp="http://schemas.openxmlformats.org/drawingml/2006/wordprocessingDrawing" xmlns:w10="urn:schemas-microsoft-com:office:word" xmlns:w="http://schemas.openxmlformats.org/wordprocessingml/2006/main" xmlns:w14="http://schemas.microsoft.com/office/word/2010/wordml" xmlns:w15="http://schemas.microsoft.com/office/word/2012/wordml" xmlns:w16cex="http://schemas.microsoft.com/office/word/2018/wordml/cex" xmlns:w16cid="http://schemas.microsoft.com/office/word/2016/wordml/cid" xmlns:w16="http://schemas.microsoft.com/office/word/2018/wordml" xmlns:w16sdtdh="http://schemas.microsoft.com/office/word/2020/wordml/sdtdatahash" xmlns:w16se="http://schemas.microsoft.com/office/word/2015/wordml/symex" xmlns:wpg="http://schemas.microsoft.com/office/word/2010/wordprocessingGroup" xmlns:wpi="http://schemas.microsoft.com/office/word/2010/wordprocessingInk" xmlns:wne="http://schemas.microsoft.com/office/word/2006/wordml" xmlns:wps="http://schemas.microsoft.com/office/word/2010/wordprocessingShape" mc:Ignorable="w14 w15 w16se w16cid w16 w16cex w16sdtdh wp14">
-  <w:p>
-    <w:pPr>
-      <w:pStyle w:val="Footer"/>
-    </w:pPr>
-  </w:p>
-</w:ftr>
-</file>
-
-<file path=word/footer2.xml><?xml version="1.0" encoding="utf-8"?>
-<w:ftr xmlns:wpc="http://schemas.microsoft.com/office/word/2010/wordprocessingCanvas" xmlns:cx="http://schemas.microsoft.com/office/drawing/2014/chartex" xmlns:cx1="http://schemas.microsoft.com/office/drawing/2015/9/8/chartex" xmlns:cx2="http://schemas.microsoft.com/office/drawing/2015/10/21/chartex" xmlns:cx3="http://schemas.microsoft.com/office/drawing/2016/5/9/chartex" xmlns:cx4="http://schemas.microsoft.com/office/drawing/2016/5/10/chartex" xmlns:cx5="http://schemas.microsoft.com/office/drawing/2016/5/11/chartex" xmlns:cx6="http://schemas.microsoft.com/office/drawing/2016/5/12/chartex" xmlns:cx7="http://schemas.microsoft.com/office/drawing/2016/5/13/chartex" xmlns:cx8="http://schemas.microsoft.com/office/drawing/2016/5/14/chartex" xmlns:mc="http://schemas.openxmlformats.org/markup-compatibility/2006" xmlns:aink="http://schemas.microsoft.com/office/drawing/2016/ink" xmlns:am3d="http://schemas.microsoft.com/office/drawing/2017/model3d" xmlns:o="urn:schemas-microsoft-com:office:office" xmlns:oel="http://schemas.microsoft.com/office/2019/extlst" xmlns:r="http://schemas.openxmlformats.org/officeDocument/2006/relationships" xmlns:m="http://schemas.openxmlformats.org/officeDocument/2006/math" xmlns:v="urn:schemas-microsoft-com:vml" xmlns:wp14="http://schemas.microsoft.com/office/word/2010/wordprocessingDrawing" xmlns:wp="http://schemas.openxmlformats.org/drawingml/2006/wordprocessingDrawing" xmlns:w10="urn:schemas-microsoft-com:office:word" xmlns:w="http://schemas.openxmlformats.org/wordprocessingml/2006/main" xmlns:w14="http://schemas.microsoft.com/office/word/2010/wordml" xmlns:w15="http://schemas.microsoft.com/office/word/2012/wordml" xmlns:w16cex="http://schemas.microsoft.com/office/word/2018/wordml/cex" xmlns:w16cid="http://schemas.microsoft.com/office/word/2016/wordml/cid" xmlns:w16="http://schemas.microsoft.com/office/word/2018/wordml" xmlns:w16sdtdh="http://schemas.microsoft.com/office/word/2020/wordml/sdtdatahash" xmlns:w16se="http://schemas.microsoft.com/office/word/2015/wordml/symex" xmlns:wpg="http://schemas.microsoft.com/office/word/2010/wordprocessingGroup" xmlns:wpi="http://schemas.microsoft.com/office/word/2010/wordprocessingInk" xmlns:wne="http://schemas.microsoft.com/office/word/2006/wordml" xmlns:wps="http://schemas.microsoft.com/office/word/2010/wordprocessingShape" mc:Ignorable="w14 w15 w16se w16cid w16 w16cex w16sdtdh wp14">
+<w:ftr xmlns:wpc="http://schemas.microsoft.com/office/word/2010/wordprocessingCanvas" xmlns:cx="http://schemas.microsoft.com/office/drawing/2014/chartex" xmlns:cx1="http://schemas.microsoft.com/office/drawing/2015/9/8/chartex" xmlns:cx2="http://schemas.microsoft.com/office/drawing/2015/10/21/chartex" xmlns:cx3="http://schemas.microsoft.com/office/drawing/2016/5/9/chartex" xmlns:cx4="http://schemas.microsoft.com/office/drawing/2016/5/10/chartex" xmlns:cx5="http://schemas.microsoft.com/office/drawing/2016/5/11/chartex" xmlns:cx6="http://schemas.microsoft.com/office/drawing/2016/5/12/chartex" xmlns:cx7="http://schemas.microsoft.com/office/drawing/2016/5/13/chartex" xmlns:cx8="http://schemas.microsoft.com/office/drawing/2016/5/14/chartex" xmlns:mc="http://schemas.openxmlformats.org/markup-compatibility/2006" xmlns:aink="http://schemas.microsoft.com/office/drawing/2016/ink" xmlns:am3d="http://schemas.microsoft.com/office/drawing/2017/model3d" xmlns:o="urn:schemas-microsoft-com:office:office" xmlns:oel="http://schemas.microsoft.com/office/2019/extlst" xmlns:r="http://schemas.openxmlformats.org/officeDocument/2006/relationships" xmlns:m="http://schemas.openxmlformats.org/officeDocument/2006/math" xmlns:v="urn:schemas-microsoft-com:vml" xmlns:wp14="http://schemas.microsoft.com/office/word/2010/wordprocessingDrawing" xmlns:wp="http://schemas.openxmlformats.org/drawingml/2006/wordprocessingDrawing" xmlns:w10="urn:schemas-microsoft-com:office:word" xmlns:w="http://schemas.openxmlformats.org/wordprocessingml/2006/main" xmlns:w14="http://schemas.microsoft.com/office/word/2010/wordml" xmlns:w15="http://schemas.microsoft.com/office/word/2012/wordml" xmlns:w16cex="http://schemas.microsoft.com/office/word/2018/wordml/cex" xmlns:w16cid="http://schemas.microsoft.com/office/word/2016/wordml/cid" xmlns:w16="http://schemas.microsoft.com/office/word/2018/wordml" xmlns:w16du="http://schemas.microsoft.com/office/word/2023/wordml/word16du" xmlns:w16sdtdh="http://schemas.microsoft.com/office/word/2020/wordml/sdtdatahash" xmlns:w16sdtfl="http://schemas.microsoft.com/office/word/2024/wordml/sdtformatlock" xmlns:w16se="http://schemas.microsoft.com/office/word/2015/wordml/symex" xmlns:wpg="http://schemas.microsoft.com/office/word/2010/wordprocessingGroup" xmlns:wpi="http://schemas.microsoft.com/office/word/2010/wordprocessingInk" xmlns:wne="http://schemas.microsoft.com/office/word/2006/wordml" xmlns:wps="http://schemas.microsoft.com/office/word/2010/wordprocessingShape" mc:Ignorable="w14 w15 w16se w16cid w16 w16cex w16sdtdh w16sdtfl w16du wp14">
   <w:p>
     <w:pPr>
       <w:pStyle w:val="Header"/>
@@ -3737,7 +5870,7 @@
         <w:sz w:val="16"/>
         <w:szCs w:val="16"/>
       </w:rPr>
-      <w:t>©</w:t>
+      <w:t xml:space="preserve">© </w:t>
     </w:r>
     <w:r>
       <w:rPr>
@@ -3745,7 +5878,7 @@
         <w:sz w:val="16"/>
         <w:szCs w:val="16"/>
       </w:rPr>
-      <w:t> </w:t>
+      <w:t>2022</w:t>
     </w:r>
     <w:r>
       <w:rPr>
@@ -3753,7 +5886,7 @@
         <w:sz w:val="16"/>
         <w:szCs w:val="16"/>
       </w:rPr>
-      <w:t>202</w:t>
+      <w:t xml:space="preserve"> </w:t>
     </w:r>
     <w:r>
       <w:rPr>
@@ -3761,15 +5894,26 @@
         <w:sz w:val="16"/>
         <w:szCs w:val="16"/>
       </w:rPr>
-      <w:t>2</w:t>
+      <w:t xml:space="preserve">by </w:t>
     </w:r>
+    <w:hyperlink r:id="rId2">
+      <w:r>
+        <w:rPr>
+          <w:color w:val="404040" w:themeColor="text1" w:themeTint="BF"/>
+          <w:sz w:val="16"/>
+          <w:szCs w:val="16"/>
+          <w:u w:val="single"/>
+        </w:rPr>
+        <w:t>Neil Squire</w:t>
+      </w:r>
+    </w:hyperlink>
     <w:r>
       <w:rPr>
         <w:color w:val="404040" w:themeColor="text1" w:themeTint="BF"/>
         <w:sz w:val="16"/>
         <w:szCs w:val="16"/>
       </w:rPr>
-      <w:t xml:space="preserve"> by &lt;Author&gt;.</w:t>
+      <w:t>.</w:t>
     </w:r>
   </w:p>
   <w:p>
@@ -3789,7 +5933,7 @@
       </w:rPr>
       <w:t xml:space="preserve">This work is licensed under the CC BY SA 4.0 License: </w:t>
     </w:r>
-    <w:hyperlink r:id="rId2" w:history="1">
+    <w:hyperlink r:id="rId3" w:history="1">
       <w:r>
         <w:rPr>
           <w:rStyle w:val="Hyperlink"/>
@@ -3807,39 +5951,25 @@
         <w:szCs w:val="16"/>
       </w:rPr>
       <w:br/>
-      <w:t xml:space="preserve">Files available at &lt;Replace with MMC </w:t>
+      <w:t xml:space="preserve">Files available at </w:t>
     </w:r>
+    <w:hyperlink r:id="rId4" w:history="1">
+      <w:r>
+        <w:rPr>
+          <w:rStyle w:val="Hyperlink"/>
+          <w:sz w:val="16"/>
+          <w:szCs w:val="16"/>
+        </w:rPr>
+        <w:t>https://github.com/makersmakingchange/MMC60_Assistive_Switch</w:t>
+      </w:r>
+    </w:hyperlink>
     <w:r>
       <w:rPr>
         <w:color w:val="404040" w:themeColor="text1" w:themeTint="BF"/>
         <w:sz w:val="16"/>
         <w:szCs w:val="16"/>
       </w:rPr>
-      <w:t>Github</w:t>
-    </w:r>
-    <w:r>
-      <w:rPr>
-        <w:color w:val="404040" w:themeColor="text1" w:themeTint="BF"/>
-        <w:sz w:val="16"/>
-        <w:szCs w:val="16"/>
-      </w:rPr>
-      <w:t xml:space="preserve"> Link&gt;</w:t>
-    </w:r>
-    <w:r>
-      <w:rPr>
-        <w:color w:val="404040" w:themeColor="text1" w:themeTint="BF"/>
-        <w:sz w:val="18"/>
-        <w:szCs w:val="18"/>
-      </w:rPr>
       <w:t xml:space="preserve"> </w:t>
-    </w:r>
-    <w:r>
-      <w:rPr>
-        <w:color w:val="404040" w:themeColor="text1" w:themeTint="BF"/>
-        <w:sz w:val="18"/>
-        <w:szCs w:val="18"/>
-      </w:rPr>
-      <w:tab/>
     </w:r>
     <w:r>
       <w:rPr>
@@ -3969,18 +6099,8 @@
 </w:ftr>
 </file>
 
-<file path=word/footer3.xml><?xml version="1.0" encoding="utf-8"?>
-<w:ftr xmlns:wpc="http://schemas.microsoft.com/office/word/2010/wordprocessingCanvas" xmlns:cx="http://schemas.microsoft.com/office/drawing/2014/chartex" xmlns:cx1="http://schemas.microsoft.com/office/drawing/2015/9/8/chartex" xmlns:cx2="http://schemas.microsoft.com/office/drawing/2015/10/21/chartex" xmlns:cx3="http://schemas.microsoft.com/office/drawing/2016/5/9/chartex" xmlns:cx4="http://schemas.microsoft.com/office/drawing/2016/5/10/chartex" xmlns:cx5="http://schemas.microsoft.com/office/drawing/2016/5/11/chartex" xmlns:cx6="http://schemas.microsoft.com/office/drawing/2016/5/12/chartex" xmlns:cx7="http://schemas.microsoft.com/office/drawing/2016/5/13/chartex" xmlns:cx8="http://schemas.microsoft.com/office/drawing/2016/5/14/chartex" xmlns:mc="http://schemas.openxmlformats.org/markup-compatibility/2006" xmlns:aink="http://schemas.microsoft.com/office/drawing/2016/ink" xmlns:am3d="http://schemas.microsoft.com/office/drawing/2017/model3d" xmlns:o="urn:schemas-microsoft-com:office:office" xmlns:oel="http://schemas.microsoft.com/office/2019/extlst" xmlns:r="http://schemas.openxmlformats.org/officeDocument/2006/relationships" xmlns:m="http://schemas.openxmlformats.org/officeDocument/2006/math" xmlns:v="urn:schemas-microsoft-com:vml" xmlns:wp14="http://schemas.microsoft.com/office/word/2010/wordprocessingDrawing" xmlns:wp="http://schemas.openxmlformats.org/drawingml/2006/wordprocessingDrawing" xmlns:w10="urn:schemas-microsoft-com:office:word" xmlns:w="http://schemas.openxmlformats.org/wordprocessingml/2006/main" xmlns:w14="http://schemas.microsoft.com/office/word/2010/wordml" xmlns:w15="http://schemas.microsoft.com/office/word/2012/wordml" xmlns:w16cex="http://schemas.microsoft.com/office/word/2018/wordml/cex" xmlns:w16cid="http://schemas.microsoft.com/office/word/2016/wordml/cid" xmlns:w16="http://schemas.microsoft.com/office/word/2018/wordml" xmlns:w16sdtdh="http://schemas.microsoft.com/office/word/2020/wordml/sdtdatahash" xmlns:w16se="http://schemas.microsoft.com/office/word/2015/wordml/symex" xmlns:wpg="http://schemas.microsoft.com/office/word/2010/wordprocessingGroup" xmlns:wpi="http://schemas.microsoft.com/office/word/2010/wordprocessingInk" xmlns:wne="http://schemas.microsoft.com/office/word/2006/wordml" xmlns:wps="http://schemas.microsoft.com/office/word/2010/wordprocessingShape" mc:Ignorable="w14 w15 w16se w16cid w16 w16cex w16sdtdh wp14">
-  <w:p>
-    <w:pPr>
-      <w:pStyle w:val="Footer"/>
-    </w:pPr>
-  </w:p>
-</w:ftr>
-</file>
-
 <file path=word/footnotes.xml><?xml version="1.0" encoding="utf-8"?>
-<w:footnotes xmlns:wpc="http://schemas.microsoft.com/office/word/2010/wordprocessingCanvas" xmlns:cx="http://schemas.microsoft.com/office/drawing/2014/chartex" xmlns:cx1="http://schemas.microsoft.com/office/drawing/2015/9/8/chartex" xmlns:cx2="http://schemas.microsoft.com/office/drawing/2015/10/21/chartex" xmlns:cx3="http://schemas.microsoft.com/office/drawing/2016/5/9/chartex" xmlns:cx4="http://schemas.microsoft.com/office/drawing/2016/5/10/chartex" xmlns:cx5="http://schemas.microsoft.com/office/drawing/2016/5/11/chartex" xmlns:cx6="http://schemas.microsoft.com/office/drawing/2016/5/12/chartex" xmlns:cx7="http://schemas.microsoft.com/office/drawing/2016/5/13/chartex" xmlns:cx8="http://schemas.microsoft.com/office/drawing/2016/5/14/chartex" xmlns:mc="http://schemas.openxmlformats.org/markup-compatibility/2006" xmlns:aink="http://schemas.microsoft.com/office/drawing/2016/ink" xmlns:am3d="http://schemas.microsoft.com/office/drawing/2017/model3d" xmlns:o="urn:schemas-microsoft-com:office:office" xmlns:oel="http://schemas.microsoft.com/office/2019/extlst" xmlns:r="http://schemas.openxmlformats.org/officeDocument/2006/relationships" xmlns:m="http://schemas.openxmlformats.org/officeDocument/2006/math" xmlns:v="urn:schemas-microsoft-com:vml" xmlns:wp14="http://schemas.microsoft.com/office/word/2010/wordprocessingDrawing" xmlns:wp="http://schemas.openxmlformats.org/drawingml/2006/wordprocessingDrawing" xmlns:w10="urn:schemas-microsoft-com:office:word" xmlns:w="http://schemas.openxmlformats.org/wordprocessingml/2006/main" xmlns:w14="http://schemas.microsoft.com/office/word/2010/wordml" xmlns:w15="http://schemas.microsoft.com/office/word/2012/wordml" xmlns:w16cex="http://schemas.microsoft.com/office/word/2018/wordml/cex" xmlns:w16cid="http://schemas.microsoft.com/office/word/2016/wordml/cid" xmlns:w16="http://schemas.microsoft.com/office/word/2018/wordml" xmlns:w16sdtdh="http://schemas.microsoft.com/office/word/2020/wordml/sdtdatahash" xmlns:w16se="http://schemas.microsoft.com/office/word/2015/wordml/symex" xmlns:wpg="http://schemas.microsoft.com/office/word/2010/wordprocessingGroup" xmlns:wpi="http://schemas.microsoft.com/office/word/2010/wordprocessingInk" xmlns:wne="http://schemas.microsoft.com/office/word/2006/wordml" xmlns:wps="http://schemas.microsoft.com/office/word/2010/wordprocessingShape" mc:Ignorable="w14 w15 w16se w16cid w16 w16cex w16sdtdh wp14">
+<w:footnotes xmlns:wpc="http://schemas.microsoft.com/office/word/2010/wordprocessingCanvas" xmlns:cx="http://schemas.microsoft.com/office/drawing/2014/chartex" xmlns:cx1="http://schemas.microsoft.com/office/drawing/2015/9/8/chartex" xmlns:cx2="http://schemas.microsoft.com/office/drawing/2015/10/21/chartex" xmlns:cx3="http://schemas.microsoft.com/office/drawing/2016/5/9/chartex" xmlns:cx4="http://schemas.microsoft.com/office/drawing/2016/5/10/chartex" xmlns:cx5="http://schemas.microsoft.com/office/drawing/2016/5/11/chartex" xmlns:cx6="http://schemas.microsoft.com/office/drawing/2016/5/12/chartex" xmlns:cx7="http://schemas.microsoft.com/office/drawing/2016/5/13/chartex" xmlns:cx8="http://schemas.microsoft.com/office/drawing/2016/5/14/chartex" xmlns:mc="http://schemas.openxmlformats.org/markup-compatibility/2006" xmlns:aink="http://schemas.microsoft.com/office/drawing/2016/ink" xmlns:am3d="http://schemas.microsoft.com/office/drawing/2017/model3d" xmlns:o="urn:schemas-microsoft-com:office:office" xmlns:oel="http://schemas.microsoft.com/office/2019/extlst" xmlns:r="http://schemas.openxmlformats.org/officeDocument/2006/relationships" xmlns:m="http://schemas.openxmlformats.org/officeDocument/2006/math" xmlns:v="urn:schemas-microsoft-com:vml" xmlns:wp14="http://schemas.microsoft.com/office/word/2010/wordprocessingDrawing" xmlns:wp="http://schemas.openxmlformats.org/drawingml/2006/wordprocessingDrawing" xmlns:w10="urn:schemas-microsoft-com:office:word" xmlns:w="http://schemas.openxmlformats.org/wordprocessingml/2006/main" xmlns:w14="http://schemas.microsoft.com/office/word/2010/wordml" xmlns:w15="http://schemas.microsoft.com/office/word/2012/wordml" xmlns:w16cex="http://schemas.microsoft.com/office/word/2018/wordml/cex" xmlns:w16cid="http://schemas.microsoft.com/office/word/2016/wordml/cid" xmlns:w16="http://schemas.microsoft.com/office/word/2018/wordml" xmlns:w16du="http://schemas.microsoft.com/office/word/2023/wordml/word16du" xmlns:w16sdtdh="http://schemas.microsoft.com/office/word/2020/wordml/sdtdatahash" xmlns:w16sdtfl="http://schemas.microsoft.com/office/word/2024/wordml/sdtformatlock" xmlns:w16se="http://schemas.microsoft.com/office/word/2015/wordml/symex" xmlns:wpg="http://schemas.microsoft.com/office/word/2010/wordprocessingGroup" xmlns:wpi="http://schemas.microsoft.com/office/word/2010/wordprocessingInk" xmlns:wne="http://schemas.microsoft.com/office/word/2006/wordml" xmlns:wps="http://schemas.microsoft.com/office/word/2010/wordprocessingShape" mc:Ignorable="w14 w15 w16se w16cid w16 w16cex w16sdtdh w16sdtfl w16du wp14">
   <w:footnote w:type="separator" w:id="-1">
     <w:p>
       <w:pPr>
@@ -4005,17 +6125,7 @@
 </file>
 
 <file path=word/header1.xml><?xml version="1.0" encoding="utf-8"?>
-<w:hdr xmlns:wpc="http://schemas.microsoft.com/office/word/2010/wordprocessingCanvas" xmlns:cx="http://schemas.microsoft.com/office/drawing/2014/chartex" xmlns:cx1="http://schemas.microsoft.com/office/drawing/2015/9/8/chartex" xmlns:cx2="http://schemas.microsoft.com/office/drawing/2015/10/21/chartex" xmlns:cx3="http://schemas.microsoft.com/office/drawing/2016/5/9/chartex" xmlns:cx4="http://schemas.microsoft.com/office/drawing/2016/5/10/chartex" xmlns:cx5="http://schemas.microsoft.com/office/drawing/2016/5/11/chartex" xmlns:cx6="http://schemas.microsoft.com/office/drawing/2016/5/12/chartex" xmlns:cx7="http://schemas.microsoft.com/office/drawing/2016/5/13/chartex" xmlns:cx8="http://schemas.microsoft.com/office/drawing/2016/5/14/chartex" xmlns:mc="http://schemas.openxmlformats.org/markup-compatibility/2006" xmlns:aink="http://schemas.microsoft.com/office/drawing/2016/ink" xmlns:am3d="http://schemas.microsoft.com/office/drawing/2017/model3d" xmlns:o="urn:schemas-microsoft-com:office:office" xmlns:oel="http://schemas.microsoft.com/office/2019/extlst" xmlns:r="http://schemas.openxmlformats.org/officeDocument/2006/relationships" xmlns:m="http://schemas.openxmlformats.org/officeDocument/2006/math" xmlns:v="urn:schemas-microsoft-com:vml" xmlns:wp14="http://schemas.microsoft.com/office/word/2010/wordprocessingDrawing" xmlns:wp="http://schemas.openxmlformats.org/drawingml/2006/wordprocessingDrawing" xmlns:w10="urn:schemas-microsoft-com:office:word" xmlns:w="http://schemas.openxmlformats.org/wordprocessingml/2006/main" xmlns:w14="http://schemas.microsoft.com/office/word/2010/wordml" xmlns:w15="http://schemas.microsoft.com/office/word/2012/wordml" xmlns:w16cex="http://schemas.microsoft.com/office/word/2018/wordml/cex" xmlns:w16cid="http://schemas.microsoft.com/office/word/2016/wordml/cid" xmlns:w16="http://schemas.microsoft.com/office/word/2018/wordml" xmlns:w16sdtdh="http://schemas.microsoft.com/office/word/2020/wordml/sdtdatahash" xmlns:w16se="http://schemas.microsoft.com/office/word/2015/wordml/symex" xmlns:wpg="http://schemas.microsoft.com/office/word/2010/wordprocessingGroup" xmlns:wpi="http://schemas.microsoft.com/office/word/2010/wordprocessingInk" xmlns:wne="http://schemas.microsoft.com/office/word/2006/wordml" xmlns:wps="http://schemas.microsoft.com/office/word/2010/wordprocessingShape" mc:Ignorable="w14 w15 w16se w16cid w16 w16cex w16sdtdh wp14">
-  <w:p>
-    <w:pPr>
-      <w:pStyle w:val="Header"/>
-    </w:pPr>
-  </w:p>
-</w:hdr>
-</file>
-
-<file path=word/header2.xml><?xml version="1.0" encoding="utf-8"?>
-<w:hdr xmlns:wpc="http://schemas.microsoft.com/office/word/2010/wordprocessingCanvas" xmlns:cx="http://schemas.microsoft.com/office/drawing/2014/chartex" xmlns:cx1="http://schemas.microsoft.com/office/drawing/2015/9/8/chartex" xmlns:cx2="http://schemas.microsoft.com/office/drawing/2015/10/21/chartex" xmlns:cx3="http://schemas.microsoft.com/office/drawing/2016/5/9/chartex" xmlns:cx4="http://schemas.microsoft.com/office/drawing/2016/5/10/chartex" xmlns:cx5="http://schemas.microsoft.com/office/drawing/2016/5/11/chartex" xmlns:cx6="http://schemas.microsoft.com/office/drawing/2016/5/12/chartex" xmlns:cx7="http://schemas.microsoft.com/office/drawing/2016/5/13/chartex" xmlns:cx8="http://schemas.microsoft.com/office/drawing/2016/5/14/chartex" xmlns:mc="http://schemas.openxmlformats.org/markup-compatibility/2006" xmlns:aink="http://schemas.microsoft.com/office/drawing/2016/ink" xmlns:am3d="http://schemas.microsoft.com/office/drawing/2017/model3d" xmlns:o="urn:schemas-microsoft-com:office:office" xmlns:oel="http://schemas.microsoft.com/office/2019/extlst" xmlns:r="http://schemas.openxmlformats.org/officeDocument/2006/relationships" xmlns:m="http://schemas.openxmlformats.org/officeDocument/2006/math" xmlns:v="urn:schemas-microsoft-com:vml" xmlns:wp14="http://schemas.microsoft.com/office/word/2010/wordprocessingDrawing" xmlns:wp="http://schemas.openxmlformats.org/drawingml/2006/wordprocessingDrawing" xmlns:w10="urn:schemas-microsoft-com:office:word" xmlns:w="http://schemas.openxmlformats.org/wordprocessingml/2006/main" xmlns:w14="http://schemas.microsoft.com/office/word/2010/wordml" xmlns:w15="http://schemas.microsoft.com/office/word/2012/wordml" xmlns:w16cex="http://schemas.microsoft.com/office/word/2018/wordml/cex" xmlns:w16cid="http://schemas.microsoft.com/office/word/2016/wordml/cid" xmlns:w16="http://schemas.microsoft.com/office/word/2018/wordml" xmlns:w16sdtdh="http://schemas.microsoft.com/office/word/2020/wordml/sdtdatahash" xmlns:w16se="http://schemas.microsoft.com/office/word/2015/wordml/symex" xmlns:wpg="http://schemas.microsoft.com/office/word/2010/wordprocessingGroup" xmlns:wpi="http://schemas.microsoft.com/office/word/2010/wordprocessingInk" xmlns:wne="http://schemas.microsoft.com/office/word/2006/wordml" xmlns:wps="http://schemas.microsoft.com/office/word/2010/wordprocessingShape" mc:Ignorable="w14 w15 w16se w16cid w16 w16cex w16sdtdh wp14">
+<w:hdr xmlns:wpc="http://schemas.microsoft.com/office/word/2010/wordprocessingCanvas" xmlns:cx="http://schemas.microsoft.com/office/drawing/2014/chartex" xmlns:cx1="http://schemas.microsoft.com/office/drawing/2015/9/8/chartex" xmlns:cx2="http://schemas.microsoft.com/office/drawing/2015/10/21/chartex" xmlns:cx3="http://schemas.microsoft.com/office/drawing/2016/5/9/chartex" xmlns:cx4="http://schemas.microsoft.com/office/drawing/2016/5/10/chartex" xmlns:cx5="http://schemas.microsoft.com/office/drawing/2016/5/11/chartex" xmlns:cx6="http://schemas.microsoft.com/office/drawing/2016/5/12/chartex" xmlns:cx7="http://schemas.microsoft.com/office/drawing/2016/5/13/chartex" xmlns:cx8="http://schemas.microsoft.com/office/drawing/2016/5/14/chartex" xmlns:mc="http://schemas.openxmlformats.org/markup-compatibility/2006" xmlns:aink="http://schemas.microsoft.com/office/drawing/2016/ink" xmlns:am3d="http://schemas.microsoft.com/office/drawing/2017/model3d" xmlns:o="urn:schemas-microsoft-com:office:office" xmlns:oel="http://schemas.microsoft.com/office/2019/extlst" xmlns:r="http://schemas.openxmlformats.org/officeDocument/2006/relationships" xmlns:m="http://schemas.openxmlformats.org/officeDocument/2006/math" xmlns:v="urn:schemas-microsoft-com:vml" xmlns:wp14="http://schemas.microsoft.com/office/word/2010/wordprocessingDrawing" xmlns:wp="http://schemas.openxmlformats.org/drawingml/2006/wordprocessingDrawing" xmlns:w10="urn:schemas-microsoft-com:office:word" xmlns:w="http://schemas.openxmlformats.org/wordprocessingml/2006/main" xmlns:w14="http://schemas.microsoft.com/office/word/2010/wordml" xmlns:w15="http://schemas.microsoft.com/office/word/2012/wordml" xmlns:w16cex="http://schemas.microsoft.com/office/word/2018/wordml/cex" xmlns:w16cid="http://schemas.microsoft.com/office/word/2016/wordml/cid" xmlns:w16="http://schemas.microsoft.com/office/word/2018/wordml" xmlns:w16du="http://schemas.microsoft.com/office/word/2023/wordml/word16du" xmlns:w16sdtdh="http://schemas.microsoft.com/office/word/2020/wordml/sdtdatahash" xmlns:w16sdtfl="http://schemas.microsoft.com/office/word/2024/wordml/sdtformatlock" xmlns:w16se="http://schemas.microsoft.com/office/word/2015/wordml/symex" xmlns:wpg="http://schemas.microsoft.com/office/word/2010/wordprocessingGroup" xmlns:wpi="http://schemas.microsoft.com/office/word/2010/wordprocessingInk" xmlns:wne="http://schemas.microsoft.com/office/word/2006/wordml" xmlns:wps="http://schemas.microsoft.com/office/word/2010/wordprocessingShape" mc:Ignorable="w14 w15 w16se w16cid w16 w16cex w16sdtdh w16sdtfl w16du wp14">
   <w:p>
     <w:pPr>
       <w:spacing w:after="0" w:line="240" w:lineRule="auto"/>
@@ -4031,6 +6141,236 @@
     </w:pPr>
     <w:r>
       <w:rPr>
+        <w:rFonts w:ascii="Roboto" w:hAnsi="Roboto"/>
+        <w:b/>
+        <w:bCs/>
+        <w:noProof/>
+        <w:color w:val="646464"/>
+        <w:sz w:val="36"/>
+        <w:szCs w:val="36"/>
+      </w:rPr>
+      <mc:AlternateContent>
+        <mc:Choice Requires="wps">
+          <w:drawing>
+            <wp:anchor distT="45720" distB="45720" distL="114300" distR="114300" simplePos="0" relativeHeight="251659264" behindDoc="0" locked="0" layoutInCell="1" allowOverlap="1" wp14:anchorId="2E95F81F" wp14:editId="41C85E60">
+              <wp:simplePos x="0" y="0"/>
+              <wp:positionH relativeFrom="margin">
+                <wp:align>right</wp:align>
+              </wp:positionH>
+              <wp:positionV relativeFrom="paragraph">
+                <wp:posOffset>7620</wp:posOffset>
+              </wp:positionV>
+              <wp:extent cx="1828800" cy="628650"/>
+              <wp:effectExtent l="0" t="0" r="0" b="0"/>
+              <wp:wrapNone/>
+              <wp:docPr id="217" name="Text Box 2"/>
+              <wp:cNvGraphicFramePr>
+                <a:graphicFrameLocks xmlns:a="http://schemas.openxmlformats.org/drawingml/2006/main"/>
+              </wp:cNvGraphicFramePr>
+              <a:graphic xmlns:a="http://schemas.openxmlformats.org/drawingml/2006/main">
+                <a:graphicData uri="http://schemas.microsoft.com/office/word/2010/wordprocessingShape">
+                  <wps:wsp>
+                    <wps:cNvSpPr txBox="1">
+                      <a:spLocks noChangeArrowheads="1"/>
+                    </wps:cNvSpPr>
+                    <wps:spPr bwMode="auto">
+                      <a:xfrm>
+                        <a:off x="0" y="0"/>
+                        <a:ext cx="1828800" cy="628650"/>
+                      </a:xfrm>
+                      <a:prstGeom prst="rect">
+                        <a:avLst/>
+                      </a:prstGeom>
+                      <a:noFill/>
+                      <a:ln w="9525">
+                        <a:noFill/>
+                        <a:miter lim="800000"/>
+                        <a:headEnd/>
+                        <a:tailEnd/>
+                      </a:ln>
+                    </wps:spPr>
+                    <wps:txbx>
+                      <w:txbxContent>
+                        <w:p>
+                          <w:pPr>
+                            <w:rPr>
+                              <w:lang w:val="en-US"/>
+                            </w:rPr>
+                          </w:pPr>
+                          <w:r>
+                            <w:rPr>
+                              <w:noProof/>
+                            </w:rPr>
+                            <w:drawing>
+                              <wp:inline distT="0" distB="0" distL="0" distR="0" wp14:anchorId="61C24EB4" wp14:editId="765242DA">
+                                <wp:extent cx="1508125" cy="474980"/>
+                                <wp:effectExtent l="0" t="0" r="0" b="1270"/>
+                                <wp:docPr id="1" name="Picture 1">
+                                  <a:extLst xmlns:a="http://schemas.openxmlformats.org/drawingml/2006/main">
+                                    <a:ext uri="{C183D7F6-B498-43B3-948B-1728B52AA6E4}">
+                                      <adec:decorative xmlns:adec="http://schemas.microsoft.com/office/drawing/2017/decorative" val="1"/>
+                                    </a:ext>
+                                  </a:extLst>
+                                </wp:docPr>
+                                <wp:cNvGraphicFramePr>
+                                  <a:graphicFrameLocks xmlns:a="http://schemas.openxmlformats.org/drawingml/2006/main" noChangeAspect="1"/>
+                                </wp:cNvGraphicFramePr>
+                                <a:graphic xmlns:a="http://schemas.openxmlformats.org/drawingml/2006/main">
+                                  <a:graphicData uri="http://schemas.openxmlformats.org/drawingml/2006/picture">
+                                    <pic:pic xmlns:pic="http://schemas.openxmlformats.org/drawingml/2006/picture">
+                                      <pic:nvPicPr>
+                                        <pic:cNvPr id="1" name="Picture 1">
+                                          <a:extLst>
+                                            <a:ext uri="{C183D7F6-B498-43B3-948B-1728B52AA6E4}">
+                                              <adec:decorative xmlns:adec="http://schemas.microsoft.com/office/drawing/2017/decorative" val="1"/>
+                                            </a:ext>
+                                          </a:extLst>
+                                        </pic:cNvPr>
+                                        <pic:cNvPicPr>
+                                          <a:picLocks noChangeAspect="1"/>
+                                        </pic:cNvPicPr>
+                                      </pic:nvPicPr>
+                                      <pic:blipFill>
+                                        <a:blip r:embed="rId1">
+                                          <a:extLst>
+                                            <a:ext uri="{28A0092B-C50C-407E-A947-70E740481C1C}">
+                                              <a14:useLocalDpi xmlns:a14="http://schemas.microsoft.com/office/drawing/2010/main" val="0"/>
+                                            </a:ext>
+                                          </a:extLst>
+                                        </a:blip>
+                                        <a:srcRect/>
+                                        <a:stretch>
+                                          <a:fillRect/>
+                                        </a:stretch>
+                                      </pic:blipFill>
+                                      <pic:spPr bwMode="auto">
+                                        <a:xfrm>
+                                          <a:off x="0" y="0"/>
+                                          <a:ext cx="1508125" cy="474980"/>
+                                        </a:xfrm>
+                                        <a:prstGeom prst="rect">
+                                          <a:avLst/>
+                                        </a:prstGeom>
+                                        <a:noFill/>
+                                        <a:ln>
+                                          <a:noFill/>
+                                        </a:ln>
+                                      </pic:spPr>
+                                    </pic:pic>
+                                  </a:graphicData>
+                                </a:graphic>
+                              </wp:inline>
+                            </w:drawing>
+                          </w:r>
+                        </w:p>
+                      </w:txbxContent>
+                    </wps:txbx>
+                    <wps:bodyPr rot="0" vert="horz" wrap="square" lIns="91440" tIns="45720" rIns="91440" bIns="45720" anchor="t" anchorCtr="0">
+                      <a:noAutofit/>
+                    </wps:bodyPr>
+                  </wps:wsp>
+                </a:graphicData>
+              </a:graphic>
+              <wp14:sizeRelH relativeFrom="margin">
+                <wp14:pctWidth>0</wp14:pctWidth>
+              </wp14:sizeRelH>
+              <wp14:sizeRelV relativeFrom="margin">
+                <wp14:pctHeight>0</wp14:pctHeight>
+              </wp14:sizeRelV>
+            </wp:anchor>
+          </w:drawing>
+        </mc:Choice>
+        <mc:Fallback>
+          <w:pict>
+            <v:shapetype w14:anchorId="2E95F81F" id="_x0000_t202" coordsize="21600,21600" o:spt="202" path="m,l,21600r21600,l21600,xe">
+              <v:stroke joinstyle="miter"/>
+              <v:path gradientshapeok="t" o:connecttype="rect"/>
+            </v:shapetype>
+            <v:shape id="Text Box 2" o:spid="_x0000_s1026" type="#_x0000_t202" style="position:absolute;left:0;text-align:left;margin-left:92.8pt;margin-top:.6pt;width:2in;height:49.5pt;z-index:251659264;visibility:visible;mso-wrap-style:square;mso-width-percent:0;mso-height-percent:0;mso-wrap-distance-left:9pt;mso-wrap-distance-top:3.6pt;mso-wrap-distance-right:9pt;mso-wrap-distance-bottom:3.6pt;mso-position-horizontal:right;mso-position-horizontal-relative:margin;mso-position-vertical:absolute;mso-position-vertical-relative:text;mso-width-percent:0;mso-height-percent:0;mso-width-relative:margin;mso-height-relative:margin;v-text-anchor:top" o:gfxdata="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" filled="f" stroked="f">
+              <v:textbox>
+                <w:txbxContent>
+                  <w:p>
+                    <w:pPr>
+                      <w:rPr>
+                        <w:lang w:val="en-US"/>
+                      </w:rPr>
+                    </w:pPr>
+                    <w:r>
+                      <w:rPr>
+                        <w:noProof/>
+                      </w:rPr>
+                      <w:drawing>
+                        <wp:inline distT="0" distB="0" distL="0" distR="0" wp14:anchorId="61C24EB4" wp14:editId="765242DA">
+                          <wp:extent cx="1508125" cy="474980"/>
+                          <wp:effectExtent l="0" t="0" r="0" b="1270"/>
+                          <wp:docPr id="1" name="Picture 1">
+                            <a:extLst xmlns:a="http://schemas.openxmlformats.org/drawingml/2006/main">
+                              <a:ext uri="{C183D7F6-B498-43B3-948B-1728B52AA6E4}">
+                                <adec:decorative xmlns:adec="http://schemas.microsoft.com/office/drawing/2017/decorative" val="1"/>
+                              </a:ext>
+                            </a:extLst>
+                          </wp:docPr>
+                          <wp:cNvGraphicFramePr>
+                            <a:graphicFrameLocks xmlns:a="http://schemas.openxmlformats.org/drawingml/2006/main" noChangeAspect="1"/>
+                          </wp:cNvGraphicFramePr>
+                          <a:graphic xmlns:a="http://schemas.openxmlformats.org/drawingml/2006/main">
+                            <a:graphicData uri="http://schemas.openxmlformats.org/drawingml/2006/picture">
+                              <pic:pic xmlns:pic="http://schemas.openxmlformats.org/drawingml/2006/picture">
+                                <pic:nvPicPr>
+                                  <pic:cNvPr id="1" name="Picture 1">
+                                    <a:extLst>
+                                      <a:ext uri="{C183D7F6-B498-43B3-948B-1728B52AA6E4}">
+                                        <adec:decorative xmlns:adec="http://schemas.microsoft.com/office/drawing/2017/decorative" val="1"/>
+                                      </a:ext>
+                                    </a:extLst>
+                                  </pic:cNvPr>
+                                  <pic:cNvPicPr>
+                                    <a:picLocks noChangeAspect="1"/>
+                                  </pic:cNvPicPr>
+                                </pic:nvPicPr>
+                                <pic:blipFill>
+                                  <a:blip r:embed="rId1">
+                                    <a:extLst>
+                                      <a:ext uri="{28A0092B-C50C-407E-A947-70E740481C1C}">
+                                        <a14:useLocalDpi xmlns:a14="http://schemas.microsoft.com/office/drawing/2010/main" val="0"/>
+                                      </a:ext>
+                                    </a:extLst>
+                                  </a:blip>
+                                  <a:srcRect/>
+                                  <a:stretch>
+                                    <a:fillRect/>
+                                  </a:stretch>
+                                </pic:blipFill>
+                                <pic:spPr bwMode="auto">
+                                  <a:xfrm>
+                                    <a:off x="0" y="0"/>
+                                    <a:ext cx="1508125" cy="474980"/>
+                                  </a:xfrm>
+                                  <a:prstGeom prst="rect">
+                                    <a:avLst/>
+                                  </a:prstGeom>
+                                  <a:noFill/>
+                                  <a:ln>
+                                    <a:noFill/>
+                                  </a:ln>
+                                </pic:spPr>
+                              </pic:pic>
+                            </a:graphicData>
+                          </a:graphic>
+                        </wp:inline>
+                      </w:drawing>
+                    </w:r>
+                  </w:p>
+                </w:txbxContent>
+              </v:textbox>
+              <w10:wrap anchorx="margin"/>
+            </v:shape>
+          </w:pict>
+        </mc:Fallback>
+      </mc:AlternateContent>
+    </w:r>
+    <w:r>
+      <w:rPr>
         <w:rFonts w:ascii="Calibri" w:eastAsia="Calibri" w:hAnsi="Calibri" w:cs="Calibri"/>
         <w:b/>
         <w:bCs/>
@@ -4049,7 +6389,7 @@
         <w:sz w:val="16"/>
         <w:szCs w:val="16"/>
       </w:rPr>
-      <w:t>1.0</w:t>
+      <w:t>1.1</w:t>
     </w:r>
     <w:r>
       <w:rPr>
@@ -4060,7 +6400,7 @@
         <w:sz w:val="16"/>
         <w:szCs w:val="16"/>
       </w:rPr>
-      <w:t xml:space="preserve"> | </w:t>
+      <w:t xml:space="preserve"> |</w:t>
     </w:r>
     <w:r>
       <w:rPr>
@@ -4071,7 +6411,7 @@
         <w:sz w:val="16"/>
         <w:szCs w:val="16"/>
       </w:rPr>
-      <w:t>JANUARY 2023</w:t>
+      <w:t xml:space="preserve"> Feb 2026</w:t>
     </w:r>
     <w:r>
       <w:rPr>
@@ -4082,89 +6422,7 @@
         <w:sz w:val="16"/>
         <w:szCs w:val="16"/>
       </w:rPr>
-      <w:t xml:space="preserve">                                                                                                                                  </w:t>
-    </w:r>
-    <w:r>
-      <w:rPr>
-        <w:noProof/>
-      </w:rPr>
-      <w:drawing>
-        <wp:anchor distT="0" distB="0" distL="114300" distR="114300" simplePos="0" relativeHeight="251658240" behindDoc="1" locked="0" layoutInCell="1" allowOverlap="1" wp14:anchorId="3DED6850" wp14:editId="0704C888">
-          <wp:simplePos x="0" y="0"/>
-          <wp:positionH relativeFrom="column">
-            <wp:posOffset>4362450</wp:posOffset>
-          </wp:positionH>
-          <wp:positionV relativeFrom="paragraph">
-            <wp:posOffset>0</wp:posOffset>
-          </wp:positionV>
-          <wp:extent cx="1504950" cy="476250"/>
-          <wp:effectExtent l="0" t="0" r="0" b="0"/>
-          <wp:wrapTight wrapText="bothSides">
-            <wp:wrapPolygon edited="0">
-              <wp:start x="547" y="0"/>
-              <wp:lineTo x="0" y="3456"/>
-              <wp:lineTo x="0" y="12960"/>
-              <wp:lineTo x="547" y="16416"/>
-              <wp:lineTo x="4101" y="20736"/>
-              <wp:lineTo x="5742" y="20736"/>
-              <wp:lineTo x="16678" y="20736"/>
-              <wp:lineTo x="16952" y="20736"/>
-              <wp:lineTo x="14491" y="13824"/>
-              <wp:lineTo x="21327" y="10368"/>
-              <wp:lineTo x="21327" y="864"/>
-              <wp:lineTo x="4375" y="0"/>
-              <wp:lineTo x="547" y="0"/>
-            </wp:wrapPolygon>
-          </wp:wrapTight>
-          <wp:docPr id="1509790222" name="Picture 1509790222">
-            <a:extLst xmlns:a="http://schemas.openxmlformats.org/drawingml/2006/main">
-              <a:ext uri="{C183D7F6-B498-43B3-948B-1728B52AA6E4}">
-                <adec:decorative xmlns:adec="http://schemas.microsoft.com/office/drawing/2017/decorative" val="1"/>
-              </a:ext>
-            </a:extLst>
-          </wp:docPr>
-          <wp:cNvGraphicFramePr>
-            <a:graphicFrameLocks xmlns:a="http://schemas.openxmlformats.org/drawingml/2006/main" noChangeAspect="1"/>
-          </wp:cNvGraphicFramePr>
-          <a:graphic xmlns:a="http://schemas.openxmlformats.org/drawingml/2006/main">
-            <a:graphicData uri="http://schemas.openxmlformats.org/drawingml/2006/picture">
-              <pic:pic xmlns:pic="http://schemas.openxmlformats.org/drawingml/2006/picture">
-                <pic:nvPicPr>
-                  <pic:cNvPr id="1509790222" name="Picture 1509790222">
-                    <a:extLst>
-                      <a:ext uri="{C183D7F6-B498-43B3-948B-1728B52AA6E4}">
-                        <adec:decorative xmlns:adec="http://schemas.microsoft.com/office/drawing/2017/decorative" val="1"/>
-                      </a:ext>
-                    </a:extLst>
-                  </pic:cNvPr>
-                  <pic:cNvPicPr/>
-                </pic:nvPicPr>
-                <pic:blipFill>
-                  <a:blip r:embed="rId1">
-                    <a:extLst>
-                      <a:ext uri="{28A0092B-C50C-407E-A947-70E740481C1C}">
-                        <a14:useLocalDpi xmlns:a14="http://schemas.microsoft.com/office/drawing/2010/main" val="0"/>
-                      </a:ext>
-                    </a:extLst>
-                  </a:blip>
-                  <a:stretch>
-                    <a:fillRect/>
-                  </a:stretch>
-                </pic:blipFill>
-                <pic:spPr>
-                  <a:xfrm>
-                    <a:off x="0" y="0"/>
-                    <a:ext cx="1504950" cy="476250"/>
-                  </a:xfrm>
-                  <a:prstGeom prst="rect">
-                    <a:avLst/>
-                  </a:prstGeom>
-                </pic:spPr>
-              </pic:pic>
-            </a:graphicData>
-          </a:graphic>
-        </wp:anchor>
-      </w:drawing>
+      <w:t xml:space="preserve">                                                                                                                                 </w:t>
     </w:r>
   </w:p>
   <w:p>
@@ -4190,7 +6448,7 @@
         <w:sz w:val="36"/>
         <w:szCs w:val="36"/>
       </w:rPr>
-      <w:t>Device-Name</w:t>
+      <w:t>MMC60 Assistive Switch</w:t>
     </w:r>
   </w:p>
   <w:p>
@@ -4231,35 +6489,11 @@
       <w:t xml:space="preserve"> Guide</w:t>
     </w:r>
   </w:p>
-  <w:p>
-    <w:pPr>
-      <w:pStyle w:val="Header"/>
-      <w:rPr>
-        <w:rFonts w:ascii="Roboto" w:hAnsi="Roboto"/>
-        <w:b/>
-        <w:bCs/>
-        <w:caps/>
-        <w:color w:val="646464"/>
-        <w:sz w:val="32"/>
-        <w:szCs w:val="32"/>
-      </w:rPr>
-    </w:pPr>
-  </w:p>
-</w:hdr>
-</file>
-
-<file path=word/header3.xml><?xml version="1.0" encoding="utf-8"?>
-<w:hdr xmlns:wpc="http://schemas.microsoft.com/office/word/2010/wordprocessingCanvas" xmlns:cx="http://schemas.microsoft.com/office/drawing/2014/chartex" xmlns:cx1="http://schemas.microsoft.com/office/drawing/2015/9/8/chartex" xmlns:cx2="http://schemas.microsoft.com/office/drawing/2015/10/21/chartex" xmlns:cx3="http://schemas.microsoft.com/office/drawing/2016/5/9/chartex" xmlns:cx4="http://schemas.microsoft.com/office/drawing/2016/5/10/chartex" xmlns:cx5="http://schemas.microsoft.com/office/drawing/2016/5/11/chartex" xmlns:cx6="http://schemas.microsoft.com/office/drawing/2016/5/12/chartex" xmlns:cx7="http://schemas.microsoft.com/office/drawing/2016/5/13/chartex" xmlns:cx8="http://schemas.microsoft.com/office/drawing/2016/5/14/chartex" xmlns:mc="http://schemas.openxmlformats.org/markup-compatibility/2006" xmlns:aink="http://schemas.microsoft.com/office/drawing/2016/ink" xmlns:am3d="http://schemas.microsoft.com/office/drawing/2017/model3d" xmlns:o="urn:schemas-microsoft-com:office:office" xmlns:oel="http://schemas.microsoft.com/office/2019/extlst" xmlns:r="http://schemas.openxmlformats.org/officeDocument/2006/relationships" xmlns:m="http://schemas.openxmlformats.org/officeDocument/2006/math" xmlns:v="urn:schemas-microsoft-com:vml" xmlns:wp14="http://schemas.microsoft.com/office/word/2010/wordprocessingDrawing" xmlns:wp="http://schemas.openxmlformats.org/drawingml/2006/wordprocessingDrawing" xmlns:w10="urn:schemas-microsoft-com:office:word" xmlns:w="http://schemas.openxmlformats.org/wordprocessingml/2006/main" xmlns:w14="http://schemas.microsoft.com/office/word/2010/wordml" xmlns:w15="http://schemas.microsoft.com/office/word/2012/wordml" xmlns:w16cex="http://schemas.microsoft.com/office/word/2018/wordml/cex" xmlns:w16cid="http://schemas.microsoft.com/office/word/2016/wordml/cid" xmlns:w16="http://schemas.microsoft.com/office/word/2018/wordml" xmlns:w16sdtdh="http://schemas.microsoft.com/office/word/2020/wordml/sdtdatahash" xmlns:w16se="http://schemas.microsoft.com/office/word/2015/wordml/symex" xmlns:wpg="http://schemas.microsoft.com/office/word/2010/wordprocessingGroup" xmlns:wpi="http://schemas.microsoft.com/office/word/2010/wordprocessingInk" xmlns:wne="http://schemas.microsoft.com/office/word/2006/wordml" xmlns:wps="http://schemas.microsoft.com/office/word/2010/wordprocessingShape" mc:Ignorable="w14 w15 w16se w16cid w16 w16cex w16sdtdh wp14">
-  <w:p>
-    <w:pPr>
-      <w:pStyle w:val="Header"/>
-    </w:pPr>
-  </w:p>
 </w:hdr>
 </file>
 
 <file path=word/numbering.xml><?xml version="1.0" encoding="utf-8"?>
-<w:numbering xmlns:wpc="http://schemas.microsoft.com/office/word/2010/wordprocessingCanvas" xmlns:cx="http://schemas.microsoft.com/office/drawing/2014/chartex" xmlns:cx1="http://schemas.microsoft.com/office/drawing/2015/9/8/chartex" xmlns:cx2="http://schemas.microsoft.com/office/drawing/2015/10/21/chartex" xmlns:cx3="http://schemas.microsoft.com/office/drawing/2016/5/9/chartex" xmlns:cx4="http://schemas.microsoft.com/office/drawing/2016/5/10/chartex" xmlns:cx5="http://schemas.microsoft.com/office/drawing/2016/5/11/chartex" xmlns:cx6="http://schemas.microsoft.com/office/drawing/2016/5/12/chartex" xmlns:cx7="http://schemas.microsoft.com/office/drawing/2016/5/13/chartex" xmlns:cx8="http://schemas.microsoft.com/office/drawing/2016/5/14/chartex" xmlns:mc="http://schemas.openxmlformats.org/markup-compatibility/2006" xmlns:aink="http://schemas.microsoft.com/office/drawing/2016/ink" xmlns:am3d="http://schemas.microsoft.com/office/drawing/2017/model3d" xmlns:o="urn:schemas-microsoft-com:office:office" xmlns:oel="http://schemas.microsoft.com/office/2019/extlst" xmlns:r="http://schemas.openxmlformats.org/officeDocument/2006/relationships" xmlns:m="http://schemas.openxmlformats.org/officeDocument/2006/math" xmlns:v="urn:schemas-microsoft-com:vml" xmlns:wp14="http://schemas.microsoft.com/office/word/2010/wordprocessingDrawing" xmlns:wp="http://schemas.openxmlformats.org/drawingml/2006/wordprocessingDrawing" xmlns:w10="urn:schemas-microsoft-com:office:word" xmlns:w="http://schemas.openxmlformats.org/wordprocessingml/2006/main" xmlns:w14="http://schemas.microsoft.com/office/word/2010/wordml" xmlns:w15="http://schemas.microsoft.com/office/word/2012/wordml" xmlns:w16cex="http://schemas.microsoft.com/office/word/2018/wordml/cex" xmlns:w16cid="http://schemas.microsoft.com/office/word/2016/wordml/cid" xmlns:w16="http://schemas.microsoft.com/office/word/2018/wordml" xmlns:w16sdtdh="http://schemas.microsoft.com/office/word/2020/wordml/sdtdatahash" xmlns:w16se="http://schemas.microsoft.com/office/word/2015/wordml/symex" xmlns:wpg="http://schemas.microsoft.com/office/word/2010/wordprocessingGroup" xmlns:wpi="http://schemas.microsoft.com/office/word/2010/wordprocessingInk" xmlns:wne="http://schemas.microsoft.com/office/word/2006/wordml" xmlns:wps="http://schemas.microsoft.com/office/word/2010/wordprocessingShape" mc:Ignorable="w14 w15 w16se w16cid w16 w16cex w16sdtdh wp14">
+<w:numbering xmlns:wpc="http://schemas.microsoft.com/office/word/2010/wordprocessingCanvas" xmlns:cx="http://schemas.microsoft.com/office/drawing/2014/chartex" xmlns:cx1="http://schemas.microsoft.com/office/drawing/2015/9/8/chartex" xmlns:cx2="http://schemas.microsoft.com/office/drawing/2015/10/21/chartex" xmlns:cx3="http://schemas.microsoft.com/office/drawing/2016/5/9/chartex" xmlns:cx4="http://schemas.microsoft.com/office/drawing/2016/5/10/chartex" xmlns:cx5="http://schemas.microsoft.com/office/drawing/2016/5/11/chartex" xmlns:cx6="http://schemas.microsoft.com/office/drawing/2016/5/12/chartex" xmlns:cx7="http://schemas.microsoft.com/office/drawing/2016/5/13/chartex" xmlns:cx8="http://schemas.microsoft.com/office/drawing/2016/5/14/chartex" xmlns:mc="http://schemas.openxmlformats.org/markup-compatibility/2006" xmlns:aink="http://schemas.microsoft.com/office/drawing/2016/ink" xmlns:am3d="http://schemas.microsoft.com/office/drawing/2017/model3d" xmlns:o="urn:schemas-microsoft-com:office:office" xmlns:oel="http://schemas.microsoft.com/office/2019/extlst" xmlns:r="http://schemas.openxmlformats.org/officeDocument/2006/relationships" xmlns:m="http://schemas.openxmlformats.org/officeDocument/2006/math" xmlns:v="urn:schemas-microsoft-com:vml" xmlns:wp14="http://schemas.microsoft.com/office/word/2010/wordprocessingDrawing" xmlns:wp="http://schemas.openxmlformats.org/drawingml/2006/wordprocessingDrawing" xmlns:w10="urn:schemas-microsoft-com:office:word" xmlns:w="http://schemas.openxmlformats.org/wordprocessingml/2006/main" xmlns:w14="http://schemas.microsoft.com/office/word/2010/wordml" xmlns:w15="http://schemas.microsoft.com/office/word/2012/wordml" xmlns:w16cex="http://schemas.microsoft.com/office/word/2018/wordml/cex" xmlns:w16cid="http://schemas.microsoft.com/office/word/2016/wordml/cid" xmlns:w16="http://schemas.microsoft.com/office/word/2018/wordml" xmlns:w16du="http://schemas.microsoft.com/office/word/2023/wordml/word16du" xmlns:w16sdtdh="http://schemas.microsoft.com/office/word/2020/wordml/sdtdatahash" xmlns:w16sdtfl="http://schemas.microsoft.com/office/word/2024/wordml/sdtformatlock" xmlns:w16se="http://schemas.microsoft.com/office/word/2015/wordml/symex" xmlns:wpg="http://schemas.microsoft.com/office/word/2010/wordprocessingGroup" xmlns:wpi="http://schemas.microsoft.com/office/word/2010/wordprocessingInk" xmlns:wne="http://schemas.microsoft.com/office/word/2006/wordml" xmlns:wps="http://schemas.microsoft.com/office/word/2010/wordprocessingShape" mc:Ignorable="w14 w15 w16se w16cid w16 w16cex w16sdtdh w16sdtfl w16du wp14">
   <w:abstractNum w:abstractNumId="0" w15:restartNumberingAfterBreak="0">
     <w:nsid w:val="081B2AF8"/>
     <w:multiLevelType w:val="hybridMultilevel"/>
@@ -4374,6 +6608,118 @@
     </w:lvl>
   </w:abstractNum>
   <w:abstractNum w:abstractNumId="1" w15:restartNumberingAfterBreak="0">
+    <w:nsid w:val="09FE04BF"/>
+    <w:multiLevelType w:val="hybridMultilevel"/>
+    <w:tmpl w:val="0D56FBA0"/>
+    <w:lvl w:ilvl="0" w:tplc="3BC2DF2A">
+      <w:numFmt w:val="bullet"/>
+      <w:lvlText w:val="-"/>
+      <w:lvlJc w:val="left"/>
+      <w:pPr>
+        <w:ind w:left="720" w:hanging="360"/>
+      </w:pPr>
+      <w:rPr>
+        <w:rFonts w:ascii="Calibri" w:eastAsiaTheme="minorEastAsia" w:hAnsi="Calibri" w:cs="Calibri" w:hint="default"/>
+      </w:rPr>
+    </w:lvl>
+    <w:lvl w:ilvl="1" w:tplc="10090003">
+      <w:start w:val="1"/>
+      <w:numFmt w:val="bullet"/>
+      <w:lvlText w:val="o"/>
+      <w:lvlJc w:val="left"/>
+      <w:pPr>
+        <w:ind w:left="1440" w:hanging="360"/>
+      </w:pPr>
+      <w:rPr>
+        <w:rFonts w:ascii="Courier New" w:hAnsi="Courier New" w:cs="Courier New" w:hint="default"/>
+      </w:rPr>
+    </w:lvl>
+    <w:lvl w:ilvl="2" w:tplc="10090005" w:tentative="1">
+      <w:start w:val="1"/>
+      <w:numFmt w:val="bullet"/>
+      <w:lvlText w:val=""/>
+      <w:lvlJc w:val="left"/>
+      <w:pPr>
+        <w:ind w:left="2160" w:hanging="360"/>
+      </w:pPr>
+      <w:rPr>
+        <w:rFonts w:ascii="Wingdings" w:hAnsi="Wingdings" w:hint="default"/>
+      </w:rPr>
+    </w:lvl>
+    <w:lvl w:ilvl="3" w:tplc="10090001" w:tentative="1">
+      <w:start w:val="1"/>
+      <w:numFmt w:val="bullet"/>
+      <w:lvlText w:val=""/>
+      <w:lvlJc w:val="left"/>
+      <w:pPr>
+        <w:ind w:left="2880" w:hanging="360"/>
+      </w:pPr>
+      <w:rPr>
+        <w:rFonts w:ascii="Symbol" w:hAnsi="Symbol" w:hint="default"/>
+      </w:rPr>
+    </w:lvl>
+    <w:lvl w:ilvl="4" w:tplc="10090003" w:tentative="1">
+      <w:start w:val="1"/>
+      <w:numFmt w:val="bullet"/>
+      <w:lvlText w:val="o"/>
+      <w:lvlJc w:val="left"/>
+      <w:pPr>
+        <w:ind w:left="3600" w:hanging="360"/>
+      </w:pPr>
+      <w:rPr>
+        <w:rFonts w:ascii="Courier New" w:hAnsi="Courier New" w:cs="Courier New" w:hint="default"/>
+      </w:rPr>
+    </w:lvl>
+    <w:lvl w:ilvl="5" w:tplc="10090005" w:tentative="1">
+      <w:start w:val="1"/>
+      <w:numFmt w:val="bullet"/>
+      <w:lvlText w:val=""/>
+      <w:lvlJc w:val="left"/>
+      <w:pPr>
+        <w:ind w:left="4320" w:hanging="360"/>
+      </w:pPr>
+      <w:rPr>
+        <w:rFonts w:ascii="Wingdings" w:hAnsi="Wingdings" w:hint="default"/>
+      </w:rPr>
+    </w:lvl>
+    <w:lvl w:ilvl="6" w:tplc="10090001" w:tentative="1">
+      <w:start w:val="1"/>
+      <w:numFmt w:val="bullet"/>
+      <w:lvlText w:val=""/>
+      <w:lvlJc w:val="left"/>
+      <w:pPr>
+        <w:ind w:left="5040" w:hanging="360"/>
+      </w:pPr>
+      <w:rPr>
+        <w:rFonts w:ascii="Symbol" w:hAnsi="Symbol" w:hint="default"/>
+      </w:rPr>
+    </w:lvl>
+    <w:lvl w:ilvl="7" w:tplc="10090003" w:tentative="1">
+      <w:start w:val="1"/>
+      <w:numFmt w:val="bullet"/>
+      <w:lvlText w:val="o"/>
+      <w:lvlJc w:val="left"/>
+      <w:pPr>
+        <w:ind w:left="5760" w:hanging="360"/>
+      </w:pPr>
+      <w:rPr>
+        <w:rFonts w:ascii="Courier New" w:hAnsi="Courier New" w:cs="Courier New" w:hint="default"/>
+      </w:rPr>
+    </w:lvl>
+    <w:lvl w:ilvl="8" w:tplc="10090005" w:tentative="1">
+      <w:start w:val="1"/>
+      <w:numFmt w:val="bullet"/>
+      <w:lvlText w:val=""/>
+      <w:lvlJc w:val="left"/>
+      <w:pPr>
+        <w:ind w:left="6480" w:hanging="360"/>
+      </w:pPr>
+      <w:rPr>
+        <w:rFonts w:ascii="Wingdings" w:hAnsi="Wingdings" w:hint="default"/>
+      </w:rPr>
+    </w:lvl>
+  </w:abstractNum>
+  <w:abstractNum w:abstractNumId="2" w15:restartNumberingAfterBreak="0">
     <w:nsid w:val="19657412"/>
     <w:multiLevelType w:val="hybridMultilevel"/>
     <w:tmpl w:val="FFFFFFFF"/>
@@ -4486,7 +6832,7 @@
       </w:rPr>
     </w:lvl>
   </w:abstractNum>
-  <w:abstractNum w:abstractNumId="2" w15:restartNumberingAfterBreak="0">
+  <w:abstractNum w:abstractNumId="3" w15:restartNumberingAfterBreak="0">
     <w:nsid w:val="21F43906"/>
     <w:multiLevelType w:val="hybridMultilevel"/>
     <w:tmpl w:val="F7CE4C92"/>
@@ -4598,7 +6944,7 @@
       </w:rPr>
     </w:lvl>
   </w:abstractNum>
-  <w:abstractNum w:abstractNumId="3" w15:restartNumberingAfterBreak="0">
+  <w:abstractNum w:abstractNumId="4" w15:restartNumberingAfterBreak="0">
     <w:nsid w:val="234C60DE"/>
     <w:multiLevelType w:val="hybridMultilevel"/>
     <w:tmpl w:val="EAC8A0FC"/>
@@ -4684,7 +7030,7 @@
       </w:pPr>
     </w:lvl>
   </w:abstractNum>
-  <w:abstractNum w:abstractNumId="4" w15:restartNumberingAfterBreak="0">
+  <w:abstractNum w:abstractNumId="5" w15:restartNumberingAfterBreak="0">
     <w:nsid w:val="35C15A2D"/>
     <w:multiLevelType w:val="hybridMultilevel"/>
     <w:tmpl w:val="30CEA710"/>
@@ -4796,7 +7142,185 @@
       </w:rPr>
     </w:lvl>
   </w:abstractNum>
-  <w:abstractNum w:abstractNumId="5" w15:restartNumberingAfterBreak="0">
+  <w:abstractNum w:abstractNumId="6" w15:restartNumberingAfterBreak="0">
+    <w:nsid w:val="395B255D"/>
+    <w:multiLevelType w:val="hybridMultilevel"/>
+    <w:tmpl w:val="930C98FC"/>
+    <w:lvl w:ilvl="0" w:tplc="1009000F">
+      <w:start w:val="1"/>
+      <w:numFmt w:val="decimal"/>
+      <w:lvlText w:val="%1."/>
+      <w:lvlJc w:val="left"/>
+      <w:pPr>
+        <w:ind w:left="720" w:hanging="360"/>
+      </w:pPr>
+      <w:rPr>
+        <w:rFonts w:hint="default"/>
+      </w:rPr>
+    </w:lvl>
+    <w:lvl w:ilvl="1" w:tplc="10090019" w:tentative="1">
+      <w:start w:val="1"/>
+      <w:numFmt w:val="lowerLetter"/>
+      <w:lvlText w:val="%2."/>
+      <w:lvlJc w:val="left"/>
+      <w:pPr>
+        <w:ind w:left="1440" w:hanging="360"/>
+      </w:pPr>
+    </w:lvl>
+    <w:lvl w:ilvl="2" w:tplc="1009001B" w:tentative="1">
+      <w:start w:val="1"/>
+      <w:numFmt w:val="lowerRoman"/>
+      <w:lvlText w:val="%3."/>
+      <w:lvlJc w:val="right"/>
+      <w:pPr>
+        <w:ind w:left="2160" w:hanging="180"/>
+      </w:pPr>
+    </w:lvl>
+    <w:lvl w:ilvl="3" w:tplc="1009000F" w:tentative="1">
+      <w:start w:val="1"/>
+      <w:numFmt w:val="decimal"/>
+      <w:lvlText w:val="%4."/>
+      <w:lvlJc w:val="left"/>
+      <w:pPr>
+        <w:ind w:left="2880" w:hanging="360"/>
+      </w:pPr>
+    </w:lvl>
+    <w:lvl w:ilvl="4" w:tplc="10090019" w:tentative="1">
+      <w:start w:val="1"/>
+      <w:numFmt w:val="lowerLetter"/>
+      <w:lvlText w:val="%5."/>
+      <w:lvlJc w:val="left"/>
+      <w:pPr>
+        <w:ind w:left="3600" w:hanging="360"/>
+      </w:pPr>
+    </w:lvl>
+    <w:lvl w:ilvl="5" w:tplc="1009001B" w:tentative="1">
+      <w:start w:val="1"/>
+      <w:numFmt w:val="lowerRoman"/>
+      <w:lvlText w:val="%6."/>
+      <w:lvlJc w:val="right"/>
+      <w:pPr>
+        <w:ind w:left="4320" w:hanging="180"/>
+      </w:pPr>
+    </w:lvl>
+    <w:lvl w:ilvl="6" w:tplc="1009000F" w:tentative="1">
+      <w:start w:val="1"/>
+      <w:numFmt w:val="decimal"/>
+      <w:lvlText w:val="%7."/>
+      <w:lvlJc w:val="left"/>
+      <w:pPr>
+        <w:ind w:left="5040" w:hanging="360"/>
+      </w:pPr>
+    </w:lvl>
+    <w:lvl w:ilvl="7" w:tplc="10090019" w:tentative="1">
+      <w:start w:val="1"/>
+      <w:numFmt w:val="lowerLetter"/>
+      <w:lvlText w:val="%8."/>
+      <w:lvlJc w:val="left"/>
+      <w:pPr>
+        <w:ind w:left="5760" w:hanging="360"/>
+      </w:pPr>
+    </w:lvl>
+    <w:lvl w:ilvl="8" w:tplc="1009001B" w:tentative="1">
+      <w:start w:val="1"/>
+      <w:numFmt w:val="lowerRoman"/>
+      <w:lvlText w:val="%9."/>
+      <w:lvlJc w:val="right"/>
+      <w:pPr>
+        <w:ind w:left="6480" w:hanging="180"/>
+      </w:pPr>
+    </w:lvl>
+  </w:abstractNum>
+  <w:abstractNum w:abstractNumId="7" w15:restartNumberingAfterBreak="0">
+    <w:nsid w:val="3BBC6E60"/>
+    <w:multiLevelType w:val="hybridMultilevel"/>
+    <w:tmpl w:val="4942F088"/>
+    <w:lvl w:ilvl="0" w:tplc="1009000F">
+      <w:start w:val="1"/>
+      <w:numFmt w:val="decimal"/>
+      <w:lvlText w:val="%1."/>
+      <w:lvlJc w:val="left"/>
+      <w:pPr>
+        <w:ind w:left="720" w:hanging="360"/>
+      </w:pPr>
+      <w:rPr>
+        <w:rFonts w:hint="default"/>
+      </w:rPr>
+    </w:lvl>
+    <w:lvl w:ilvl="1" w:tplc="10090019" w:tentative="1">
+      <w:start w:val="1"/>
+      <w:numFmt w:val="lowerLetter"/>
+      <w:lvlText w:val="%2."/>
+      <w:lvlJc w:val="left"/>
+      <w:pPr>
+        <w:ind w:left="1440" w:hanging="360"/>
+      </w:pPr>
+    </w:lvl>
+    <w:lvl w:ilvl="2" w:tplc="1009001B" w:tentative="1">
+      <w:start w:val="1"/>
+      <w:numFmt w:val="lowerRoman"/>
+      <w:lvlText w:val="%3."/>
+      <w:lvlJc w:val="right"/>
+      <w:pPr>
+        <w:ind w:left="2160" w:hanging="180"/>
+      </w:pPr>
+    </w:lvl>
+    <w:lvl w:ilvl="3" w:tplc="1009000F" w:tentative="1">
+      <w:start w:val="1"/>
+      <w:numFmt w:val="decimal"/>
+      <w:lvlText w:val="%4."/>
+      <w:lvlJc w:val="left"/>
+      <w:pPr>
+        <w:ind w:left="2880" w:hanging="360"/>
+      </w:pPr>
+    </w:lvl>
+    <w:lvl w:ilvl="4" w:tplc="10090019" w:tentative="1">
+      <w:start w:val="1"/>
+      <w:numFmt w:val="lowerLetter"/>
+      <w:lvlText w:val="%5."/>
+      <w:lvlJc w:val="left"/>
+      <w:pPr>
+        <w:ind w:left="3600" w:hanging="360"/>
+      </w:pPr>
+    </w:lvl>
+    <w:lvl w:ilvl="5" w:tplc="1009001B" w:tentative="1">
+      <w:start w:val="1"/>
+      <w:numFmt w:val="lowerRoman"/>
+      <w:lvlText w:val="%6."/>
+      <w:lvlJc w:val="right"/>
+      <w:pPr>
+        <w:ind w:left="4320" w:hanging="180"/>
+      </w:pPr>
+    </w:lvl>
+    <w:lvl w:ilvl="6" w:tplc="1009000F" w:tentative="1">
+      <w:start w:val="1"/>
+      <w:numFmt w:val="decimal"/>
+      <w:lvlText w:val="%7."/>
+      <w:lvlJc w:val="left"/>
+      <w:pPr>
+        <w:ind w:left="5040" w:hanging="360"/>
+      </w:pPr>
+    </w:lvl>
+    <w:lvl w:ilvl="7" w:tplc="10090019" w:tentative="1">
+      <w:start w:val="1"/>
+      <w:numFmt w:val="lowerLetter"/>
+      <w:lvlText w:val="%8."/>
+      <w:lvlJc w:val="left"/>
+      <w:pPr>
+        <w:ind w:left="5760" w:hanging="360"/>
+      </w:pPr>
+    </w:lvl>
+    <w:lvl w:ilvl="8" w:tplc="1009001B" w:tentative="1">
+      <w:start w:val="1"/>
+      <w:numFmt w:val="lowerRoman"/>
+      <w:lvlText w:val="%9."/>
+      <w:lvlJc w:val="right"/>
+      <w:pPr>
+        <w:ind w:left="6480" w:hanging="180"/>
+      </w:pPr>
+    </w:lvl>
+  </w:abstractNum>
+  <w:abstractNum w:abstractNumId="8" w15:restartNumberingAfterBreak="0">
     <w:nsid w:val="3EA50FEB"/>
     <w:multiLevelType w:val="hybridMultilevel"/>
     <w:tmpl w:val="DF042F4A"/>
@@ -4882,7 +7406,120 @@
       </w:pPr>
     </w:lvl>
   </w:abstractNum>
-  <w:abstractNum w:abstractNumId="6" w15:restartNumberingAfterBreak="0">
+  <w:abstractNum w:abstractNumId="9" w15:restartNumberingAfterBreak="0">
+    <w:nsid w:val="40EC5F03"/>
+    <w:multiLevelType w:val="hybridMultilevel"/>
+    <w:tmpl w:val="8CA0437C"/>
+    <w:lvl w:ilvl="0" w:tplc="10090001">
+      <w:start w:val="1"/>
+      <w:numFmt w:val="bullet"/>
+      <w:lvlText w:val=""/>
+      <w:lvlJc w:val="left"/>
+      <w:pPr>
+        <w:ind w:left="720" w:hanging="360"/>
+      </w:pPr>
+      <w:rPr>
+        <w:rFonts w:ascii="Symbol" w:hAnsi="Symbol" w:hint="default"/>
+      </w:rPr>
+    </w:lvl>
+    <w:lvl w:ilvl="1" w:tplc="10090003">
+      <w:start w:val="1"/>
+      <w:numFmt w:val="bullet"/>
+      <w:lvlText w:val="o"/>
+      <w:lvlJc w:val="left"/>
+      <w:pPr>
+        <w:ind w:left="1440" w:hanging="360"/>
+      </w:pPr>
+      <w:rPr>
+        <w:rFonts w:ascii="Courier New" w:hAnsi="Courier New" w:cs="Courier New" w:hint="default"/>
+      </w:rPr>
+    </w:lvl>
+    <w:lvl w:ilvl="2" w:tplc="10090005">
+      <w:start w:val="1"/>
+      <w:numFmt w:val="bullet"/>
+      <w:lvlText w:val=""/>
+      <w:lvlJc w:val="left"/>
+      <w:pPr>
+        <w:ind w:left="2160" w:hanging="360"/>
+      </w:pPr>
+      <w:rPr>
+        <w:rFonts w:ascii="Wingdings" w:hAnsi="Wingdings" w:hint="default"/>
+      </w:rPr>
+    </w:lvl>
+    <w:lvl w:ilvl="3" w:tplc="10090001" w:tentative="1">
+      <w:start w:val="1"/>
+      <w:numFmt w:val="bullet"/>
+      <w:lvlText w:val=""/>
+      <w:lvlJc w:val="left"/>
+      <w:pPr>
+        <w:ind w:left="2880" w:hanging="360"/>
+      </w:pPr>
+      <w:rPr>
+        <w:rFonts w:ascii="Symbol" w:hAnsi="Symbol" w:hint="default"/>
+      </w:rPr>
+    </w:lvl>
+    <w:lvl w:ilvl="4" w:tplc="10090003" w:tentative="1">
+      <w:start w:val="1"/>
+      <w:numFmt w:val="bullet"/>
+      <w:lvlText w:val="o"/>
+      <w:lvlJc w:val="left"/>
+      <w:pPr>
+        <w:ind w:left="3600" w:hanging="360"/>
+      </w:pPr>
+      <w:rPr>
+        <w:rFonts w:ascii="Courier New" w:hAnsi="Courier New" w:cs="Courier New" w:hint="default"/>
+      </w:rPr>
+    </w:lvl>
+    <w:lvl w:ilvl="5" w:tplc="10090005" w:tentative="1">
+      <w:start w:val="1"/>
+      <w:numFmt w:val="bullet"/>
+      <w:lvlText w:val=""/>
+      <w:lvlJc w:val="left"/>
+      <w:pPr>
+        <w:ind w:left="4320" w:hanging="360"/>
+      </w:pPr>
+      <w:rPr>
+        <w:rFonts w:ascii="Wingdings" w:hAnsi="Wingdings" w:hint="default"/>
+      </w:rPr>
+    </w:lvl>
+    <w:lvl w:ilvl="6" w:tplc="10090001" w:tentative="1">
+      <w:start w:val="1"/>
+      <w:numFmt w:val="bullet"/>
+      <w:lvlText w:val=""/>
+      <w:lvlJc w:val="left"/>
+      <w:pPr>
+        <w:ind w:left="5040" w:hanging="360"/>
+      </w:pPr>
+      <w:rPr>
+        <w:rFonts w:ascii="Symbol" w:hAnsi="Symbol" w:hint="default"/>
+      </w:rPr>
+    </w:lvl>
+    <w:lvl w:ilvl="7" w:tplc="10090003" w:tentative="1">
+      <w:start w:val="1"/>
+      <w:numFmt w:val="bullet"/>
+      <w:lvlText w:val="o"/>
+      <w:lvlJc w:val="left"/>
+      <w:pPr>
+        <w:ind w:left="5760" w:hanging="360"/>
+      </w:pPr>
+      <w:rPr>
+        <w:rFonts w:ascii="Courier New" w:hAnsi="Courier New" w:cs="Courier New" w:hint="default"/>
+      </w:rPr>
+    </w:lvl>
+    <w:lvl w:ilvl="8" w:tplc="10090005" w:tentative="1">
+      <w:start w:val="1"/>
+      <w:numFmt w:val="bullet"/>
+      <w:lvlText w:val=""/>
+      <w:lvlJc w:val="left"/>
+      <w:pPr>
+        <w:ind w:left="6480" w:hanging="360"/>
+      </w:pPr>
+      <w:rPr>
+        <w:rFonts w:ascii="Wingdings" w:hAnsi="Wingdings" w:hint="default"/>
+      </w:rPr>
+    </w:lvl>
+  </w:abstractNum>
+  <w:abstractNum w:abstractNumId="10" w15:restartNumberingAfterBreak="0">
     <w:nsid w:val="455A4377"/>
     <w:multiLevelType w:val="hybridMultilevel"/>
     <w:tmpl w:val="F9386CE6"/>
@@ -4898,7 +7535,7 @@
         <w:rFonts w:ascii="Symbol" w:hAnsi="Symbol" w:hint="default"/>
       </w:rPr>
     </w:lvl>
-    <w:lvl w:ilvl="1" w:tplc="10090003" w:tentative="1">
+    <w:lvl w:ilvl="1" w:tplc="10090003">
       <w:start w:val="1"/>
       <w:numFmt w:val="bullet"/>
       <w:lvlText w:val="o"/>
@@ -4910,7 +7547,7 @@
         <w:rFonts w:ascii="Courier New" w:hAnsi="Courier New" w:cs="Courier New" w:hint="default"/>
       </w:rPr>
     </w:lvl>
-    <w:lvl w:ilvl="2" w:tplc="10090005" w:tentative="1">
+    <w:lvl w:ilvl="2" w:tplc="10090005">
       <w:start w:val="1"/>
       <w:numFmt w:val="bullet"/>
       <w:lvlText w:val=""/>
@@ -4995,7 +7632,96 @@
       </w:rPr>
     </w:lvl>
   </w:abstractNum>
-  <w:abstractNum w:abstractNumId="7" w15:restartNumberingAfterBreak="0">
+  <w:abstractNum w:abstractNumId="11" w15:restartNumberingAfterBreak="0">
+    <w:nsid w:val="48D97664"/>
+    <w:multiLevelType w:val="hybridMultilevel"/>
+    <w:tmpl w:val="5F3856B8"/>
+    <w:lvl w:ilvl="0" w:tplc="1009000F">
+      <w:start w:val="1"/>
+      <w:numFmt w:val="decimal"/>
+      <w:lvlText w:val="%1."/>
+      <w:lvlJc w:val="left"/>
+      <w:pPr>
+        <w:ind w:left="720" w:hanging="360"/>
+      </w:pPr>
+      <w:rPr>
+        <w:rFonts w:hint="default"/>
+      </w:rPr>
+    </w:lvl>
+    <w:lvl w:ilvl="1" w:tplc="10090019">
+      <w:start w:val="1"/>
+      <w:numFmt w:val="lowerLetter"/>
+      <w:lvlText w:val="%2."/>
+      <w:lvlJc w:val="left"/>
+      <w:pPr>
+        <w:ind w:left="1440" w:hanging="360"/>
+      </w:pPr>
+    </w:lvl>
+    <w:lvl w:ilvl="2" w:tplc="1009001B" w:tentative="1">
+      <w:start w:val="1"/>
+      <w:numFmt w:val="lowerRoman"/>
+      <w:lvlText w:val="%3."/>
+      <w:lvlJc w:val="right"/>
+      <w:pPr>
+        <w:ind w:left="2160" w:hanging="180"/>
+      </w:pPr>
+    </w:lvl>
+    <w:lvl w:ilvl="3" w:tplc="1009000F" w:tentative="1">
+      <w:start w:val="1"/>
+      <w:numFmt w:val="decimal"/>
+      <w:lvlText w:val="%4."/>
+      <w:lvlJc w:val="left"/>
+      <w:pPr>
+        <w:ind w:left="2880" w:hanging="360"/>
+      </w:pPr>
+    </w:lvl>
+    <w:lvl w:ilvl="4" w:tplc="10090019" w:tentative="1">
+      <w:start w:val="1"/>
+      <w:numFmt w:val="lowerLetter"/>
+      <w:lvlText w:val="%5."/>
+      <w:lvlJc w:val="left"/>
+      <w:pPr>
+        <w:ind w:left="3600" w:hanging="360"/>
+      </w:pPr>
+    </w:lvl>
+    <w:lvl w:ilvl="5" w:tplc="1009001B" w:tentative="1">
+      <w:start w:val="1"/>
+      <w:numFmt w:val="lowerRoman"/>
+      <w:lvlText w:val="%6."/>
+      <w:lvlJc w:val="right"/>
+      <w:pPr>
+        <w:ind w:left="4320" w:hanging="180"/>
+      </w:pPr>
+    </w:lvl>
+    <w:lvl w:ilvl="6" w:tplc="1009000F" w:tentative="1">
+      <w:start w:val="1"/>
+      <w:numFmt w:val="decimal"/>
+      <w:lvlText w:val="%7."/>
+      <w:lvlJc w:val="left"/>
+      <w:pPr>
+        <w:ind w:left="5040" w:hanging="360"/>
+      </w:pPr>
+    </w:lvl>
+    <w:lvl w:ilvl="7" w:tplc="10090019" w:tentative="1">
+      <w:start w:val="1"/>
+      <w:numFmt w:val="lowerLetter"/>
+      <w:lvlText w:val="%8."/>
+      <w:lvlJc w:val="left"/>
+      <w:pPr>
+        <w:ind w:left="5760" w:hanging="360"/>
+      </w:pPr>
+    </w:lvl>
+    <w:lvl w:ilvl="8" w:tplc="1009001B" w:tentative="1">
+      <w:start w:val="1"/>
+      <w:numFmt w:val="lowerRoman"/>
+      <w:lvlText w:val="%9."/>
+      <w:lvlJc w:val="right"/>
+      <w:pPr>
+        <w:ind w:left="6480" w:hanging="180"/>
+      </w:pPr>
+    </w:lvl>
+  </w:abstractNum>
+  <w:abstractNum w:abstractNumId="12" w15:restartNumberingAfterBreak="0">
     <w:nsid w:val="4BC46F2F"/>
     <w:multiLevelType w:val="hybridMultilevel"/>
     <w:tmpl w:val="627ED7F6"/>
@@ -5081,7 +7807,7 @@
       </w:pPr>
     </w:lvl>
   </w:abstractNum>
-  <w:abstractNum w:abstractNumId="8" w15:restartNumberingAfterBreak="0">
+  <w:abstractNum w:abstractNumId="13" w15:restartNumberingAfterBreak="0">
     <w:nsid w:val="518A615E"/>
     <w:multiLevelType w:val="hybridMultilevel"/>
     <w:tmpl w:val="5F6C417E"/>
@@ -5167,10 +7893,99 @@
       </w:pPr>
     </w:lvl>
   </w:abstractNum>
-  <w:abstractNum w:abstractNumId="9" w15:restartNumberingAfterBreak="0">
+  <w:abstractNum w:abstractNumId="14" w15:restartNumberingAfterBreak="0">
+    <w:nsid w:val="59DB70BC"/>
+    <w:multiLevelType w:val="hybridMultilevel"/>
+    <w:tmpl w:val="CCE86646"/>
+    <w:lvl w:ilvl="0" w:tplc="1009000F">
+      <w:start w:val="1"/>
+      <w:numFmt w:val="decimal"/>
+      <w:lvlText w:val="%1."/>
+      <w:lvlJc w:val="left"/>
+      <w:pPr>
+        <w:ind w:left="720" w:hanging="360"/>
+      </w:pPr>
+      <w:rPr>
+        <w:rFonts w:hint="default"/>
+      </w:rPr>
+    </w:lvl>
+    <w:lvl w:ilvl="1" w:tplc="10090019" w:tentative="1">
+      <w:start w:val="1"/>
+      <w:numFmt w:val="lowerLetter"/>
+      <w:lvlText w:val="%2."/>
+      <w:lvlJc w:val="left"/>
+      <w:pPr>
+        <w:ind w:left="1440" w:hanging="360"/>
+      </w:pPr>
+    </w:lvl>
+    <w:lvl w:ilvl="2" w:tplc="1009001B" w:tentative="1">
+      <w:start w:val="1"/>
+      <w:numFmt w:val="lowerRoman"/>
+      <w:lvlText w:val="%3."/>
+      <w:lvlJc w:val="right"/>
+      <w:pPr>
+        <w:ind w:left="2160" w:hanging="180"/>
+      </w:pPr>
+    </w:lvl>
+    <w:lvl w:ilvl="3" w:tplc="1009000F" w:tentative="1">
+      <w:start w:val="1"/>
+      <w:numFmt w:val="decimal"/>
+      <w:lvlText w:val="%4."/>
+      <w:lvlJc w:val="left"/>
+      <w:pPr>
+        <w:ind w:left="2880" w:hanging="360"/>
+      </w:pPr>
+    </w:lvl>
+    <w:lvl w:ilvl="4" w:tplc="10090019" w:tentative="1">
+      <w:start w:val="1"/>
+      <w:numFmt w:val="lowerLetter"/>
+      <w:lvlText w:val="%5."/>
+      <w:lvlJc w:val="left"/>
+      <w:pPr>
+        <w:ind w:left="3600" w:hanging="360"/>
+      </w:pPr>
+    </w:lvl>
+    <w:lvl w:ilvl="5" w:tplc="1009001B" w:tentative="1">
+      <w:start w:val="1"/>
+      <w:numFmt w:val="lowerRoman"/>
+      <w:lvlText w:val="%6."/>
+      <w:lvlJc w:val="right"/>
+      <w:pPr>
+        <w:ind w:left="4320" w:hanging="180"/>
+      </w:pPr>
+    </w:lvl>
+    <w:lvl w:ilvl="6" w:tplc="1009000F" w:tentative="1">
+      <w:start w:val="1"/>
+      <w:numFmt w:val="decimal"/>
+      <w:lvlText w:val="%7."/>
+      <w:lvlJc w:val="left"/>
+      <w:pPr>
+        <w:ind w:left="5040" w:hanging="360"/>
+      </w:pPr>
+    </w:lvl>
+    <w:lvl w:ilvl="7" w:tplc="10090019" w:tentative="1">
+      <w:start w:val="1"/>
+      <w:numFmt w:val="lowerLetter"/>
+      <w:lvlText w:val="%8."/>
+      <w:lvlJc w:val="left"/>
+      <w:pPr>
+        <w:ind w:left="5760" w:hanging="360"/>
+      </w:pPr>
+    </w:lvl>
+    <w:lvl w:ilvl="8" w:tplc="1009001B" w:tentative="1">
+      <w:start w:val="1"/>
+      <w:numFmt w:val="lowerRoman"/>
+      <w:lvlText w:val="%9."/>
+      <w:lvlJc w:val="right"/>
+      <w:pPr>
+        <w:ind w:left="6480" w:hanging="180"/>
+      </w:pPr>
+    </w:lvl>
+  </w:abstractNum>
+  <w:abstractNum w:abstractNumId="15" w15:restartNumberingAfterBreak="0">
     <w:nsid w:val="68903CFA"/>
     <w:multiLevelType w:val="hybridMultilevel"/>
-    <w:tmpl w:val="697C1250"/>
+    <w:tmpl w:val="D5721154"/>
     <w:lvl w:ilvl="0" w:tplc="10090001">
       <w:start w:val="1"/>
       <w:numFmt w:val="bullet"/>
@@ -5280,7 +8095,7 @@
       </w:rPr>
     </w:lvl>
   </w:abstractNum>
-  <w:abstractNum w:abstractNumId="10" w15:restartNumberingAfterBreak="0">
+  <w:abstractNum w:abstractNumId="16" w15:restartNumberingAfterBreak="0">
     <w:nsid w:val="68E86410"/>
     <w:multiLevelType w:val="hybridMultilevel"/>
     <w:tmpl w:val="03F42378"/>
@@ -5393,7 +8208,7 @@
       </w:rPr>
     </w:lvl>
   </w:abstractNum>
-  <w:abstractNum w:abstractNumId="11" w15:restartNumberingAfterBreak="0">
+  <w:abstractNum w:abstractNumId="17" w15:restartNumberingAfterBreak="0">
     <w:nsid w:val="693036F5"/>
     <w:multiLevelType w:val="hybridMultilevel"/>
     <w:tmpl w:val="A2982966"/>
@@ -5505,7 +8320,96 @@
       </w:rPr>
     </w:lvl>
   </w:abstractNum>
-  <w:abstractNum w:abstractNumId="12" w15:restartNumberingAfterBreak="0">
+  <w:abstractNum w:abstractNumId="18" w15:restartNumberingAfterBreak="0">
+    <w:nsid w:val="6FB000AD"/>
+    <w:multiLevelType w:val="hybridMultilevel"/>
+    <w:tmpl w:val="CD9EB506"/>
+    <w:lvl w:ilvl="0" w:tplc="1009000F">
+      <w:start w:val="1"/>
+      <w:numFmt w:val="decimal"/>
+      <w:lvlText w:val="%1."/>
+      <w:lvlJc w:val="left"/>
+      <w:pPr>
+        <w:ind w:left="720" w:hanging="360"/>
+      </w:pPr>
+      <w:rPr>
+        <w:rFonts w:hint="default"/>
+      </w:rPr>
+    </w:lvl>
+    <w:lvl w:ilvl="1" w:tplc="10090019" w:tentative="1">
+      <w:start w:val="1"/>
+      <w:numFmt w:val="lowerLetter"/>
+      <w:lvlText w:val="%2."/>
+      <w:lvlJc w:val="left"/>
+      <w:pPr>
+        <w:ind w:left="1440" w:hanging="360"/>
+      </w:pPr>
+    </w:lvl>
+    <w:lvl w:ilvl="2" w:tplc="1009001B" w:tentative="1">
+      <w:start w:val="1"/>
+      <w:numFmt w:val="lowerRoman"/>
+      <w:lvlText w:val="%3."/>
+      <w:lvlJc w:val="right"/>
+      <w:pPr>
+        <w:ind w:left="2160" w:hanging="180"/>
+      </w:pPr>
+    </w:lvl>
+    <w:lvl w:ilvl="3" w:tplc="1009000F" w:tentative="1">
+      <w:start w:val="1"/>
+      <w:numFmt w:val="decimal"/>
+      <w:lvlText w:val="%4."/>
+      <w:lvlJc w:val="left"/>
+      <w:pPr>
+        <w:ind w:left="2880" w:hanging="360"/>
+      </w:pPr>
+    </w:lvl>
+    <w:lvl w:ilvl="4" w:tplc="10090019" w:tentative="1">
+      <w:start w:val="1"/>
+      <w:numFmt w:val="lowerLetter"/>
+      <w:lvlText w:val="%5."/>
+      <w:lvlJc w:val="left"/>
+      <w:pPr>
+        <w:ind w:left="3600" w:hanging="360"/>
+      </w:pPr>
+    </w:lvl>
+    <w:lvl w:ilvl="5" w:tplc="1009001B" w:tentative="1">
+      <w:start w:val="1"/>
+      <w:numFmt w:val="lowerRoman"/>
+      <w:lvlText w:val="%6."/>
+      <w:lvlJc w:val="right"/>
+      <w:pPr>
+        <w:ind w:left="4320" w:hanging="180"/>
+      </w:pPr>
+    </w:lvl>
+    <w:lvl w:ilvl="6" w:tplc="1009000F" w:tentative="1">
+      <w:start w:val="1"/>
+      <w:numFmt w:val="decimal"/>
+      <w:lvlText w:val="%7."/>
+      <w:lvlJc w:val="left"/>
+      <w:pPr>
+        <w:ind w:left="5040" w:hanging="360"/>
+      </w:pPr>
+    </w:lvl>
+    <w:lvl w:ilvl="7" w:tplc="10090019" w:tentative="1">
+      <w:start w:val="1"/>
+      <w:numFmt w:val="lowerLetter"/>
+      <w:lvlText w:val="%8."/>
+      <w:lvlJc w:val="left"/>
+      <w:pPr>
+        <w:ind w:left="5760" w:hanging="360"/>
+      </w:pPr>
+    </w:lvl>
+    <w:lvl w:ilvl="8" w:tplc="1009001B" w:tentative="1">
+      <w:start w:val="1"/>
+      <w:numFmt w:val="lowerRoman"/>
+      <w:lvlText w:val="%9."/>
+      <w:lvlJc w:val="right"/>
+      <w:pPr>
+        <w:ind w:left="6480" w:hanging="180"/>
+      </w:pPr>
+    </w:lvl>
+  </w:abstractNum>
+  <w:abstractNum w:abstractNumId="19" w15:restartNumberingAfterBreak="0">
     <w:nsid w:val="70B228B0"/>
     <w:multiLevelType w:val="hybridMultilevel"/>
     <w:tmpl w:val="FFFFFFFF"/>
@@ -5618,50 +8522,252 @@
       </w:rPr>
     </w:lvl>
   </w:abstractNum>
+  <w:abstractNum w:abstractNumId="20" w15:restartNumberingAfterBreak="0">
+    <w:nsid w:val="764C137E"/>
+    <w:multiLevelType w:val="hybridMultilevel"/>
+    <w:tmpl w:val="AA9C9330"/>
+    <w:lvl w:ilvl="0" w:tplc="1009000F">
+      <w:start w:val="1"/>
+      <w:numFmt w:val="decimal"/>
+      <w:lvlText w:val="%1."/>
+      <w:lvlJc w:val="left"/>
+      <w:pPr>
+        <w:ind w:left="720" w:hanging="360"/>
+      </w:pPr>
+      <w:rPr>
+        <w:rFonts w:hint="default"/>
+      </w:rPr>
+    </w:lvl>
+    <w:lvl w:ilvl="1" w:tplc="10090019" w:tentative="1">
+      <w:start w:val="1"/>
+      <w:numFmt w:val="lowerLetter"/>
+      <w:lvlText w:val="%2."/>
+      <w:lvlJc w:val="left"/>
+      <w:pPr>
+        <w:ind w:left="1440" w:hanging="360"/>
+      </w:pPr>
+    </w:lvl>
+    <w:lvl w:ilvl="2" w:tplc="1009001B" w:tentative="1">
+      <w:start w:val="1"/>
+      <w:numFmt w:val="lowerRoman"/>
+      <w:lvlText w:val="%3."/>
+      <w:lvlJc w:val="right"/>
+      <w:pPr>
+        <w:ind w:left="2160" w:hanging="180"/>
+      </w:pPr>
+    </w:lvl>
+    <w:lvl w:ilvl="3" w:tplc="1009000F" w:tentative="1">
+      <w:start w:val="1"/>
+      <w:numFmt w:val="decimal"/>
+      <w:lvlText w:val="%4."/>
+      <w:lvlJc w:val="left"/>
+      <w:pPr>
+        <w:ind w:left="2880" w:hanging="360"/>
+      </w:pPr>
+    </w:lvl>
+    <w:lvl w:ilvl="4" w:tplc="10090019" w:tentative="1">
+      <w:start w:val="1"/>
+      <w:numFmt w:val="lowerLetter"/>
+      <w:lvlText w:val="%5."/>
+      <w:lvlJc w:val="left"/>
+      <w:pPr>
+        <w:ind w:left="3600" w:hanging="360"/>
+      </w:pPr>
+    </w:lvl>
+    <w:lvl w:ilvl="5" w:tplc="1009001B" w:tentative="1">
+      <w:start w:val="1"/>
+      <w:numFmt w:val="lowerRoman"/>
+      <w:lvlText w:val="%6."/>
+      <w:lvlJc w:val="right"/>
+      <w:pPr>
+        <w:ind w:left="4320" w:hanging="180"/>
+      </w:pPr>
+    </w:lvl>
+    <w:lvl w:ilvl="6" w:tplc="1009000F" w:tentative="1">
+      <w:start w:val="1"/>
+      <w:numFmt w:val="decimal"/>
+      <w:lvlText w:val="%7."/>
+      <w:lvlJc w:val="left"/>
+      <w:pPr>
+        <w:ind w:left="5040" w:hanging="360"/>
+      </w:pPr>
+    </w:lvl>
+    <w:lvl w:ilvl="7" w:tplc="10090019" w:tentative="1">
+      <w:start w:val="1"/>
+      <w:numFmt w:val="lowerLetter"/>
+      <w:lvlText w:val="%8."/>
+      <w:lvlJc w:val="left"/>
+      <w:pPr>
+        <w:ind w:left="5760" w:hanging="360"/>
+      </w:pPr>
+    </w:lvl>
+    <w:lvl w:ilvl="8" w:tplc="1009001B" w:tentative="1">
+      <w:start w:val="1"/>
+      <w:numFmt w:val="lowerRoman"/>
+      <w:lvlText w:val="%9."/>
+      <w:lvlJc w:val="right"/>
+      <w:pPr>
+        <w:ind w:left="6480" w:hanging="180"/>
+      </w:pPr>
+    </w:lvl>
+  </w:abstractNum>
+  <w:abstractNum w:abstractNumId="21" w15:restartNumberingAfterBreak="0">
+    <w:nsid w:val="7A2A78A1"/>
+    <w:multiLevelType w:val="hybridMultilevel"/>
+    <w:tmpl w:val="3188786E"/>
+    <w:lvl w:ilvl="0" w:tplc="1009000F">
+      <w:start w:val="1"/>
+      <w:numFmt w:val="decimal"/>
+      <w:lvlText w:val="%1."/>
+      <w:lvlJc w:val="left"/>
+      <w:pPr>
+        <w:ind w:left="720" w:hanging="360"/>
+      </w:pPr>
+    </w:lvl>
+    <w:lvl w:ilvl="1" w:tplc="10090019" w:tentative="1">
+      <w:start w:val="1"/>
+      <w:numFmt w:val="lowerLetter"/>
+      <w:lvlText w:val="%2."/>
+      <w:lvlJc w:val="left"/>
+      <w:pPr>
+        <w:ind w:left="1440" w:hanging="360"/>
+      </w:pPr>
+    </w:lvl>
+    <w:lvl w:ilvl="2" w:tplc="1009001B" w:tentative="1">
+      <w:start w:val="1"/>
+      <w:numFmt w:val="lowerRoman"/>
+      <w:lvlText w:val="%3."/>
+      <w:lvlJc w:val="right"/>
+      <w:pPr>
+        <w:ind w:left="2160" w:hanging="180"/>
+      </w:pPr>
+    </w:lvl>
+    <w:lvl w:ilvl="3" w:tplc="1009000F" w:tentative="1">
+      <w:start w:val="1"/>
+      <w:numFmt w:val="decimal"/>
+      <w:lvlText w:val="%4."/>
+      <w:lvlJc w:val="left"/>
+      <w:pPr>
+        <w:ind w:left="2880" w:hanging="360"/>
+      </w:pPr>
+    </w:lvl>
+    <w:lvl w:ilvl="4" w:tplc="10090019" w:tentative="1">
+      <w:start w:val="1"/>
+      <w:numFmt w:val="lowerLetter"/>
+      <w:lvlText w:val="%5."/>
+      <w:lvlJc w:val="left"/>
+      <w:pPr>
+        <w:ind w:left="3600" w:hanging="360"/>
+      </w:pPr>
+    </w:lvl>
+    <w:lvl w:ilvl="5" w:tplc="1009001B" w:tentative="1">
+      <w:start w:val="1"/>
+      <w:numFmt w:val="lowerRoman"/>
+      <w:lvlText w:val="%6."/>
+      <w:lvlJc w:val="right"/>
+      <w:pPr>
+        <w:ind w:left="4320" w:hanging="180"/>
+      </w:pPr>
+    </w:lvl>
+    <w:lvl w:ilvl="6" w:tplc="1009000F" w:tentative="1">
+      <w:start w:val="1"/>
+      <w:numFmt w:val="decimal"/>
+      <w:lvlText w:val="%7."/>
+      <w:lvlJc w:val="left"/>
+      <w:pPr>
+        <w:ind w:left="5040" w:hanging="360"/>
+      </w:pPr>
+    </w:lvl>
+    <w:lvl w:ilvl="7" w:tplc="10090019" w:tentative="1">
+      <w:start w:val="1"/>
+      <w:numFmt w:val="lowerLetter"/>
+      <w:lvlText w:val="%8."/>
+      <w:lvlJc w:val="left"/>
+      <w:pPr>
+        <w:ind w:left="5760" w:hanging="360"/>
+      </w:pPr>
+    </w:lvl>
+    <w:lvl w:ilvl="8" w:tplc="1009001B" w:tentative="1">
+      <w:start w:val="1"/>
+      <w:numFmt w:val="lowerRoman"/>
+      <w:lvlText w:val="%9."/>
+      <w:lvlJc w:val="right"/>
+      <w:pPr>
+        <w:ind w:left="6480" w:hanging="180"/>
+      </w:pPr>
+    </w:lvl>
+  </w:abstractNum>
   <w:num w:numId="1" w16cid:durableId="276916658">
+    <w:abstractNumId w:val="4"/>
+  </w:num>
+  <w:num w:numId="2" w16cid:durableId="1812554035">
+    <w:abstractNumId w:val="8"/>
+  </w:num>
+  <w:num w:numId="3" w16cid:durableId="1515613140">
+    <w:abstractNumId w:val="12"/>
+  </w:num>
+  <w:num w:numId="4" w16cid:durableId="2137916738">
+    <w:abstractNumId w:val="13"/>
+  </w:num>
+  <w:num w:numId="5" w16cid:durableId="1881243044">
     <w:abstractNumId w:val="3"/>
   </w:num>
-  <w:num w:numId="2" w16cid:durableId="1812554035">
-    <w:abstractNumId w:val="5"/>
-  </w:num>
-  <w:num w:numId="3" w16cid:durableId="1515613140">
-    <w:abstractNumId w:val="7"/>
-  </w:num>
-  <w:num w:numId="4" w16cid:durableId="2137916738">
-    <w:abstractNumId w:val="8"/>
-  </w:num>
-  <w:num w:numId="5" w16cid:durableId="1881243044">
-    <w:abstractNumId w:val="2"/>
-  </w:num>
   <w:num w:numId="6" w16cid:durableId="1237352173">
-    <w:abstractNumId w:val="11"/>
+    <w:abstractNumId w:val="17"/>
   </w:num>
   <w:num w:numId="7" w16cid:durableId="2112964828">
-    <w:abstractNumId w:val="9"/>
+    <w:abstractNumId w:val="15"/>
   </w:num>
   <w:num w:numId="8" w16cid:durableId="382608159">
-    <w:abstractNumId w:val="4"/>
+    <w:abstractNumId w:val="5"/>
   </w:num>
   <w:num w:numId="9" w16cid:durableId="217597307">
     <w:abstractNumId w:val="0"/>
   </w:num>
   <w:num w:numId="10" w16cid:durableId="969751941">
-    <w:abstractNumId w:val="12"/>
+    <w:abstractNumId w:val="19"/>
   </w:num>
   <w:num w:numId="11" w16cid:durableId="1416249340">
+    <w:abstractNumId w:val="2"/>
+  </w:num>
+  <w:num w:numId="12" w16cid:durableId="2017339631">
+    <w:abstractNumId w:val="16"/>
+  </w:num>
+  <w:num w:numId="13" w16cid:durableId="490298616">
+    <w:abstractNumId w:val="10"/>
+  </w:num>
+  <w:num w:numId="14" w16cid:durableId="1872917903">
+    <w:abstractNumId w:val="11"/>
+  </w:num>
+  <w:num w:numId="15" w16cid:durableId="1334379107">
+    <w:abstractNumId w:val="9"/>
+  </w:num>
+  <w:num w:numId="16" w16cid:durableId="566645652">
     <w:abstractNumId w:val="1"/>
   </w:num>
-  <w:num w:numId="12" w16cid:durableId="2017339631">
-    <w:abstractNumId w:val="10"/>
+  <w:num w:numId="17" w16cid:durableId="734859109">
+    <w:abstractNumId w:val="20"/>
   </w:num>
-  <w:num w:numId="13" w16cid:durableId="490298616">
+  <w:num w:numId="18" w16cid:durableId="528178545">
+    <w:abstractNumId w:val="18"/>
+  </w:num>
+  <w:num w:numId="19" w16cid:durableId="1501116542">
+    <w:abstractNumId w:val="21"/>
+  </w:num>
+  <w:num w:numId="20" w16cid:durableId="13727058">
+    <w:abstractNumId w:val="7"/>
+  </w:num>
+  <w:num w:numId="21" w16cid:durableId="1530752554">
     <w:abstractNumId w:val="6"/>
+  </w:num>
+  <w:num w:numId="22" w16cid:durableId="909079835">
+    <w:abstractNumId w:val="14"/>
   </w:num>
 </w:numbering>
 </file>
 
 <file path=word/styles.xml><?xml version="1.0" encoding="utf-8"?>
-<w:styles xmlns:mc="http://schemas.openxmlformats.org/markup-compatibility/2006" xmlns:r="http://schemas.openxmlformats.org/officeDocument/2006/relationships" xmlns:w="http://schemas.openxmlformats.org/wordprocessingml/2006/main" xmlns:w14="http://schemas.microsoft.com/office/word/2010/wordml" xmlns:w15="http://schemas.microsoft.com/office/word/2012/wordml" xmlns:w16cex="http://schemas.microsoft.com/office/word/2018/wordml/cex" xmlns:w16cid="http://schemas.microsoft.com/office/word/2016/wordml/cid" xmlns:w16="http://schemas.microsoft.com/office/word/2018/wordml" xmlns:w16sdtdh="http://schemas.microsoft.com/office/word/2020/wordml/sdtdatahash" xmlns:w16se="http://schemas.microsoft.com/office/word/2015/wordml/symex" mc:Ignorable="w14 w15 w16se w16cid w16 w16cex w16sdtdh">
+<w:styles xmlns:mc="http://schemas.openxmlformats.org/markup-compatibility/2006" xmlns:r="http://schemas.openxmlformats.org/officeDocument/2006/relationships" xmlns:w="http://schemas.openxmlformats.org/wordprocessingml/2006/main" xmlns:w14="http://schemas.microsoft.com/office/word/2010/wordml" xmlns:w15="http://schemas.microsoft.com/office/word/2012/wordml" xmlns:w16cex="http://schemas.microsoft.com/office/word/2018/wordml/cex" xmlns:w16cid="http://schemas.microsoft.com/office/word/2016/wordml/cid" xmlns:w16="http://schemas.microsoft.com/office/word/2018/wordml" xmlns:w16du="http://schemas.microsoft.com/office/word/2023/wordml/word16du" xmlns:w16sdtdh="http://schemas.microsoft.com/office/word/2020/wordml/sdtdatahash" xmlns:w16sdtfl="http://schemas.microsoft.com/office/word/2024/wordml/sdtformatlock" xmlns:w16se="http://schemas.microsoft.com/office/word/2015/wordml/symex" mc:Ignorable="w14 w15 w16se w16cid w16 w16cex w16sdtdh w16sdtfl w16du">
   <w:docDefaults>
     <w:rPrDefault>
       <w:rPr>
@@ -6136,7 +9242,6 @@
     <w:next w:val="Normal"/>
     <w:link w:val="Heading4Char"/>
     <w:uiPriority w:val="9"/>
-    <w:semiHidden/>
     <w:unhideWhenUsed/>
     <w:qFormat/>
     <w:rsid w:val="0058366B"/>
@@ -6528,7 +9633,6 @@
     <w:basedOn w:val="DefaultParagraphFont"/>
     <w:link w:val="Heading4"/>
     <w:uiPriority w:val="9"/>
-    <w:semiHidden/>
     <w:rsid w:val="0058366B"/>
     <w:rPr>
       <w:rFonts w:asciiTheme="majorHAnsi" w:eastAsiaTheme="majorEastAsia" w:hAnsiTheme="majorHAnsi" w:cstheme="majorBidi"/>
@@ -6813,6 +9917,284 @@
       <w:ind w:left="440"/>
     </w:pPr>
   </w:style>
+  <w:style w:type="character" w:styleId="CommentReference">
+    <w:name w:val="annotation reference"/>
+    <w:basedOn w:val="DefaultParagraphFont"/>
+    <w:uiPriority w:val="99"/>
+    <w:semiHidden/>
+    <w:unhideWhenUsed/>
+    <w:rsid w:val="00145AD3"/>
+    <w:rPr>
+      <w:sz w:val="16"/>
+      <w:szCs w:val="16"/>
+    </w:rPr>
+  </w:style>
+  <w:style w:type="paragraph" w:styleId="CommentText">
+    <w:name w:val="annotation text"/>
+    <w:basedOn w:val="Normal"/>
+    <w:link w:val="CommentTextChar"/>
+    <w:uiPriority w:val="99"/>
+    <w:unhideWhenUsed/>
+    <w:rsid w:val="00145AD3"/>
+    <w:pPr>
+      <w:spacing w:line="240" w:lineRule="auto"/>
+    </w:pPr>
+    <w:rPr>
+      <w:sz w:val="20"/>
+      <w:szCs w:val="20"/>
+    </w:rPr>
+  </w:style>
+  <w:style w:type="character" w:customStyle="1" w:styleId="CommentTextChar">
+    <w:name w:val="Comment Text Char"/>
+    <w:basedOn w:val="DefaultParagraphFont"/>
+    <w:link w:val="CommentText"/>
+    <w:uiPriority w:val="99"/>
+    <w:rsid w:val="00145AD3"/>
+    <w:rPr>
+      <w:sz w:val="20"/>
+      <w:szCs w:val="20"/>
+    </w:rPr>
+  </w:style>
+  <w:style w:type="paragraph" w:styleId="CommentSubject">
+    <w:name w:val="annotation subject"/>
+    <w:basedOn w:val="CommentText"/>
+    <w:next w:val="CommentText"/>
+    <w:link w:val="CommentSubjectChar"/>
+    <w:uiPriority w:val="99"/>
+    <w:semiHidden/>
+    <w:unhideWhenUsed/>
+    <w:rsid w:val="00145AD3"/>
+    <w:rPr>
+      <w:b/>
+      <w:bCs/>
+    </w:rPr>
+  </w:style>
+  <w:style w:type="character" w:customStyle="1" w:styleId="CommentSubjectChar">
+    <w:name w:val="Comment Subject Char"/>
+    <w:basedOn w:val="CommentTextChar"/>
+    <w:link w:val="CommentSubject"/>
+    <w:uiPriority w:val="99"/>
+    <w:semiHidden/>
+    <w:rsid w:val="00145AD3"/>
+    <w:rPr>
+      <w:b/>
+      <w:bCs/>
+      <w:sz w:val="20"/>
+      <w:szCs w:val="20"/>
+    </w:rPr>
+  </w:style>
+  <w:style w:type="character" w:styleId="UnresolvedMention">
+    <w:name w:val="Unresolved Mention"/>
+    <w:basedOn w:val="DefaultParagraphFont"/>
+    <w:uiPriority w:val="99"/>
+    <w:semiHidden/>
+    <w:unhideWhenUsed/>
+    <w:rsid w:val="00DC3D05"/>
+    <w:rPr>
+      <w:color w:val="605E5C"/>
+      <w:shd w:val="clear" w:color="auto" w:fill="E1DFDD"/>
+    </w:rPr>
+  </w:style>
+  <w:style w:type="table" w:styleId="GridTable4-Accent2">
+    <w:name w:val="Grid Table 4 Accent 2"/>
+    <w:basedOn w:val="TableNormal"/>
+    <w:uiPriority w:val="49"/>
+    <w:rsid w:val="00E71EAA"/>
+    <w:pPr>
+      <w:spacing w:after="0" w:line="240" w:lineRule="auto"/>
+    </w:pPr>
+    <w:tblPr>
+      <w:tblStyleRowBandSize w:val="1"/>
+      <w:tblStyleColBandSize w:val="1"/>
+      <w:tblBorders>
+        <w:top w:val="single" w:sz="4" w:space="0" w:color="F5868A" w:themeColor="accent2" w:themeTint="99"/>
+        <w:left w:val="single" w:sz="4" w:space="0" w:color="F5868A" w:themeColor="accent2" w:themeTint="99"/>
+        <w:bottom w:val="single" w:sz="4" w:space="0" w:color="F5868A" w:themeColor="accent2" w:themeTint="99"/>
+        <w:right w:val="single" w:sz="4" w:space="0" w:color="F5868A" w:themeColor="accent2" w:themeTint="99"/>
+        <w:insideH w:val="single" w:sz="4" w:space="0" w:color="F5868A" w:themeColor="accent2" w:themeTint="99"/>
+        <w:insideV w:val="single" w:sz="4" w:space="0" w:color="F5868A" w:themeColor="accent2" w:themeTint="99"/>
+      </w:tblBorders>
+    </w:tblPr>
+    <w:tblStylePr w:type="firstRow">
+      <w:rPr>
+        <w:b/>
+        <w:bCs/>
+        <w:color w:val="FFFFFF" w:themeColor="background1"/>
+      </w:rPr>
+      <w:tblPr/>
+      <w:tcPr>
+        <w:tcBorders>
+          <w:top w:val="single" w:sz="4" w:space="0" w:color="EF373E" w:themeColor="accent2"/>
+          <w:left w:val="single" w:sz="4" w:space="0" w:color="EF373E" w:themeColor="accent2"/>
+          <w:bottom w:val="single" w:sz="4" w:space="0" w:color="EF373E" w:themeColor="accent2"/>
+          <w:right w:val="single" w:sz="4" w:space="0" w:color="EF373E" w:themeColor="accent2"/>
+          <w:insideH w:val="nil"/>
+          <w:insideV w:val="nil"/>
+        </w:tcBorders>
+        <w:shd w:val="clear" w:color="auto" w:fill="EF373E" w:themeFill="accent2"/>
+      </w:tcPr>
+    </w:tblStylePr>
+    <w:tblStylePr w:type="lastRow">
+      <w:rPr>
+        <w:b/>
+        <w:bCs/>
+      </w:rPr>
+      <w:tblPr/>
+      <w:tcPr>
+        <w:tcBorders>
+          <w:top w:val="double" w:sz="4" w:space="0" w:color="EF373E" w:themeColor="accent2"/>
+        </w:tcBorders>
+      </w:tcPr>
+    </w:tblStylePr>
+    <w:tblStylePr w:type="firstCol">
+      <w:rPr>
+        <w:b/>
+        <w:bCs/>
+      </w:rPr>
+    </w:tblStylePr>
+    <w:tblStylePr w:type="lastCol">
+      <w:rPr>
+        <w:b/>
+        <w:bCs/>
+      </w:rPr>
+    </w:tblStylePr>
+    <w:tblStylePr w:type="band1Vert">
+      <w:tblPr/>
+      <w:tcPr>
+        <w:shd w:val="clear" w:color="auto" w:fill="FBD6D8" w:themeFill="accent2" w:themeFillTint="33"/>
+      </w:tcPr>
+    </w:tblStylePr>
+    <w:tblStylePr w:type="band1Horz">
+      <w:tblPr/>
+      <w:tcPr>
+        <w:shd w:val="clear" w:color="auto" w:fill="FBD6D8" w:themeFill="accent2" w:themeFillTint="33"/>
+      </w:tcPr>
+    </w:tblStylePr>
+  </w:style>
+  <w:style w:type="table" w:styleId="ListTable3-Accent2">
+    <w:name w:val="List Table 3 Accent 2"/>
+    <w:basedOn w:val="TableNormal"/>
+    <w:uiPriority w:val="48"/>
+    <w:rsid w:val="00B66EE1"/>
+    <w:pPr>
+      <w:spacing w:after="0" w:line="240" w:lineRule="auto"/>
+    </w:pPr>
+    <w:tblPr>
+      <w:tblStyleRowBandSize w:val="1"/>
+      <w:tblStyleColBandSize w:val="1"/>
+      <w:tblBorders>
+        <w:top w:val="single" w:sz="4" w:space="0" w:color="EF373E" w:themeColor="accent2"/>
+        <w:left w:val="single" w:sz="4" w:space="0" w:color="EF373E" w:themeColor="accent2"/>
+        <w:bottom w:val="single" w:sz="4" w:space="0" w:color="EF373E" w:themeColor="accent2"/>
+        <w:right w:val="single" w:sz="4" w:space="0" w:color="EF373E" w:themeColor="accent2"/>
+      </w:tblBorders>
+    </w:tblPr>
+    <w:tblStylePr w:type="firstRow">
+      <w:rPr>
+        <w:b/>
+        <w:bCs/>
+        <w:color w:val="FFFFFF" w:themeColor="background1"/>
+      </w:rPr>
+      <w:tblPr/>
+      <w:tcPr>
+        <w:shd w:val="clear" w:color="auto" w:fill="EF373E" w:themeFill="accent2"/>
+      </w:tcPr>
+    </w:tblStylePr>
+    <w:tblStylePr w:type="lastRow">
+      <w:rPr>
+        <w:b/>
+        <w:bCs/>
+      </w:rPr>
+      <w:tblPr/>
+      <w:tcPr>
+        <w:tcBorders>
+          <w:top w:val="double" w:sz="4" w:space="0" w:color="EF373E" w:themeColor="accent2"/>
+        </w:tcBorders>
+        <w:shd w:val="clear" w:color="auto" w:fill="FFFFFF" w:themeFill="background1"/>
+      </w:tcPr>
+    </w:tblStylePr>
+    <w:tblStylePr w:type="firstCol">
+      <w:rPr>
+        <w:b/>
+        <w:bCs/>
+      </w:rPr>
+      <w:tblPr/>
+      <w:tcPr>
+        <w:tcBorders>
+          <w:right w:val="nil"/>
+        </w:tcBorders>
+        <w:shd w:val="clear" w:color="auto" w:fill="FFFFFF" w:themeFill="background1"/>
+      </w:tcPr>
+    </w:tblStylePr>
+    <w:tblStylePr w:type="lastCol">
+      <w:rPr>
+        <w:b/>
+        <w:bCs/>
+      </w:rPr>
+      <w:tblPr/>
+      <w:tcPr>
+        <w:tcBorders>
+          <w:left w:val="nil"/>
+        </w:tcBorders>
+        <w:shd w:val="clear" w:color="auto" w:fill="FFFFFF" w:themeFill="background1"/>
+      </w:tcPr>
+    </w:tblStylePr>
+    <w:tblStylePr w:type="band1Vert">
+      <w:tblPr/>
+      <w:tcPr>
+        <w:tcBorders>
+          <w:left w:val="single" w:sz="4" w:space="0" w:color="EF373E" w:themeColor="accent2"/>
+          <w:right w:val="single" w:sz="4" w:space="0" w:color="EF373E" w:themeColor="accent2"/>
+        </w:tcBorders>
+      </w:tcPr>
+    </w:tblStylePr>
+    <w:tblStylePr w:type="band1Horz">
+      <w:tblPr/>
+      <w:tcPr>
+        <w:tcBorders>
+          <w:top w:val="single" w:sz="4" w:space="0" w:color="EF373E" w:themeColor="accent2"/>
+          <w:bottom w:val="single" w:sz="4" w:space="0" w:color="EF373E" w:themeColor="accent2"/>
+          <w:insideH w:val="nil"/>
+        </w:tcBorders>
+      </w:tcPr>
+    </w:tblStylePr>
+    <w:tblStylePr w:type="neCell">
+      <w:tblPr/>
+      <w:tcPr>
+        <w:tcBorders>
+          <w:left w:val="nil"/>
+          <w:bottom w:val="nil"/>
+        </w:tcBorders>
+      </w:tcPr>
+    </w:tblStylePr>
+    <w:tblStylePr w:type="nwCell">
+      <w:tblPr/>
+      <w:tcPr>
+        <w:tcBorders>
+          <w:bottom w:val="nil"/>
+          <w:right w:val="nil"/>
+        </w:tcBorders>
+      </w:tcPr>
+    </w:tblStylePr>
+    <w:tblStylePr w:type="seCell">
+      <w:tblPr/>
+      <w:tcPr>
+        <w:tcBorders>
+          <w:top w:val="double" w:sz="4" w:space="0" w:color="EF373E" w:themeColor="accent2"/>
+          <w:left w:val="nil"/>
+        </w:tcBorders>
+      </w:tcPr>
+    </w:tblStylePr>
+    <w:tblStylePr w:type="swCell">
+      <w:tblPr/>
+      <w:tcPr>
+        <w:tcBorders>
+          <w:top w:val="double" w:sz="4" w:space="0" w:color="EF373E" w:themeColor="accent2"/>
+          <w:right w:val="nil"/>
+        </w:tcBorders>
+      </w:tcPr>
+    </w:tblStylePr>
+  </w:style>
 </w:styles>
 </file>
 
@@ -7078,34 +10460,10 @@
 </file>
 
 <file path=customXml/item1.xml><?xml version="1.0" encoding="utf-8"?>
-<b:Sources xmlns:b="http://schemas.openxmlformats.org/officeDocument/2006/bibliography" xmlns="http://schemas.openxmlformats.org/officeDocument/2006/bibliography" SelectedStyle="\APASixthEditionOfficeOnline.xsl" StyleName="APA" Version="6"/>
-</file>
-
-<file path=customXml/item2.xml><?xml version="1.0" encoding="utf-8"?>
-<p:properties xmlns:p="http://schemas.microsoft.com/office/2006/metadata/properties" xmlns:xsi="http://www.w3.org/2001/XMLSchema-instance" xmlns:pc="http://schemas.microsoft.com/office/infopath/2007/PartnerControls">
-  <documentManagement>
-    <TaxCatchAll xmlns="715913e6-4bf0-458f-8160-f18e142d04ff" xsi:nil="true"/>
-    <lcf76f155ced4ddcb4097134ff3c332f xmlns="e718a8af-5d48-45b1-a7fb-cef00c107a7a">
-      <Terms xmlns="http://schemas.microsoft.com/office/infopath/2007/PartnerControls"/>
-    </lcf76f155ced4ddcb4097134ff3c332f>
-  </documentManagement>
-</p:properties>
-</file>
-
-<file path=customXml/item3.xml><?xml version="1.0" encoding="utf-8"?>
-<?mso-contentType ?>
-<FormTemplates xmlns="http://schemas.microsoft.com/sharepoint/v3/contenttype/forms">
-  <Display>DocumentLibraryForm</Display>
-  <Edit>DocumentLibraryForm</Edit>
-  <New>DocumentLibraryForm</New>
-</FormTemplates>
-</file>
-
-<file path=customXml/item4.xml><?xml version="1.0" encoding="utf-8"?>
-<ct:contentTypeSchema xmlns:ct="http://schemas.microsoft.com/office/2006/metadata/contentType" xmlns:ma="http://schemas.microsoft.com/office/2006/metadata/properties/metaAttributes" ct:_="" ma:_="" ma:contentTypeName="Document" ma:contentTypeID="0x0101001DC44D19606E8540AF995795CBBBCE63" ma:contentTypeVersion="16" ma:contentTypeDescription="Create a new document." ma:contentTypeScope="" ma:versionID="72518c49cc9021390dbba2958e7a3f0c">
-  <xsd:schema xmlns:xsd="http://www.w3.org/2001/XMLSchema" xmlns:xs="http://www.w3.org/2001/XMLSchema" xmlns:p="http://schemas.microsoft.com/office/2006/metadata/properties" xmlns:ns2="e718a8af-5d48-45b1-a7fb-cef00c107a7a" xmlns:ns3="715913e6-4bf0-458f-8160-f18e142d04ff" targetNamespace="http://schemas.microsoft.com/office/2006/metadata/properties" ma:root="true" ma:fieldsID="175092e7cad6d6b91dac7c2ca96d6cf8" ns2:_="" ns3:_="">
-    <xsd:import namespace="e718a8af-5d48-45b1-a7fb-cef00c107a7a"/>
-    <xsd:import namespace="715913e6-4bf0-458f-8160-f18e142d04ff"/>
+<ct:contentTypeSchema xmlns:ct="http://schemas.microsoft.com/office/2006/metadata/contentType" xmlns:ma="http://schemas.microsoft.com/office/2006/metadata/properties/metaAttributes" ct:_="" ma:_="" ma:contentTypeName="Document" ma:contentTypeID="0x010100B51EC7ECFAC78D4E8EF6CBAFFF0B3505" ma:contentTypeVersion="18" ma:contentTypeDescription="Create a new document." ma:contentTypeScope="" ma:versionID="c16a8de1b3ad07fcfe40131daee80152">
+  <xsd:schema xmlns:xsd="http://www.w3.org/2001/XMLSchema" xmlns:xs="http://www.w3.org/2001/XMLSchema" xmlns:p="http://schemas.microsoft.com/office/2006/metadata/properties" xmlns:ns2="cf9f6c1f-8ad0-4eb8-bb2b-fb0b622a341e" xmlns:ns3="72c39c84-b0a3-45a2-a38c-ff46bb47f11f" targetNamespace="http://schemas.microsoft.com/office/2006/metadata/properties" ma:root="true" ma:fieldsID="85720a748046338a72a4f25fe522aa39" ns2:_="" ns3:_="">
+    <xsd:import namespace="cf9f6c1f-8ad0-4eb8-bb2b-fb0b622a341e"/>
+    <xsd:import namespace="72c39c84-b0a3-45a2-a38c-ff46bb47f11f"/>
     <xsd:element name="properties">
       <xsd:complexType>
         <xsd:sequence>
@@ -7116,12 +10474,14 @@
                 <xsd:element ref="ns2:MediaServiceFastMetadata" minOccurs="0"/>
                 <xsd:element ref="ns2:MediaServiceAutoKeyPoints" minOccurs="0"/>
                 <xsd:element ref="ns2:MediaServiceKeyPoints" minOccurs="0"/>
+                <xsd:element ref="ns2:MediaServiceDateTaken" minOccurs="0"/>
                 <xsd:element ref="ns2:MediaServiceGenerationTime" minOccurs="0"/>
                 <xsd:element ref="ns2:MediaServiceEventHashCode" minOccurs="0"/>
                 <xsd:element ref="ns2:MediaServiceOCR" minOccurs="0"/>
-                <xsd:element ref="ns2:MediaServiceDateTaken" minOccurs="0"/>
+                <xsd:element ref="ns2:MediaServiceLocation" minOccurs="0"/>
+                <xsd:element ref="ns3:SharedWithUsers" minOccurs="0"/>
+                <xsd:element ref="ns3:SharedWithDetails" minOccurs="0"/>
                 <xsd:element ref="ns2:MediaLengthInSeconds" minOccurs="0"/>
-                <xsd:element ref="ns2:MediaServiceLocation" minOccurs="0"/>
                 <xsd:element ref="ns2:lcf76f155ced4ddcb4097134ff3c332f" minOccurs="0"/>
                 <xsd:element ref="ns3:TaxCatchAll" minOccurs="0"/>
                 <xsd:element ref="ns2:MediaServiceObjectDetectorVersions" minOccurs="0"/>
@@ -7133,7 +10493,7 @@
       </xsd:complexType>
     </xsd:element>
   </xsd:schema>
-  <xsd:schema xmlns:xsd="http://www.w3.org/2001/XMLSchema" xmlns:xs="http://www.w3.org/2001/XMLSchema" xmlns:dms="http://schemas.microsoft.com/office/2006/documentManagement/types" xmlns:pc="http://schemas.microsoft.com/office/infopath/2007/PartnerControls" targetNamespace="e718a8af-5d48-45b1-a7fb-cef00c107a7a" elementFormDefault="qualified">
+  <xsd:schema xmlns:xsd="http://www.w3.org/2001/XMLSchema" xmlns:xs="http://www.w3.org/2001/XMLSchema" xmlns:dms="http://schemas.microsoft.com/office/2006/documentManagement/types" xmlns:pc="http://schemas.microsoft.com/office/infopath/2007/PartnerControls" targetNamespace="cf9f6c1f-8ad0-4eb8-bb2b-fb0b622a341e" elementFormDefault="qualified">
     <xsd:import namespace="http://schemas.microsoft.com/office/2006/documentManagement/types"/>
     <xsd:import namespace="http://schemas.microsoft.com/office/infopath/2007/PartnerControls"/>
     <xsd:element name="MediaServiceMetadata" ma:index="8" nillable="true" ma:displayName="MediaServiceMetadata" ma:hidden="true" ma:internalName="MediaServiceMetadata" ma:readOnly="true">
@@ -7158,60 +10518,86 @@
         </xsd:restriction>
       </xsd:simpleType>
     </xsd:element>
-    <xsd:element name="MediaServiceGenerationTime" ma:index="12" nillable="true" ma:displayName="MediaServiceGenerationTime" ma:hidden="true" ma:internalName="MediaServiceGenerationTime" ma:readOnly="true">
+    <xsd:element name="MediaServiceDateTaken" ma:index="12" nillable="true" ma:displayName="MediaServiceDateTaken" ma:hidden="true" ma:internalName="MediaServiceDateTaken" ma:readOnly="true">
       <xsd:simpleType>
         <xsd:restriction base="dms:Text"/>
       </xsd:simpleType>
     </xsd:element>
-    <xsd:element name="MediaServiceEventHashCode" ma:index="13" nillable="true" ma:displayName="MediaServiceEventHashCode" ma:hidden="true" ma:internalName="MediaServiceEventHashCode" ma:readOnly="true">
+    <xsd:element name="MediaServiceGenerationTime" ma:index="13" nillable="true" ma:displayName="MediaServiceGenerationTime" ma:hidden="true" ma:internalName="MediaServiceGenerationTime" ma:readOnly="true">
       <xsd:simpleType>
         <xsd:restriction base="dms:Text"/>
       </xsd:simpleType>
     </xsd:element>
-    <xsd:element name="MediaServiceOCR" ma:index="14" nillable="true" ma:displayName="Extracted Text" ma:internalName="MediaServiceOCR" ma:readOnly="true">
+    <xsd:element name="MediaServiceEventHashCode" ma:index="14" nillable="true" ma:displayName="MediaServiceEventHashCode" ma:hidden="true" ma:internalName="MediaServiceEventHashCode" ma:readOnly="true">
+      <xsd:simpleType>
+        <xsd:restriction base="dms:Text"/>
+      </xsd:simpleType>
+    </xsd:element>
+    <xsd:element name="MediaServiceOCR" ma:index="15" nillable="true" ma:displayName="Extracted Text" ma:internalName="MediaServiceOCR" ma:readOnly="true">
       <xsd:simpleType>
         <xsd:restriction base="dms:Note">
           <xsd:maxLength value="255"/>
         </xsd:restriction>
       </xsd:simpleType>
     </xsd:element>
-    <xsd:element name="MediaServiceDateTaken" ma:index="15" nillable="true" ma:displayName="MediaServiceDateTaken" ma:hidden="true" ma:internalName="MediaServiceDateTaken" ma:readOnly="true">
+    <xsd:element name="MediaServiceLocation" ma:index="16" nillable="true" ma:displayName="Location" ma:internalName="MediaServiceLocation" ma:readOnly="true">
       <xsd:simpleType>
         <xsd:restriction base="dms:Text"/>
       </xsd:simpleType>
     </xsd:element>
-    <xsd:element name="MediaLengthInSeconds" ma:index="16" nillable="true" ma:displayName="MediaLengthInSeconds" ma:hidden="true" ma:internalName="MediaLengthInSeconds" ma:readOnly="true">
+    <xsd:element name="MediaLengthInSeconds" ma:index="19" nillable="true" ma:displayName="Length (seconds)" ma:internalName="MediaLengthInSeconds" ma:readOnly="true">
       <xsd:simpleType>
         <xsd:restriction base="dms:Unknown"/>
       </xsd:simpleType>
     </xsd:element>
-    <xsd:element name="MediaServiceLocation" ma:index="17" nillable="true" ma:displayName="Location" ma:internalName="MediaServiceLocation" ma:readOnly="true">
-      <xsd:simpleType>
-        <xsd:restriction base="dms:Text"/>
-      </xsd:simpleType>
-    </xsd:element>
-    <xsd:element name="lcf76f155ced4ddcb4097134ff3c332f" ma:index="19" nillable="true" ma:taxonomy="true" ma:internalName="lcf76f155ced4ddcb4097134ff3c332f" ma:taxonomyFieldName="MediaServiceImageTags" ma:displayName="Image Tags" ma:readOnly="false" ma:fieldId="{5cf76f15-5ced-4ddc-b409-7134ff3c332f}" ma:taxonomyMulti="true" ma:sspId="26ec1fed-e6ae-4c84-a4ac-123136fd9316" ma:termSetId="09814cd3-568e-fe90-9814-8d621ff8fb84" ma:anchorId="fba54fb3-c3e1-fe81-a776-ca4b69148c4d" ma:open="true" ma:isKeyword="false">
+    <xsd:element name="lcf76f155ced4ddcb4097134ff3c332f" ma:index="21" nillable="true" ma:taxonomy="true" ma:internalName="lcf76f155ced4ddcb4097134ff3c332f" ma:taxonomyFieldName="MediaServiceImageTags" ma:displayName="Image Tags" ma:readOnly="false" ma:fieldId="{5cf76f15-5ced-4ddc-b409-7134ff3c332f}" ma:taxonomyMulti="true" ma:sspId="26ec1fed-e6ae-4c84-a4ac-123136fd9316" ma:termSetId="09814cd3-568e-fe90-9814-8d621ff8fb84" ma:anchorId="fba54fb3-c3e1-fe81-a776-ca4b69148c4d" ma:open="true" ma:isKeyword="false">
       <xsd:complexType>
         <xsd:sequence>
           <xsd:element ref="pc:Terms" minOccurs="0" maxOccurs="1"/>
         </xsd:sequence>
       </xsd:complexType>
     </xsd:element>
-    <xsd:element name="MediaServiceObjectDetectorVersions" ma:index="21" nillable="true" ma:displayName="MediaServiceObjectDetectorVersions" ma:description="" ma:hidden="true" ma:indexed="true" ma:internalName="MediaServiceObjectDetectorVersions" ma:readOnly="true">
+    <xsd:element name="MediaServiceObjectDetectorVersions" ma:index="23" nillable="true" ma:displayName="MediaServiceObjectDetectorVersions" ma:description="" ma:hidden="true" ma:indexed="true" ma:internalName="MediaServiceObjectDetectorVersions" ma:readOnly="true">
       <xsd:simpleType>
         <xsd:restriction base="dms:Text"/>
       </xsd:simpleType>
     </xsd:element>
-    <xsd:element name="MediaServiceSearchProperties" ma:index="22" nillable="true" ma:displayName="MediaServiceSearchProperties" ma:hidden="true" ma:internalName="MediaServiceSearchProperties" ma:readOnly="true">
+    <xsd:element name="MediaServiceSearchProperties" ma:index="24" nillable="true" ma:displayName="MediaServiceSearchProperties" ma:hidden="true" ma:internalName="MediaServiceSearchProperties" ma:readOnly="true">
       <xsd:simpleType>
         <xsd:restriction base="dms:Note"/>
       </xsd:simpleType>
     </xsd:element>
   </xsd:schema>
-  <xsd:schema xmlns:xsd="http://www.w3.org/2001/XMLSchema" xmlns:xs="http://www.w3.org/2001/XMLSchema" xmlns:dms="http://schemas.microsoft.com/office/2006/documentManagement/types" xmlns:pc="http://schemas.microsoft.com/office/infopath/2007/PartnerControls" targetNamespace="715913e6-4bf0-458f-8160-f18e142d04ff" elementFormDefault="qualified">
+  <xsd:schema xmlns:xsd="http://www.w3.org/2001/XMLSchema" xmlns:xs="http://www.w3.org/2001/XMLSchema" xmlns:dms="http://schemas.microsoft.com/office/2006/documentManagement/types" xmlns:pc="http://schemas.microsoft.com/office/infopath/2007/PartnerControls" targetNamespace="72c39c84-b0a3-45a2-a38c-ff46bb47f11f" elementFormDefault="qualified">
     <xsd:import namespace="http://schemas.microsoft.com/office/2006/documentManagement/types"/>
     <xsd:import namespace="http://schemas.microsoft.com/office/infopath/2007/PartnerControls"/>
-    <xsd:element name="TaxCatchAll" ma:index="20" nillable="true" ma:displayName="Taxonomy Catch All Column" ma:hidden="true" ma:list="{b05470fb-f248-421d-a4ae-c1bb0b45488d}" ma:internalName="TaxCatchAll" ma:showField="CatchAllData" ma:web="715913e6-4bf0-458f-8160-f18e142d04ff">
+    <xsd:element name="SharedWithUsers" ma:index="17" nillable="true" ma:displayName="Shared With" ma:internalName="SharedWithUsers" ma:readOnly="true">
+      <xsd:complexType>
+        <xsd:complexContent>
+          <xsd:extension base="dms:UserMulti">
+            <xsd:sequence>
+              <xsd:element name="UserInfo" minOccurs="0" maxOccurs="unbounded">
+                <xsd:complexType>
+                  <xsd:sequence>
+                    <xsd:element name="DisplayName" type="xsd:string" minOccurs="0"/>
+                    <xsd:element name="AccountId" type="dms:UserId" minOccurs="0" nillable="true"/>
+                    <xsd:element name="AccountType" type="xsd:string" minOccurs="0"/>
+                  </xsd:sequence>
+                </xsd:complexType>
+              </xsd:element>
+            </xsd:sequence>
+          </xsd:extension>
+        </xsd:complexContent>
+      </xsd:complexType>
+    </xsd:element>
+    <xsd:element name="SharedWithDetails" ma:index="18" nillable="true" ma:displayName="Shared With Details" ma:internalName="SharedWithDetails" ma:readOnly="true">
+      <xsd:simpleType>
+        <xsd:restriction base="dms:Note">
+          <xsd:maxLength value="255"/>
+        </xsd:restriction>
+      </xsd:simpleType>
+    </xsd:element>
+    <xsd:element name="TaxCatchAll" ma:index="22" nillable="true" ma:displayName="Taxonomy Catch All Column" ma:hidden="true" ma:list="{230263d0-9f1a-4e63-a49c-f06b563fb00a}" ma:internalName="TaxCatchAll" ma:showField="CatchAllData" ma:web="72c39c84-b0a3-45a2-a38c-ff46bb47f11f">
       <xsd:complexType>
         <xsd:complexContent>
           <xsd:extension base="dms:MultiChoiceLookup">
@@ -7322,26 +10708,50 @@
 </ct:contentTypeSchema>
 </file>
 
+<file path=customXml/item2.xml><?xml version="1.0" encoding="utf-8"?>
+<?mso-contentType ?>
+<FormTemplates xmlns="http://schemas.microsoft.com/sharepoint/v3/contenttype/forms">
+  <Display>DocumentLibraryForm</Display>
+  <Edit>DocumentLibraryForm</Edit>
+  <New>DocumentLibraryForm</New>
+</FormTemplates>
+</file>
+
+<file path=customXml/item3.xml><?xml version="1.0" encoding="utf-8"?>
+<p:properties xmlns:p="http://schemas.microsoft.com/office/2006/metadata/properties" xmlns:xsi="http://www.w3.org/2001/XMLSchema-instance" xmlns:pc="http://schemas.microsoft.com/office/infopath/2007/PartnerControls">
+  <documentManagement>
+    <TaxCatchAll xmlns="72c39c84-b0a3-45a2-a38c-ff46bb47f11f" xsi:nil="true"/>
+    <lcf76f155ced4ddcb4097134ff3c332f xmlns="cf9f6c1f-8ad0-4eb8-bb2b-fb0b622a341e">
+      <Terms xmlns="http://schemas.microsoft.com/office/infopath/2007/PartnerControls"/>
+    </lcf76f155ced4ddcb4097134ff3c332f>
+  </documentManagement>
+</p:properties>
+</file>
+
+<file path=customXml/item4.xml><?xml version="1.0" encoding="utf-8"?>
+<b:Sources xmlns:b="http://schemas.openxmlformats.org/officeDocument/2006/bibliography" xmlns="http://schemas.openxmlformats.org/officeDocument/2006/bibliography" SelectedStyle="\APASixthEditionOfficeOnline.xsl" StyleName="APA" Version="6"/>
+</file>
+
 <file path=customXml/itemProps1.xml><?xml version="1.0" encoding="utf-8"?>
-<ds:datastoreItem xmlns:ds="http://schemas.openxmlformats.org/officeDocument/2006/customXml" ds:itemID="{C438ADBA-56D5-474C-BF2C-97C24DDF66BD}">
+<ds:datastoreItem xmlns:ds="http://schemas.openxmlformats.org/officeDocument/2006/customXml" ds:itemID="{EB643AEA-3C27-4CD3-8341-69B9408AE383}">
   <ds:schemaRefs>
-    <ds:schemaRef ds:uri="http://schemas.openxmlformats.org/officeDocument/2006/bibliography"/>
+    <ds:schemaRef ds:uri="http://schemas.microsoft.com/office/2006/metadata/contentType"/>
+    <ds:schemaRef ds:uri="http://schemas.microsoft.com/office/2006/metadata/properties/metaAttributes"/>
+    <ds:schemaRef ds:uri="http://www.w3.org/2001/XMLSchema"/>
+    <ds:schemaRef ds:uri="http://schemas.microsoft.com/office/2006/metadata/properties"/>
+    <ds:schemaRef ds:uri="cf9f6c1f-8ad0-4eb8-bb2b-fb0b622a341e"/>
+    <ds:schemaRef ds:uri="72c39c84-b0a3-45a2-a38c-ff46bb47f11f"/>
+    <ds:schemaRef ds:uri="http://schemas.microsoft.com/office/2006/documentManagement/types"/>
+    <ds:schemaRef ds:uri="http://schemas.microsoft.com/office/infopath/2007/PartnerControls"/>
+    <ds:schemaRef ds:uri="http://schemas.openxmlformats.org/package/2006/metadata/core-properties"/>
+    <ds:schemaRef ds:uri="http://purl.org/dc/elements/1.1/"/>
+    <ds:schemaRef ds:uri="http://purl.org/dc/terms/"/>
+    <ds:schemaRef ds:uri="http://schemas.microsoft.com/internal/obd"/>
   </ds:schemaRefs>
 </ds:datastoreItem>
 </file>
 
 <file path=customXml/itemProps2.xml><?xml version="1.0" encoding="utf-8"?>
-<ds:datastoreItem xmlns:ds="http://schemas.openxmlformats.org/officeDocument/2006/customXml" ds:itemID="{3A085C18-819E-4466-9494-DD461C39C2B0}">
-  <ds:schemaRefs>
-    <ds:schemaRef ds:uri="http://schemas.microsoft.com/office/2006/metadata/properties"/>
-    <ds:schemaRef ds:uri="http://schemas.microsoft.com/office/infopath/2007/PartnerControls"/>
-    <ds:schemaRef ds:uri="38b325e6-602c-452a-8617-173bf47082c5"/>
-    <ds:schemaRef ds:uri="8cf100d1-0775-4feb-8634-62999c4541bc"/>
-  </ds:schemaRefs>
-</ds:datastoreItem>
-</file>
-
-<file path=customXml/itemProps3.xml><?xml version="1.0" encoding="utf-8"?>
 <ds:datastoreItem xmlns:ds="http://schemas.openxmlformats.org/officeDocument/2006/customXml" ds:itemID="{2585761D-1AE9-4796-83E7-A2FC381967AF}">
   <ds:schemaRefs>
     <ds:schemaRef ds:uri="http://schemas.microsoft.com/sharepoint/v3/contenttype/forms"/>
@@ -7349,6 +10759,21 @@
 </ds:datastoreItem>
 </file>
 
+<file path=customXml/itemProps3.xml><?xml version="1.0" encoding="utf-8"?>
+<ds:datastoreItem xmlns:ds="http://schemas.openxmlformats.org/officeDocument/2006/customXml" ds:itemID="{3A085C18-819E-4466-9494-DD461C39C2B0}">
+  <ds:schemaRefs>
+    <ds:schemaRef ds:uri="http://schemas.microsoft.com/office/2006/metadata/properties"/>
+    <ds:schemaRef ds:uri="http://schemas.microsoft.com/office/infopath/2007/PartnerControls"/>
+    <ds:schemaRef ds:uri="72c39c84-b0a3-45a2-a38c-ff46bb47f11f"/>
+    <ds:schemaRef ds:uri="cf9f6c1f-8ad0-4eb8-bb2b-fb0b622a341e"/>
+  </ds:schemaRefs>
+</ds:datastoreItem>
+</file>
+
 <file path=customXml/itemProps4.xml><?xml version="1.0" encoding="utf-8"?>
-<ds:datastoreItem xmlns:ds="http://schemas.openxmlformats.org/officeDocument/2006/customXml" ds:itemID="{DE82C13F-BDB9-4663-B7B2-B69190ECB20C}"/>
+<ds:datastoreItem xmlns:ds="http://schemas.openxmlformats.org/officeDocument/2006/customXml" ds:itemID="{C438ADBA-56D5-474C-BF2C-97C24DDF66BD}">
+  <ds:schemaRefs>
+    <ds:schemaRef ds:uri="http://schemas.openxmlformats.org/officeDocument/2006/bibliography"/>
+  </ds:schemaRefs>
+</ds:datastoreItem>
 </file>